--- a/WebContent/docx/HER2基因扩增报告-苏州九院.docx
+++ b/WebContent/docx/HER2基因扩增报告-苏州九院.docx
@@ -235,6 +235,22 @@
         <w:gridCol w:w="4471"/>
       </w:tblGrid>
       <w:tr>
+        <w:tblPrEx>
+          <w:tblBorders>
+            <w:top w:val="single" w:color="auto" w:sz="4" w:space="0"/>
+            <w:left w:val="single" w:color="auto" w:sz="4" w:space="0"/>
+            <w:bottom w:val="single" w:color="auto" w:sz="4" w:space="0"/>
+            <w:right w:val="single" w:color="auto" w:sz="4" w:space="0"/>
+            <w:insideH w:val="single" w:color="auto" w:sz="4" w:space="0"/>
+            <w:insideV w:val="single" w:color="auto" w:sz="4" w:space="0"/>
+          </w:tblBorders>
+          <w:tblCellMar>
+            <w:top w:w="0" w:type="dxa"/>
+            <w:left w:w="108" w:type="dxa"/>
+            <w:bottom w:w="0" w:type="dxa"/>
+            <w:right w:w="108" w:type="dxa"/>
+          </w:tblCellMar>
+        </w:tblPrEx>
         <w:trPr>
           <w:trHeight w:val="667" w:hRule="atLeast"/>
           <w:jc w:val="center"/>
@@ -305,6 +321,22 @@
         </w:tc>
       </w:tr>
       <w:tr>
+        <w:tblPrEx>
+          <w:tblBorders>
+            <w:top w:val="single" w:color="auto" w:sz="4" w:space="0"/>
+            <w:left w:val="single" w:color="auto" w:sz="4" w:space="0"/>
+            <w:bottom w:val="single" w:color="auto" w:sz="4" w:space="0"/>
+            <w:right w:val="single" w:color="auto" w:sz="4" w:space="0"/>
+            <w:insideH w:val="single" w:color="auto" w:sz="4" w:space="0"/>
+            <w:insideV w:val="single" w:color="auto" w:sz="4" w:space="0"/>
+          </w:tblBorders>
+          <w:tblCellMar>
+            <w:top w:w="0" w:type="dxa"/>
+            <w:left w:w="108" w:type="dxa"/>
+            <w:bottom w:w="0" w:type="dxa"/>
+            <w:right w:w="108" w:type="dxa"/>
+          </w:tblCellMar>
+        </w:tblPrEx>
         <w:trPr>
           <w:trHeight w:val="667" w:hRule="atLeast"/>
           <w:jc w:val="center"/>
@@ -375,6 +407,22 @@
         </w:tc>
       </w:tr>
       <w:tr>
+        <w:tblPrEx>
+          <w:tblBorders>
+            <w:top w:val="single" w:color="auto" w:sz="4" w:space="0"/>
+            <w:left w:val="single" w:color="auto" w:sz="4" w:space="0"/>
+            <w:bottom w:val="single" w:color="auto" w:sz="4" w:space="0"/>
+            <w:right w:val="single" w:color="auto" w:sz="4" w:space="0"/>
+            <w:insideH w:val="single" w:color="auto" w:sz="4" w:space="0"/>
+            <w:insideV w:val="single" w:color="auto" w:sz="4" w:space="0"/>
+          </w:tblBorders>
+          <w:tblCellMar>
+            <w:top w:w="0" w:type="dxa"/>
+            <w:left w:w="108" w:type="dxa"/>
+            <w:bottom w:w="0" w:type="dxa"/>
+            <w:right w:w="108" w:type="dxa"/>
+          </w:tblCellMar>
+        </w:tblPrEx>
         <w:trPr>
           <w:trHeight w:val="667" w:hRule="atLeast"/>
           <w:jc w:val="center"/>
@@ -445,6 +493,22 @@
         </w:tc>
       </w:tr>
       <w:tr>
+        <w:tblPrEx>
+          <w:tblBorders>
+            <w:top w:val="single" w:color="auto" w:sz="4" w:space="0"/>
+            <w:left w:val="single" w:color="auto" w:sz="4" w:space="0"/>
+            <w:bottom w:val="single" w:color="auto" w:sz="4" w:space="0"/>
+            <w:right w:val="single" w:color="auto" w:sz="4" w:space="0"/>
+            <w:insideH w:val="single" w:color="auto" w:sz="4" w:space="0"/>
+            <w:insideV w:val="single" w:color="auto" w:sz="4" w:space="0"/>
+          </w:tblBorders>
+          <w:tblCellMar>
+            <w:top w:w="0" w:type="dxa"/>
+            <w:left w:w="108" w:type="dxa"/>
+            <w:bottom w:w="0" w:type="dxa"/>
+            <w:right w:w="108" w:type="dxa"/>
+          </w:tblCellMar>
+        </w:tblPrEx>
         <w:trPr>
           <w:trHeight w:val="678" w:hRule="atLeast"/>
           <w:jc w:val="center"/>
@@ -1654,10 +1718,10 @@
       <w:bookmarkStart w:id="1" w:name="_Toc24397"/>
       <w:bookmarkStart w:id="2" w:name="_Toc32054"/>
       <w:bookmarkStart w:id="3" w:name="_Toc13806"/>
-      <w:bookmarkStart w:id="4" w:name="_Toc24178_WPSOffice_Level1"/>
+      <w:bookmarkStart w:id="4" w:name="_Toc30143_WPSOffice_Level1"/>
       <w:bookmarkStart w:id="5" w:name="_Toc21009_WPSOffice_Level1"/>
-      <w:bookmarkStart w:id="6" w:name="_Toc21669"/>
-      <w:bookmarkStart w:id="7" w:name="_Toc30143_WPSOffice_Level1"/>
+      <w:bookmarkStart w:id="6" w:name="_Toc24178_WPSOffice_Level1"/>
+      <w:bookmarkStart w:id="7" w:name="_Toc21669"/>
     </w:p>
     <w:p>
       <w:pPr>
@@ -1717,6 +1781,22 @@
         <w:gridCol w:w="3316"/>
       </w:tblGrid>
       <w:tr>
+        <w:tblPrEx>
+          <w:tblBorders>
+            <w:top w:val="single" w:color="5A9D46" w:sz="24" w:space="0"/>
+            <w:left w:val="none" w:color="auto" w:sz="0" w:space="0"/>
+            <w:bottom w:val="single" w:color="A4A4A4" w:sz="4" w:space="0"/>
+            <w:right w:val="none" w:color="auto" w:sz="0" w:space="0"/>
+            <w:insideH w:val="single" w:color="A4A4A4" w:sz="4" w:space="0"/>
+            <w:insideV w:val="single" w:color="A4A4A4" w:sz="4" w:space="0"/>
+          </w:tblBorders>
+          <w:tblCellMar>
+            <w:top w:w="0" w:type="dxa"/>
+            <w:left w:w="108" w:type="dxa"/>
+            <w:bottom w:w="0" w:type="dxa"/>
+            <w:right w:w="108" w:type="dxa"/>
+          </w:tblCellMar>
+        </w:tblPrEx>
         <w:trPr>
           <w:trHeight w:val="397" w:hRule="exact"/>
         </w:trPr>
@@ -1905,6 +1985,22 @@
         </w:tc>
       </w:tr>
       <w:tr>
+        <w:tblPrEx>
+          <w:tblBorders>
+            <w:top w:val="single" w:color="5A9D46" w:sz="24" w:space="0"/>
+            <w:left w:val="none" w:color="auto" w:sz="0" w:space="0"/>
+            <w:bottom w:val="single" w:color="A4A4A4" w:sz="4" w:space="0"/>
+            <w:right w:val="none" w:color="auto" w:sz="0" w:space="0"/>
+            <w:insideH w:val="single" w:color="A4A4A4" w:sz="4" w:space="0"/>
+            <w:insideV w:val="single" w:color="A4A4A4" w:sz="4" w:space="0"/>
+          </w:tblBorders>
+          <w:tblCellMar>
+            <w:top w:w="0" w:type="dxa"/>
+            <w:left w:w="108" w:type="dxa"/>
+            <w:bottom w:w="0" w:type="dxa"/>
+            <w:right w:w="108" w:type="dxa"/>
+          </w:tblCellMar>
+        </w:tblPrEx>
         <w:trPr>
           <w:trHeight w:val="397" w:hRule="exact"/>
         </w:trPr>
@@ -2087,6 +2183,22 @@
         </w:tc>
       </w:tr>
       <w:tr>
+        <w:tblPrEx>
+          <w:tblBorders>
+            <w:top w:val="single" w:color="5A9D46" w:sz="24" w:space="0"/>
+            <w:left w:val="none" w:color="auto" w:sz="0" w:space="0"/>
+            <w:bottom w:val="single" w:color="A4A4A4" w:sz="4" w:space="0"/>
+            <w:right w:val="none" w:color="auto" w:sz="0" w:space="0"/>
+            <w:insideH w:val="single" w:color="A4A4A4" w:sz="4" w:space="0"/>
+            <w:insideV w:val="single" w:color="A4A4A4" w:sz="4" w:space="0"/>
+          </w:tblBorders>
+          <w:tblCellMar>
+            <w:top w:w="0" w:type="dxa"/>
+            <w:left w:w="108" w:type="dxa"/>
+            <w:bottom w:w="0" w:type="dxa"/>
+            <w:right w:w="108" w:type="dxa"/>
+          </w:tblCellMar>
+        </w:tblPrEx>
         <w:trPr>
           <w:trHeight w:val="397" w:hRule="exact"/>
         </w:trPr>
@@ -2269,6 +2381,22 @@
         </w:tc>
       </w:tr>
       <w:tr>
+        <w:tblPrEx>
+          <w:tblBorders>
+            <w:top w:val="single" w:color="5A9D46" w:sz="24" w:space="0"/>
+            <w:left w:val="none" w:color="auto" w:sz="0" w:space="0"/>
+            <w:bottom w:val="single" w:color="A4A4A4" w:sz="4" w:space="0"/>
+            <w:right w:val="none" w:color="auto" w:sz="0" w:space="0"/>
+            <w:insideH w:val="single" w:color="A4A4A4" w:sz="4" w:space="0"/>
+            <w:insideV w:val="single" w:color="A4A4A4" w:sz="4" w:space="0"/>
+          </w:tblBorders>
+          <w:tblCellMar>
+            <w:top w:w="0" w:type="dxa"/>
+            <w:left w:w="108" w:type="dxa"/>
+            <w:bottom w:w="0" w:type="dxa"/>
+            <w:right w:w="108" w:type="dxa"/>
+          </w:tblCellMar>
+        </w:tblPrEx>
         <w:trPr>
           <w:trHeight w:val="397" w:hRule="exact"/>
         </w:trPr>
@@ -2451,6 +2579,22 @@
         </w:tc>
       </w:tr>
       <w:tr>
+        <w:tblPrEx>
+          <w:tblBorders>
+            <w:top w:val="single" w:color="5A9D46" w:sz="24" w:space="0"/>
+            <w:left w:val="none" w:color="auto" w:sz="0" w:space="0"/>
+            <w:bottom w:val="single" w:color="A4A4A4" w:sz="4" w:space="0"/>
+            <w:right w:val="none" w:color="auto" w:sz="0" w:space="0"/>
+            <w:insideH w:val="single" w:color="A4A4A4" w:sz="4" w:space="0"/>
+            <w:insideV w:val="single" w:color="A4A4A4" w:sz="4" w:space="0"/>
+          </w:tblBorders>
+          <w:tblCellMar>
+            <w:top w:w="0" w:type="dxa"/>
+            <w:left w:w="108" w:type="dxa"/>
+            <w:bottom w:w="0" w:type="dxa"/>
+            <w:right w:w="108" w:type="dxa"/>
+          </w:tblCellMar>
+        </w:tblPrEx>
         <w:trPr>
           <w:trHeight w:val="397" w:hRule="exact"/>
         </w:trPr>
@@ -2672,24 +2816,12 @@
     </w:p>
     <w:p>
       <w:pPr>
-        <w:pStyle w:val="2"/>
-        <w:numPr>
-          <w:ilvl w:val="-1"/>
-          <w:numId w:val="0"/>
-        </w:numPr>
-        <w:ind w:left="0" w:firstLine="0"/>
-        <w:jc w:val="left"/>
         <w:rPr>
-          <w:rFonts w:hint="default" w:ascii="Times New Roman" w:hAnsi="Times New Roman" w:eastAsia="微软雅黑" w:cs="Times New Roman"/>
-          <w:color w:val="62B541"/>
-          <w:sz w:val="32"/>
-          <w14:shadow w14:blurRad="50800" w14:dist="38100" w14:dir="10800000" w14:sx="100000" w14:sy="100000" w14:kx="0" w14:ky="0" w14:algn="r">
-            <w14:srgbClr w14:val="62B541">
-              <w14:alpha w14:val="60000"/>
-            </w14:srgbClr>
-          </w14:shadow>
+          <w:rFonts w:hint="default"/>
         </w:rPr>
       </w:pPr>
+      <w:bookmarkStart w:id="31" w:name="_GoBack"/>
+      <w:bookmarkEnd w:id="31"/>
     </w:p>
     <w:p>
       <w:pPr>
@@ -2768,6 +2900,22 @@
         <w:gridCol w:w="6639"/>
       </w:tblGrid>
       <w:tr>
+        <w:tblPrEx>
+          <w:tblBorders>
+            <w:top w:val="single" w:color="5A9D46" w:sz="24" w:space="0"/>
+            <w:left w:val="none" w:color="auto" w:sz="0" w:space="0"/>
+            <w:bottom w:val="single" w:color="A4A4A4" w:sz="4" w:space="0"/>
+            <w:right w:val="none" w:color="auto" w:sz="0" w:space="0"/>
+            <w:insideH w:val="single" w:color="A4A4A4" w:sz="4" w:space="0"/>
+            <w:insideV w:val="single" w:color="A4A4A4" w:sz="4" w:space="0"/>
+          </w:tblBorders>
+          <w:tblCellMar>
+            <w:top w:w="0" w:type="dxa"/>
+            <w:left w:w="108" w:type="dxa"/>
+            <w:bottom w:w="0" w:type="dxa"/>
+            <w:right w:w="108" w:type="dxa"/>
+          </w:tblCellMar>
+        </w:tblPrEx>
         <w:trPr>
           <w:trHeight w:val="632" w:hRule="atLeast"/>
           <w:jc w:val="center"/>
@@ -2847,6 +2995,22 @@
         </w:tc>
       </w:tr>
       <w:tr>
+        <w:tblPrEx>
+          <w:tblBorders>
+            <w:top w:val="single" w:color="5A9D46" w:sz="24" w:space="0"/>
+            <w:left w:val="none" w:color="auto" w:sz="0" w:space="0"/>
+            <w:bottom w:val="single" w:color="A4A4A4" w:sz="4" w:space="0"/>
+            <w:right w:val="none" w:color="auto" w:sz="0" w:space="0"/>
+            <w:insideH w:val="single" w:color="A4A4A4" w:sz="4" w:space="0"/>
+            <w:insideV w:val="single" w:color="A4A4A4" w:sz="4" w:space="0"/>
+          </w:tblBorders>
+          <w:tblCellMar>
+            <w:top w:w="0" w:type="dxa"/>
+            <w:left w:w="108" w:type="dxa"/>
+            <w:bottom w:w="0" w:type="dxa"/>
+            <w:right w:w="108" w:type="dxa"/>
+          </w:tblCellMar>
+        </w:tblPrEx>
         <w:trPr>
           <w:trHeight w:val="567" w:hRule="atLeast"/>
           <w:jc w:val="center"/>
@@ -2922,6 +3086,22 @@
         </w:tc>
       </w:tr>
       <w:tr>
+        <w:tblPrEx>
+          <w:tblBorders>
+            <w:top w:val="single" w:color="5A9D46" w:sz="24" w:space="0"/>
+            <w:left w:val="none" w:color="auto" w:sz="0" w:space="0"/>
+            <w:bottom w:val="single" w:color="A4A4A4" w:sz="4" w:space="0"/>
+            <w:right w:val="none" w:color="auto" w:sz="0" w:space="0"/>
+            <w:insideH w:val="single" w:color="A4A4A4" w:sz="4" w:space="0"/>
+            <w:insideV w:val="single" w:color="A4A4A4" w:sz="4" w:space="0"/>
+          </w:tblBorders>
+          <w:tblCellMar>
+            <w:top w:w="0" w:type="dxa"/>
+            <w:left w:w="108" w:type="dxa"/>
+            <w:bottom w:w="0" w:type="dxa"/>
+            <w:right w:w="108" w:type="dxa"/>
+          </w:tblCellMar>
+        </w:tblPrEx>
         <w:trPr>
           <w:trHeight w:val="567" w:hRule="atLeast"/>
           <w:jc w:val="center"/>
@@ -3038,6 +3218,22 @@
         </w:tc>
       </w:tr>
       <w:tr>
+        <w:tblPrEx>
+          <w:tblBorders>
+            <w:top w:val="single" w:color="5A9D46" w:sz="24" w:space="0"/>
+            <w:left w:val="none" w:color="auto" w:sz="0" w:space="0"/>
+            <w:bottom w:val="single" w:color="A4A4A4" w:sz="4" w:space="0"/>
+            <w:right w:val="none" w:color="auto" w:sz="0" w:space="0"/>
+            <w:insideH w:val="single" w:color="A4A4A4" w:sz="4" w:space="0"/>
+            <w:insideV w:val="single" w:color="A4A4A4" w:sz="4" w:space="0"/>
+          </w:tblBorders>
+          <w:tblCellMar>
+            <w:top w:w="0" w:type="dxa"/>
+            <w:left w:w="108" w:type="dxa"/>
+            <w:bottom w:w="0" w:type="dxa"/>
+            <w:right w:w="108" w:type="dxa"/>
+          </w:tblCellMar>
+        </w:tblPrEx>
         <w:trPr>
           <w:trHeight w:val="567" w:hRule="atLeast"/>
           <w:jc w:val="center"/>
@@ -3114,6 +3310,22 @@
         </w:tc>
       </w:tr>
       <w:tr>
+        <w:tblPrEx>
+          <w:tblBorders>
+            <w:top w:val="single" w:color="5A9D46" w:sz="24" w:space="0"/>
+            <w:left w:val="none" w:color="auto" w:sz="0" w:space="0"/>
+            <w:bottom w:val="single" w:color="A4A4A4" w:sz="4" w:space="0"/>
+            <w:right w:val="none" w:color="auto" w:sz="0" w:space="0"/>
+            <w:insideH w:val="single" w:color="A4A4A4" w:sz="4" w:space="0"/>
+            <w:insideV w:val="single" w:color="A4A4A4" w:sz="4" w:space="0"/>
+          </w:tblBorders>
+          <w:tblCellMar>
+            <w:top w:w="0" w:type="dxa"/>
+            <w:left w:w="108" w:type="dxa"/>
+            <w:bottom w:w="0" w:type="dxa"/>
+            <w:right w:w="108" w:type="dxa"/>
+          </w:tblCellMar>
+        </w:tblPrEx>
         <w:trPr>
           <w:trHeight w:val="567" w:hRule="atLeast"/>
           <w:jc w:val="center"/>
@@ -3281,6 +3493,22 @@
         <w:gridCol w:w="4940"/>
       </w:tblGrid>
       <w:tr>
+        <w:tblPrEx>
+          <w:tblBorders>
+            <w:top w:val="none" w:color="auto" w:sz="0" w:space="0"/>
+            <w:left w:val="none" w:color="auto" w:sz="0" w:space="0"/>
+            <w:bottom w:val="none" w:color="auto" w:sz="0" w:space="0"/>
+            <w:right w:val="none" w:color="auto" w:sz="0" w:space="0"/>
+            <w:insideH w:val="none" w:color="auto" w:sz="0" w:space="0"/>
+            <w:insideV w:val="none" w:color="auto" w:sz="0" w:space="0"/>
+          </w:tblBorders>
+          <w:tblCellMar>
+            <w:top w:w="0" w:type="dxa"/>
+            <w:left w:w="108" w:type="dxa"/>
+            <w:bottom w:w="0" w:type="dxa"/>
+            <w:right w:w="108" w:type="dxa"/>
+          </w:tblCellMar>
+        </w:tblPrEx>
         <w:trPr>
           <w:trHeight w:val="498" w:hRule="atLeast"/>
           <w:jc w:val="center"/>
@@ -3339,6 +3567,22 @@
         </w:tc>
       </w:tr>
       <w:tr>
+        <w:tblPrEx>
+          <w:tblBorders>
+            <w:top w:val="none" w:color="auto" w:sz="0" w:space="0"/>
+            <w:left w:val="none" w:color="auto" w:sz="0" w:space="0"/>
+            <w:bottom w:val="none" w:color="auto" w:sz="0" w:space="0"/>
+            <w:right w:val="none" w:color="auto" w:sz="0" w:space="0"/>
+            <w:insideH w:val="none" w:color="auto" w:sz="0" w:space="0"/>
+            <w:insideV w:val="none" w:color="auto" w:sz="0" w:space="0"/>
+          </w:tblBorders>
+          <w:tblCellMar>
+            <w:top w:w="0" w:type="dxa"/>
+            <w:left w:w="108" w:type="dxa"/>
+            <w:bottom w:w="0" w:type="dxa"/>
+            <w:right w:w="108" w:type="dxa"/>
+          </w:tblCellMar>
+        </w:tblPrEx>
         <w:trPr>
           <w:trHeight w:val="3264" w:hRule="atLeast"/>
           <w:jc w:val="center"/>
@@ -3660,6 +3904,16 @@
         <w:gridCol w:w="2593"/>
       </w:tblGrid>
       <w:tr>
+        <w:tblPrEx>
+          <w:tblBorders>
+            <w:top w:val="single" w:color="5A9D46" w:sz="24" w:space="0"/>
+            <w:left w:val="none" w:color="auto" w:sz="0" w:space="0"/>
+            <w:bottom w:val="single" w:color="A4A4A4" w:sz="4" w:space="0"/>
+            <w:right w:val="none" w:color="auto" w:sz="0" w:space="0"/>
+            <w:insideH w:val="single" w:color="A4A4A4" w:sz="4" w:space="0"/>
+            <w:insideV w:val="single" w:color="A4A4A4" w:sz="4" w:space="0"/>
+          </w:tblBorders>
+        </w:tblPrEx>
         <w:trPr>
           <w:trHeight w:val="712" w:hRule="atLeast"/>
           <w:jc w:val="center"/>
@@ -3851,6 +4105,22 @@
         </w:tc>
       </w:tr>
       <w:tr>
+        <w:tblPrEx>
+          <w:tblBorders>
+            <w:top w:val="single" w:color="5A9D46" w:sz="24" w:space="0"/>
+            <w:left w:val="none" w:color="auto" w:sz="0" w:space="0"/>
+            <w:bottom w:val="single" w:color="A4A4A4" w:sz="4" w:space="0"/>
+            <w:right w:val="none" w:color="auto" w:sz="0" w:space="0"/>
+            <w:insideH w:val="single" w:color="A4A4A4" w:sz="4" w:space="0"/>
+            <w:insideV w:val="single" w:color="A4A4A4" w:sz="4" w:space="0"/>
+          </w:tblBorders>
+          <w:tblCellMar>
+            <w:top w:w="0" w:type="dxa"/>
+            <w:left w:w="108" w:type="dxa"/>
+            <w:bottom w:w="0" w:type="dxa"/>
+            <w:right w:w="108" w:type="dxa"/>
+          </w:tblCellMar>
+        </w:tblPrEx>
         <w:trPr>
           <w:trHeight w:val="477" w:hRule="atLeast"/>
           <w:jc w:val="center"/>
@@ -3934,6 +4204,22 @@
         </w:tc>
       </w:tr>
       <w:tr>
+        <w:tblPrEx>
+          <w:tblBorders>
+            <w:top w:val="single" w:color="5A9D46" w:sz="24" w:space="0"/>
+            <w:left w:val="none" w:color="auto" w:sz="0" w:space="0"/>
+            <w:bottom w:val="single" w:color="A4A4A4" w:sz="4" w:space="0"/>
+            <w:right w:val="none" w:color="auto" w:sz="0" w:space="0"/>
+            <w:insideH w:val="single" w:color="A4A4A4" w:sz="4" w:space="0"/>
+            <w:insideV w:val="single" w:color="A4A4A4" w:sz="4" w:space="0"/>
+          </w:tblBorders>
+          <w:tblCellMar>
+            <w:top w:w="0" w:type="dxa"/>
+            <w:left w:w="108" w:type="dxa"/>
+            <w:bottom w:w="0" w:type="dxa"/>
+            <w:right w:w="108" w:type="dxa"/>
+          </w:tblCellMar>
+        </w:tblPrEx>
         <w:trPr>
           <w:trHeight w:val="619" w:hRule="atLeast"/>
           <w:jc w:val="center"/>
@@ -4208,6 +4494,22 @@
         </w:tc>
       </w:tr>
       <w:tr>
+        <w:tblPrEx>
+          <w:tblBorders>
+            <w:top w:val="single" w:color="5A9D46" w:sz="24" w:space="0"/>
+            <w:left w:val="none" w:color="auto" w:sz="0" w:space="0"/>
+            <w:bottom w:val="single" w:color="A4A4A4" w:sz="4" w:space="0"/>
+            <w:right w:val="none" w:color="auto" w:sz="0" w:space="0"/>
+            <w:insideH w:val="single" w:color="A4A4A4" w:sz="4" w:space="0"/>
+            <w:insideV w:val="single" w:color="A4A4A4" w:sz="4" w:space="0"/>
+          </w:tblBorders>
+          <w:tblCellMar>
+            <w:top w:w="0" w:type="dxa"/>
+            <w:left w:w="108" w:type="dxa"/>
+            <w:bottom w:w="0" w:type="dxa"/>
+            <w:right w:w="108" w:type="dxa"/>
+          </w:tblCellMar>
+        </w:tblPrEx>
         <w:trPr>
           <w:trHeight w:val="619" w:hRule="atLeast"/>
           <w:jc w:val="center"/>
@@ -4347,6 +4649,22 @@
         </w:tc>
       </w:tr>
       <w:tr>
+        <w:tblPrEx>
+          <w:tblBorders>
+            <w:top w:val="single" w:color="5A9D46" w:sz="24" w:space="0"/>
+            <w:left w:val="none" w:color="auto" w:sz="0" w:space="0"/>
+            <w:bottom w:val="single" w:color="A4A4A4" w:sz="4" w:space="0"/>
+            <w:right w:val="none" w:color="auto" w:sz="0" w:space="0"/>
+            <w:insideH w:val="single" w:color="A4A4A4" w:sz="4" w:space="0"/>
+            <w:insideV w:val="single" w:color="A4A4A4" w:sz="4" w:space="0"/>
+          </w:tblBorders>
+          <w:tblCellMar>
+            <w:top w:w="0" w:type="dxa"/>
+            <w:left w:w="108" w:type="dxa"/>
+            <w:bottom w:w="0" w:type="dxa"/>
+            <w:right w:w="108" w:type="dxa"/>
+          </w:tblCellMar>
+        </w:tblPrEx>
         <w:trPr>
           <w:trHeight w:val="477" w:hRule="atLeast"/>
           <w:jc w:val="center"/>
@@ -4390,6 +4708,22 @@
         </w:tc>
       </w:tr>
       <w:tr>
+        <w:tblPrEx>
+          <w:tblBorders>
+            <w:top w:val="single" w:color="5A9D46" w:sz="24" w:space="0"/>
+            <w:left w:val="none" w:color="auto" w:sz="0" w:space="0"/>
+            <w:bottom w:val="single" w:color="A4A4A4" w:sz="4" w:space="0"/>
+            <w:right w:val="none" w:color="auto" w:sz="0" w:space="0"/>
+            <w:insideH w:val="single" w:color="A4A4A4" w:sz="4" w:space="0"/>
+            <w:insideV w:val="single" w:color="A4A4A4" w:sz="4" w:space="0"/>
+          </w:tblBorders>
+          <w:tblCellMar>
+            <w:top w:w="0" w:type="dxa"/>
+            <w:left w:w="108" w:type="dxa"/>
+            <w:bottom w:w="0" w:type="dxa"/>
+            <w:right w:w="108" w:type="dxa"/>
+          </w:tblCellMar>
+        </w:tblPrEx>
         <w:trPr>
           <w:trHeight w:val="477" w:hRule="atLeast"/>
           <w:jc w:val="center"/>
@@ -4663,6 +4997,22 @@
         </w:tc>
       </w:tr>
       <w:tr>
+        <w:tblPrEx>
+          <w:tblBorders>
+            <w:top w:val="single" w:color="5A9D46" w:sz="24" w:space="0"/>
+            <w:left w:val="none" w:color="auto" w:sz="0" w:space="0"/>
+            <w:bottom w:val="single" w:color="A4A4A4" w:sz="4" w:space="0"/>
+            <w:right w:val="none" w:color="auto" w:sz="0" w:space="0"/>
+            <w:insideH w:val="single" w:color="A4A4A4" w:sz="4" w:space="0"/>
+            <w:insideV w:val="single" w:color="A4A4A4" w:sz="4" w:space="0"/>
+          </w:tblBorders>
+          <w:tblCellMar>
+            <w:top w:w="0" w:type="dxa"/>
+            <w:left w:w="108" w:type="dxa"/>
+            <w:bottom w:w="0" w:type="dxa"/>
+            <w:right w:w="108" w:type="dxa"/>
+          </w:tblCellMar>
+        </w:tblPrEx>
         <w:trPr>
           <w:trHeight w:val="477" w:hRule="atLeast"/>
           <w:jc w:val="center"/>
@@ -4829,6 +5179,16 @@
         </w:tc>
       </w:tr>
       <w:tr>
+        <w:tblPrEx>
+          <w:tblBorders>
+            <w:top w:val="single" w:color="5A9D46" w:sz="24" w:space="0"/>
+            <w:left w:val="none" w:color="auto" w:sz="0" w:space="0"/>
+            <w:bottom w:val="single" w:color="A4A4A4" w:sz="4" w:space="0"/>
+            <w:right w:val="none" w:color="auto" w:sz="0" w:space="0"/>
+            <w:insideH w:val="single" w:color="A4A4A4" w:sz="4" w:space="0"/>
+            <w:insideV w:val="single" w:color="A4A4A4" w:sz="4" w:space="0"/>
+          </w:tblBorders>
+        </w:tblPrEx>
         <w:trPr>
           <w:trHeight w:val="477" w:hRule="atLeast"/>
           <w:jc w:val="center"/>
@@ -4995,6 +5355,22 @@
         </w:tc>
       </w:tr>
       <w:tr>
+        <w:tblPrEx>
+          <w:tblBorders>
+            <w:top w:val="single" w:color="5A9D46" w:sz="24" w:space="0"/>
+            <w:left w:val="none" w:color="auto" w:sz="0" w:space="0"/>
+            <w:bottom w:val="single" w:color="A4A4A4" w:sz="4" w:space="0"/>
+            <w:right w:val="none" w:color="auto" w:sz="0" w:space="0"/>
+            <w:insideH w:val="single" w:color="A4A4A4" w:sz="4" w:space="0"/>
+            <w:insideV w:val="single" w:color="A4A4A4" w:sz="4" w:space="0"/>
+          </w:tblBorders>
+          <w:tblCellMar>
+            <w:top w:w="0" w:type="dxa"/>
+            <w:left w:w="108" w:type="dxa"/>
+            <w:bottom w:w="0" w:type="dxa"/>
+            <w:right w:w="108" w:type="dxa"/>
+          </w:tblCellMar>
+        </w:tblPrEx>
         <w:trPr>
           <w:trHeight w:val="477" w:hRule="atLeast"/>
           <w:jc w:val="center"/>
@@ -5034,6 +5410,22 @@
         </w:tc>
       </w:tr>
       <w:tr>
+        <w:tblPrEx>
+          <w:tblBorders>
+            <w:top w:val="single" w:color="5A9D46" w:sz="24" w:space="0"/>
+            <w:left w:val="none" w:color="auto" w:sz="0" w:space="0"/>
+            <w:bottom w:val="single" w:color="A4A4A4" w:sz="4" w:space="0"/>
+            <w:right w:val="none" w:color="auto" w:sz="0" w:space="0"/>
+            <w:insideH w:val="single" w:color="A4A4A4" w:sz="4" w:space="0"/>
+            <w:insideV w:val="single" w:color="A4A4A4" w:sz="4" w:space="0"/>
+          </w:tblBorders>
+          <w:tblCellMar>
+            <w:top w:w="0" w:type="dxa"/>
+            <w:left w:w="108" w:type="dxa"/>
+            <w:bottom w:w="0" w:type="dxa"/>
+            <w:right w:w="108" w:type="dxa"/>
+          </w:tblCellMar>
+        </w:tblPrEx>
         <w:trPr>
           <w:trHeight w:val="520" w:hRule="atLeast"/>
           <w:jc w:val="center"/>
@@ -5089,6 +5481,22 @@
         </w:tc>
       </w:tr>
       <w:tr>
+        <w:tblPrEx>
+          <w:tblBorders>
+            <w:top w:val="single" w:color="5A9D46" w:sz="24" w:space="0"/>
+            <w:left w:val="none" w:color="auto" w:sz="0" w:space="0"/>
+            <w:bottom w:val="single" w:color="A4A4A4" w:sz="4" w:space="0"/>
+            <w:right w:val="none" w:color="auto" w:sz="0" w:space="0"/>
+            <w:insideH w:val="single" w:color="A4A4A4" w:sz="4" w:space="0"/>
+            <w:insideV w:val="single" w:color="A4A4A4" w:sz="4" w:space="0"/>
+          </w:tblBorders>
+          <w:tblCellMar>
+            <w:top w:w="0" w:type="dxa"/>
+            <w:left w:w="108" w:type="dxa"/>
+            <w:bottom w:w="0" w:type="dxa"/>
+            <w:right w:w="108" w:type="dxa"/>
+          </w:tblCellMar>
+        </w:tblPrEx>
         <w:trPr>
           <w:trHeight w:val="4260" w:hRule="atLeast"/>
           <w:jc w:val="center"/>
@@ -5275,6 +5683,22 @@
         </w:tc>
       </w:tr>
       <w:tr>
+        <w:tblPrEx>
+          <w:tblBorders>
+            <w:top w:val="single" w:color="5A9D46" w:sz="24" w:space="0"/>
+            <w:left w:val="none" w:color="auto" w:sz="0" w:space="0"/>
+            <w:bottom w:val="single" w:color="A4A4A4" w:sz="4" w:space="0"/>
+            <w:right w:val="none" w:color="auto" w:sz="0" w:space="0"/>
+            <w:insideH w:val="single" w:color="A4A4A4" w:sz="4" w:space="0"/>
+            <w:insideV w:val="single" w:color="A4A4A4" w:sz="4" w:space="0"/>
+          </w:tblBorders>
+          <w:tblCellMar>
+            <w:top w:w="0" w:type="dxa"/>
+            <w:left w:w="108" w:type="dxa"/>
+            <w:bottom w:w="0" w:type="dxa"/>
+            <w:right w:w="108" w:type="dxa"/>
+          </w:tblCellMar>
+        </w:tblPrEx>
         <w:trPr>
           <w:trHeight w:val="623" w:hRule="atLeast"/>
           <w:jc w:val="center"/>
@@ -5344,6 +5768,22 @@
         </w:tc>
       </w:tr>
       <w:tr>
+        <w:tblPrEx>
+          <w:tblBorders>
+            <w:top w:val="single" w:color="5A9D46" w:sz="24" w:space="0"/>
+            <w:left w:val="none" w:color="auto" w:sz="0" w:space="0"/>
+            <w:bottom w:val="single" w:color="A4A4A4" w:sz="4" w:space="0"/>
+            <w:right w:val="none" w:color="auto" w:sz="0" w:space="0"/>
+            <w:insideH w:val="single" w:color="A4A4A4" w:sz="4" w:space="0"/>
+            <w:insideV w:val="single" w:color="A4A4A4" w:sz="4" w:space="0"/>
+          </w:tblBorders>
+          <w:tblCellMar>
+            <w:top w:w="0" w:type="dxa"/>
+            <w:left w:w="108" w:type="dxa"/>
+            <w:bottom w:w="0" w:type="dxa"/>
+            <w:right w:w="108" w:type="dxa"/>
+          </w:tblCellMar>
+        </w:tblPrEx>
         <w:trPr>
           <w:trHeight w:val="4260" w:hRule="atLeast"/>
           <w:jc w:val="center"/>
@@ -5492,6 +5932,22 @@
         </w:tc>
       </w:tr>
       <w:tr>
+        <w:tblPrEx>
+          <w:tblBorders>
+            <w:top w:val="single" w:color="5A9D46" w:sz="24" w:space="0"/>
+            <w:left w:val="none" w:color="auto" w:sz="0" w:space="0"/>
+            <w:bottom w:val="single" w:color="A4A4A4" w:sz="4" w:space="0"/>
+            <w:right w:val="none" w:color="auto" w:sz="0" w:space="0"/>
+            <w:insideH w:val="single" w:color="A4A4A4" w:sz="4" w:space="0"/>
+            <w:insideV w:val="single" w:color="A4A4A4" w:sz="4" w:space="0"/>
+          </w:tblBorders>
+          <w:tblCellMar>
+            <w:top w:w="0" w:type="dxa"/>
+            <w:left w:w="108" w:type="dxa"/>
+            <w:bottom w:w="0" w:type="dxa"/>
+            <w:right w:w="108" w:type="dxa"/>
+          </w:tblCellMar>
+        </w:tblPrEx>
         <w:trPr>
           <w:trHeight w:val="829" w:hRule="atLeast"/>
           <w:jc w:val="center"/>
@@ -5561,6 +6017,22 @@
         </w:tc>
       </w:tr>
       <w:tr>
+        <w:tblPrEx>
+          <w:tblBorders>
+            <w:top w:val="single" w:color="5A9D46" w:sz="24" w:space="0"/>
+            <w:left w:val="none" w:color="auto" w:sz="0" w:space="0"/>
+            <w:bottom w:val="single" w:color="A4A4A4" w:sz="4" w:space="0"/>
+            <w:right w:val="none" w:color="auto" w:sz="0" w:space="0"/>
+            <w:insideH w:val="single" w:color="A4A4A4" w:sz="4" w:space="0"/>
+            <w:insideV w:val="single" w:color="A4A4A4" w:sz="4" w:space="0"/>
+          </w:tblBorders>
+          <w:tblCellMar>
+            <w:top w:w="0" w:type="dxa"/>
+            <w:left w:w="108" w:type="dxa"/>
+            <w:bottom w:w="0" w:type="dxa"/>
+            <w:right w:w="108" w:type="dxa"/>
+          </w:tblCellMar>
+        </w:tblPrEx>
         <w:trPr>
           <w:trHeight w:val="4260" w:hRule="atLeast"/>
           <w:jc w:val="center"/>
@@ -5720,6 +6192,22 @@
         </w:tc>
       </w:tr>
       <w:tr>
+        <w:tblPrEx>
+          <w:tblBorders>
+            <w:top w:val="single" w:color="5A9D46" w:sz="24" w:space="0"/>
+            <w:left w:val="none" w:color="auto" w:sz="0" w:space="0"/>
+            <w:bottom w:val="single" w:color="A4A4A4" w:sz="4" w:space="0"/>
+            <w:right w:val="none" w:color="auto" w:sz="0" w:space="0"/>
+            <w:insideH w:val="single" w:color="A4A4A4" w:sz="4" w:space="0"/>
+            <w:insideV w:val="single" w:color="A4A4A4" w:sz="4" w:space="0"/>
+          </w:tblBorders>
+          <w:tblCellMar>
+            <w:top w:w="0" w:type="dxa"/>
+            <w:left w:w="108" w:type="dxa"/>
+            <w:bottom w:w="0" w:type="dxa"/>
+            <w:right w:w="108" w:type="dxa"/>
+          </w:tblCellMar>
+        </w:tblPrEx>
         <w:trPr>
           <w:trHeight w:val="959" w:hRule="atLeast"/>
           <w:jc w:val="center"/>
@@ -5789,6 +6277,22 @@
         </w:tc>
       </w:tr>
       <w:tr>
+        <w:tblPrEx>
+          <w:tblBorders>
+            <w:top w:val="single" w:color="5A9D46" w:sz="24" w:space="0"/>
+            <w:left w:val="none" w:color="auto" w:sz="0" w:space="0"/>
+            <w:bottom w:val="single" w:color="A4A4A4" w:sz="4" w:space="0"/>
+            <w:right w:val="none" w:color="auto" w:sz="0" w:space="0"/>
+            <w:insideH w:val="single" w:color="A4A4A4" w:sz="4" w:space="0"/>
+            <w:insideV w:val="single" w:color="A4A4A4" w:sz="4" w:space="0"/>
+          </w:tblBorders>
+          <w:tblCellMar>
+            <w:top w:w="0" w:type="dxa"/>
+            <w:left w:w="108" w:type="dxa"/>
+            <w:bottom w:w="0" w:type="dxa"/>
+            <w:right w:w="108" w:type="dxa"/>
+          </w:tblCellMar>
+        </w:tblPrEx>
         <w:trPr>
           <w:trHeight w:val="4260" w:hRule="atLeast"/>
           <w:jc w:val="center"/>
@@ -5938,6 +6442,22 @@
         </w:tc>
       </w:tr>
       <w:tr>
+        <w:tblPrEx>
+          <w:tblBorders>
+            <w:top w:val="single" w:color="5A9D46" w:sz="24" w:space="0"/>
+            <w:left w:val="none" w:color="auto" w:sz="0" w:space="0"/>
+            <w:bottom w:val="single" w:color="A4A4A4" w:sz="4" w:space="0"/>
+            <w:right w:val="none" w:color="auto" w:sz="0" w:space="0"/>
+            <w:insideH w:val="single" w:color="A4A4A4" w:sz="4" w:space="0"/>
+            <w:insideV w:val="single" w:color="A4A4A4" w:sz="4" w:space="0"/>
+          </w:tblBorders>
+          <w:tblCellMar>
+            <w:top w:w="0" w:type="dxa"/>
+            <w:left w:w="108" w:type="dxa"/>
+            <w:bottom w:w="0" w:type="dxa"/>
+            <w:right w:w="108" w:type="dxa"/>
+          </w:tblCellMar>
+        </w:tblPrEx>
         <w:trPr>
           <w:trHeight w:val="780" w:hRule="atLeast"/>
           <w:jc w:val="center"/>
@@ -6073,6 +6593,22 @@
         <w:gridCol w:w="3118"/>
       </w:tblGrid>
       <w:tr>
+        <w:tblPrEx>
+          <w:tblBorders>
+            <w:top w:val="none" w:color="auto" w:sz="0" w:space="0"/>
+            <w:left w:val="none" w:color="auto" w:sz="0" w:space="0"/>
+            <w:bottom w:val="none" w:color="auto" w:sz="0" w:space="0"/>
+            <w:right w:val="none" w:color="auto" w:sz="0" w:space="0"/>
+            <w:insideH w:val="none" w:color="auto" w:sz="0" w:space="0"/>
+            <w:insideV w:val="none" w:color="auto" w:sz="0" w:space="0"/>
+          </w:tblBorders>
+          <w:tblCellMar>
+            <w:top w:w="0" w:type="dxa"/>
+            <w:left w:w="108" w:type="dxa"/>
+            <w:bottom w:w="0" w:type="dxa"/>
+            <w:right w:w="108" w:type="dxa"/>
+          </w:tblCellMar>
+        </w:tblPrEx>
         <w:trPr>
           <w:trHeight w:val="482" w:hRule="atLeast"/>
         </w:trPr>
@@ -6287,6 +6823,22 @@
         </w:tc>
       </w:tr>
       <w:tr>
+        <w:tblPrEx>
+          <w:tblBorders>
+            <w:top w:val="none" w:color="auto" w:sz="0" w:space="0"/>
+            <w:left w:val="none" w:color="auto" w:sz="0" w:space="0"/>
+            <w:bottom w:val="none" w:color="auto" w:sz="0" w:space="0"/>
+            <w:right w:val="none" w:color="auto" w:sz="0" w:space="0"/>
+            <w:insideH w:val="none" w:color="auto" w:sz="0" w:space="0"/>
+            <w:insideV w:val="none" w:color="auto" w:sz="0" w:space="0"/>
+          </w:tblBorders>
+          <w:tblCellMar>
+            <w:top w:w="0" w:type="dxa"/>
+            <w:left w:w="108" w:type="dxa"/>
+            <w:bottom w:w="0" w:type="dxa"/>
+            <w:right w:w="108" w:type="dxa"/>
+          </w:tblCellMar>
+        </w:tblPrEx>
         <w:trPr>
           <w:trHeight w:val="204" w:hRule="atLeast"/>
         </w:trPr>
@@ -6696,6 +7248,22 @@
         <w:gridCol w:w="3139"/>
       </w:tblGrid>
       <w:tr>
+        <w:tblPrEx>
+          <w:tblBorders>
+            <w:top w:val="single" w:color="auto" w:sz="4" w:space="0"/>
+            <w:left w:val="single" w:color="auto" w:sz="4" w:space="0"/>
+            <w:bottom w:val="single" w:color="auto" w:sz="4" w:space="0"/>
+            <w:right w:val="single" w:color="auto" w:sz="4" w:space="0"/>
+            <w:insideH w:val="single" w:color="auto" w:sz="4" w:space="0"/>
+            <w:insideV w:val="single" w:color="auto" w:sz="4" w:space="0"/>
+          </w:tblBorders>
+          <w:tblCellMar>
+            <w:top w:w="0" w:type="dxa"/>
+            <w:left w:w="108" w:type="dxa"/>
+            <w:bottom w:w="0" w:type="dxa"/>
+            <w:right w:w="108" w:type="dxa"/>
+          </w:tblCellMar>
+        </w:tblPrEx>
         <w:trPr>
           <w:trHeight w:val="389" w:hRule="atLeast"/>
           <w:jc w:val="center"/>
@@ -6795,6 +7363,22 @@
         </w:tc>
       </w:tr>
       <w:tr>
+        <w:tblPrEx>
+          <w:tblBorders>
+            <w:top w:val="single" w:color="auto" w:sz="4" w:space="0"/>
+            <w:left w:val="single" w:color="auto" w:sz="4" w:space="0"/>
+            <w:bottom w:val="single" w:color="auto" w:sz="4" w:space="0"/>
+            <w:right w:val="single" w:color="auto" w:sz="4" w:space="0"/>
+            <w:insideH w:val="single" w:color="auto" w:sz="4" w:space="0"/>
+            <w:insideV w:val="single" w:color="auto" w:sz="4" w:space="0"/>
+          </w:tblBorders>
+          <w:tblCellMar>
+            <w:top w:w="0" w:type="dxa"/>
+            <w:left w:w="108" w:type="dxa"/>
+            <w:bottom w:w="0" w:type="dxa"/>
+            <w:right w:w="108" w:type="dxa"/>
+          </w:tblCellMar>
+        </w:tblPrEx>
         <w:trPr>
           <w:trHeight w:val="389" w:hRule="atLeast"/>
           <w:jc w:val="center"/>
@@ -6891,6 +7475,22 @@
         </w:tc>
       </w:tr>
       <w:tr>
+        <w:tblPrEx>
+          <w:tblBorders>
+            <w:top w:val="single" w:color="auto" w:sz="4" w:space="0"/>
+            <w:left w:val="single" w:color="auto" w:sz="4" w:space="0"/>
+            <w:bottom w:val="single" w:color="auto" w:sz="4" w:space="0"/>
+            <w:right w:val="single" w:color="auto" w:sz="4" w:space="0"/>
+            <w:insideH w:val="single" w:color="auto" w:sz="4" w:space="0"/>
+            <w:insideV w:val="single" w:color="auto" w:sz="4" w:space="0"/>
+          </w:tblBorders>
+          <w:tblCellMar>
+            <w:top w:w="0" w:type="dxa"/>
+            <w:left w:w="108" w:type="dxa"/>
+            <w:bottom w:w="0" w:type="dxa"/>
+            <w:right w:w="108" w:type="dxa"/>
+          </w:tblCellMar>
+        </w:tblPrEx>
         <w:trPr>
           <w:trHeight w:val="389" w:hRule="atLeast"/>
           <w:jc w:val="center"/>
@@ -6989,6 +7589,22 @@
         </w:tc>
       </w:tr>
       <w:tr>
+        <w:tblPrEx>
+          <w:tblBorders>
+            <w:top w:val="single" w:color="auto" w:sz="4" w:space="0"/>
+            <w:left w:val="single" w:color="auto" w:sz="4" w:space="0"/>
+            <w:bottom w:val="single" w:color="auto" w:sz="4" w:space="0"/>
+            <w:right w:val="single" w:color="auto" w:sz="4" w:space="0"/>
+            <w:insideH w:val="single" w:color="auto" w:sz="4" w:space="0"/>
+            <w:insideV w:val="single" w:color="auto" w:sz="4" w:space="0"/>
+          </w:tblBorders>
+          <w:tblCellMar>
+            <w:top w:w="0" w:type="dxa"/>
+            <w:left w:w="108" w:type="dxa"/>
+            <w:bottom w:w="0" w:type="dxa"/>
+            <w:right w:w="108" w:type="dxa"/>
+          </w:tblCellMar>
+        </w:tblPrEx>
         <w:trPr>
           <w:trHeight w:val="389" w:hRule="atLeast"/>
           <w:jc w:val="center"/>
@@ -7091,6 +7707,22 @@
         </w:tc>
       </w:tr>
       <w:tr>
+        <w:tblPrEx>
+          <w:tblBorders>
+            <w:top w:val="single" w:color="auto" w:sz="4" w:space="0"/>
+            <w:left w:val="single" w:color="auto" w:sz="4" w:space="0"/>
+            <w:bottom w:val="single" w:color="auto" w:sz="4" w:space="0"/>
+            <w:right w:val="single" w:color="auto" w:sz="4" w:space="0"/>
+            <w:insideH w:val="single" w:color="auto" w:sz="4" w:space="0"/>
+            <w:insideV w:val="single" w:color="auto" w:sz="4" w:space="0"/>
+          </w:tblBorders>
+          <w:tblCellMar>
+            <w:top w:w="0" w:type="dxa"/>
+            <w:left w:w="108" w:type="dxa"/>
+            <w:bottom w:w="0" w:type="dxa"/>
+            <w:right w:w="108" w:type="dxa"/>
+          </w:tblCellMar>
+        </w:tblPrEx>
         <w:trPr>
           <w:trHeight w:val="389" w:hRule="atLeast"/>
           <w:jc w:val="center"/>
@@ -7189,6 +7821,22 @@
         </w:tc>
       </w:tr>
       <w:tr>
+        <w:tblPrEx>
+          <w:tblBorders>
+            <w:top w:val="single" w:color="auto" w:sz="4" w:space="0"/>
+            <w:left w:val="single" w:color="auto" w:sz="4" w:space="0"/>
+            <w:bottom w:val="single" w:color="auto" w:sz="4" w:space="0"/>
+            <w:right w:val="single" w:color="auto" w:sz="4" w:space="0"/>
+            <w:insideH w:val="single" w:color="auto" w:sz="4" w:space="0"/>
+            <w:insideV w:val="single" w:color="auto" w:sz="4" w:space="0"/>
+          </w:tblBorders>
+          <w:tblCellMar>
+            <w:top w:w="0" w:type="dxa"/>
+            <w:left w:w="108" w:type="dxa"/>
+            <w:bottom w:w="0" w:type="dxa"/>
+            <w:right w:w="108" w:type="dxa"/>
+          </w:tblCellMar>
+        </w:tblPrEx>
         <w:trPr>
           <w:trHeight w:val="389" w:hRule="atLeast"/>
           <w:jc w:val="center"/>
@@ -7287,6 +7935,22 @@
         </w:tc>
       </w:tr>
       <w:tr>
+        <w:tblPrEx>
+          <w:tblBorders>
+            <w:top w:val="single" w:color="auto" w:sz="4" w:space="0"/>
+            <w:left w:val="single" w:color="auto" w:sz="4" w:space="0"/>
+            <w:bottom w:val="single" w:color="auto" w:sz="4" w:space="0"/>
+            <w:right w:val="single" w:color="auto" w:sz="4" w:space="0"/>
+            <w:insideH w:val="single" w:color="auto" w:sz="4" w:space="0"/>
+            <w:insideV w:val="single" w:color="auto" w:sz="4" w:space="0"/>
+          </w:tblBorders>
+          <w:tblCellMar>
+            <w:top w:w="0" w:type="dxa"/>
+            <w:left w:w="108" w:type="dxa"/>
+            <w:bottom w:w="0" w:type="dxa"/>
+            <w:right w:w="108" w:type="dxa"/>
+          </w:tblCellMar>
+        </w:tblPrEx>
         <w:trPr>
           <w:trHeight w:val="389" w:hRule="atLeast"/>
           <w:jc w:val="center"/>
@@ -7385,6 +8049,22 @@
         </w:tc>
       </w:tr>
       <w:tr>
+        <w:tblPrEx>
+          <w:tblBorders>
+            <w:top w:val="single" w:color="auto" w:sz="4" w:space="0"/>
+            <w:left w:val="single" w:color="auto" w:sz="4" w:space="0"/>
+            <w:bottom w:val="single" w:color="auto" w:sz="4" w:space="0"/>
+            <w:right w:val="single" w:color="auto" w:sz="4" w:space="0"/>
+            <w:insideH w:val="single" w:color="auto" w:sz="4" w:space="0"/>
+            <w:insideV w:val="single" w:color="auto" w:sz="4" w:space="0"/>
+          </w:tblBorders>
+          <w:tblCellMar>
+            <w:top w:w="0" w:type="dxa"/>
+            <w:left w:w="108" w:type="dxa"/>
+            <w:bottom w:w="0" w:type="dxa"/>
+            <w:right w:w="108" w:type="dxa"/>
+          </w:tblCellMar>
+        </w:tblPrEx>
         <w:trPr>
           <w:trHeight w:val="389" w:hRule="atLeast"/>
           <w:jc w:val="center"/>
@@ -7483,6 +8163,22 @@
         </w:tc>
       </w:tr>
       <w:tr>
+        <w:tblPrEx>
+          <w:tblBorders>
+            <w:top w:val="single" w:color="auto" w:sz="4" w:space="0"/>
+            <w:left w:val="single" w:color="auto" w:sz="4" w:space="0"/>
+            <w:bottom w:val="single" w:color="auto" w:sz="4" w:space="0"/>
+            <w:right w:val="single" w:color="auto" w:sz="4" w:space="0"/>
+            <w:insideH w:val="single" w:color="auto" w:sz="4" w:space="0"/>
+            <w:insideV w:val="single" w:color="auto" w:sz="4" w:space="0"/>
+          </w:tblBorders>
+          <w:tblCellMar>
+            <w:top w:w="0" w:type="dxa"/>
+            <w:left w:w="108" w:type="dxa"/>
+            <w:bottom w:w="0" w:type="dxa"/>
+            <w:right w:w="108" w:type="dxa"/>
+          </w:tblCellMar>
+        </w:tblPrEx>
         <w:trPr>
           <w:trHeight w:val="389" w:hRule="atLeast"/>
           <w:jc w:val="center"/>
@@ -7581,6 +8277,22 @@
         </w:tc>
       </w:tr>
       <w:tr>
+        <w:tblPrEx>
+          <w:tblBorders>
+            <w:top w:val="single" w:color="auto" w:sz="4" w:space="0"/>
+            <w:left w:val="single" w:color="auto" w:sz="4" w:space="0"/>
+            <w:bottom w:val="single" w:color="auto" w:sz="4" w:space="0"/>
+            <w:right w:val="single" w:color="auto" w:sz="4" w:space="0"/>
+            <w:insideH w:val="single" w:color="auto" w:sz="4" w:space="0"/>
+            <w:insideV w:val="single" w:color="auto" w:sz="4" w:space="0"/>
+          </w:tblBorders>
+          <w:tblCellMar>
+            <w:top w:w="0" w:type="dxa"/>
+            <w:left w:w="108" w:type="dxa"/>
+            <w:bottom w:w="0" w:type="dxa"/>
+            <w:right w:w="108" w:type="dxa"/>
+          </w:tblCellMar>
+        </w:tblPrEx>
         <w:trPr>
           <w:trHeight w:val="389" w:hRule="atLeast"/>
           <w:jc w:val="center"/>
@@ -7731,8 +8443,6 @@
               </w:rPr>
               <w:t>结合腺癌</w:t>
             </w:r>
-            <w:bookmarkStart w:id="31" w:name="_GoBack"/>
-            <w:bookmarkEnd w:id="31"/>
           </w:p>
         </w:tc>
         <w:tc>
@@ -7767,6 +8477,22 @@
         </w:tc>
       </w:tr>
       <w:tr>
+        <w:tblPrEx>
+          <w:tblBorders>
+            <w:top w:val="single" w:color="auto" w:sz="4" w:space="0"/>
+            <w:left w:val="single" w:color="auto" w:sz="4" w:space="0"/>
+            <w:bottom w:val="single" w:color="auto" w:sz="4" w:space="0"/>
+            <w:right w:val="single" w:color="auto" w:sz="4" w:space="0"/>
+            <w:insideH w:val="single" w:color="auto" w:sz="4" w:space="0"/>
+            <w:insideV w:val="single" w:color="auto" w:sz="4" w:space="0"/>
+          </w:tblBorders>
+          <w:tblCellMar>
+            <w:top w:w="0" w:type="dxa"/>
+            <w:left w:w="108" w:type="dxa"/>
+            <w:bottom w:w="0" w:type="dxa"/>
+            <w:right w:w="108" w:type="dxa"/>
+          </w:tblCellMar>
+        </w:tblPrEx>
         <w:trPr>
           <w:trHeight w:val="389" w:hRule="atLeast"/>
           <w:jc w:val="center"/>
@@ -7775,7 +8501,6 @@
           <w:tcPr>
             <w:tcW w:w="3171" w:type="dxa"/>
             <w:vMerge w:val="continue"/>
-            <w:tcBorders/>
             <w:vAlign w:val="center"/>
           </w:tcPr>
           <w:p>
@@ -7797,7 +8522,7 @@
         <w:tc>
           <w:tcPr>
             <w:tcW w:w="3849" w:type="dxa"/>
-            <w:shd w:val="clear"/>
+            <w:shd w:val="clear" w:color="auto" w:fill="auto"/>
             <w:vAlign w:val="center"/>
           </w:tcPr>
           <w:p>
@@ -7828,7 +8553,7 @@
         <w:tc>
           <w:tcPr>
             <w:tcW w:w="3139" w:type="dxa"/>
-            <w:shd w:val="clear"/>
+            <w:shd w:val="clear" w:color="auto" w:fill="auto"/>
             <w:vAlign w:val="center"/>
           </w:tcPr>
           <w:p>
@@ -7858,6 +8583,22 @@
         </w:tc>
       </w:tr>
       <w:tr>
+        <w:tblPrEx>
+          <w:tblBorders>
+            <w:top w:val="single" w:color="auto" w:sz="4" w:space="0"/>
+            <w:left w:val="single" w:color="auto" w:sz="4" w:space="0"/>
+            <w:bottom w:val="single" w:color="auto" w:sz="4" w:space="0"/>
+            <w:right w:val="single" w:color="auto" w:sz="4" w:space="0"/>
+            <w:insideH w:val="single" w:color="auto" w:sz="4" w:space="0"/>
+            <w:insideV w:val="single" w:color="auto" w:sz="4" w:space="0"/>
+          </w:tblBorders>
+          <w:tblCellMar>
+            <w:top w:w="0" w:type="dxa"/>
+            <w:left w:w="108" w:type="dxa"/>
+            <w:bottom w:w="0" w:type="dxa"/>
+            <w:right w:w="108" w:type="dxa"/>
+          </w:tblCellMar>
+        </w:tblPrEx>
         <w:trPr>
           <w:trHeight w:val="389" w:hRule="atLeast"/>
           <w:jc w:val="center"/>
@@ -7955,6 +8696,22 @@
         </w:tc>
       </w:tr>
       <w:tr>
+        <w:tblPrEx>
+          <w:tblBorders>
+            <w:top w:val="single" w:color="auto" w:sz="4" w:space="0"/>
+            <w:left w:val="single" w:color="auto" w:sz="4" w:space="0"/>
+            <w:bottom w:val="single" w:color="auto" w:sz="4" w:space="0"/>
+            <w:right w:val="single" w:color="auto" w:sz="4" w:space="0"/>
+            <w:insideH w:val="single" w:color="auto" w:sz="4" w:space="0"/>
+            <w:insideV w:val="single" w:color="auto" w:sz="4" w:space="0"/>
+          </w:tblBorders>
+          <w:tblCellMar>
+            <w:top w:w="0" w:type="dxa"/>
+            <w:left w:w="108" w:type="dxa"/>
+            <w:bottom w:w="0" w:type="dxa"/>
+            <w:right w:w="108" w:type="dxa"/>
+          </w:tblCellMar>
+        </w:tblPrEx>
         <w:trPr>
           <w:trHeight w:val="389" w:hRule="atLeast"/>
           <w:jc w:val="center"/>
@@ -8063,6 +8820,22 @@
         </w:tc>
       </w:tr>
       <w:tr>
+        <w:tblPrEx>
+          <w:tblBorders>
+            <w:top w:val="single" w:color="auto" w:sz="4" w:space="0"/>
+            <w:left w:val="single" w:color="auto" w:sz="4" w:space="0"/>
+            <w:bottom w:val="single" w:color="auto" w:sz="4" w:space="0"/>
+            <w:right w:val="single" w:color="auto" w:sz="4" w:space="0"/>
+            <w:insideH w:val="single" w:color="auto" w:sz="4" w:space="0"/>
+            <w:insideV w:val="single" w:color="auto" w:sz="4" w:space="0"/>
+          </w:tblBorders>
+          <w:tblCellMar>
+            <w:top w:w="0" w:type="dxa"/>
+            <w:left w:w="108" w:type="dxa"/>
+            <w:bottom w:w="0" w:type="dxa"/>
+            <w:right w:w="108" w:type="dxa"/>
+          </w:tblCellMar>
+        </w:tblPrEx>
         <w:trPr>
           <w:trHeight w:val="400" w:hRule="atLeast"/>
           <w:jc w:val="center"/>
@@ -8290,6 +9063,22 @@
         <w:gridCol w:w="1444"/>
       </w:tblGrid>
       <w:tr>
+        <w:tblPrEx>
+          <w:tblBorders>
+            <w:top w:val="single" w:color="auto" w:sz="4" w:space="0"/>
+            <w:left w:val="single" w:color="auto" w:sz="4" w:space="0"/>
+            <w:bottom w:val="single" w:color="auto" w:sz="4" w:space="0"/>
+            <w:right w:val="single" w:color="auto" w:sz="4" w:space="0"/>
+            <w:insideH w:val="single" w:color="auto" w:sz="4" w:space="0"/>
+            <w:insideV w:val="single" w:color="auto" w:sz="4" w:space="0"/>
+          </w:tblBorders>
+          <w:tblCellMar>
+            <w:top w:w="0" w:type="dxa"/>
+            <w:left w:w="108" w:type="dxa"/>
+            <w:bottom w:w="0" w:type="dxa"/>
+            <w:right w:w="108" w:type="dxa"/>
+          </w:tblCellMar>
+        </w:tblPrEx>
         <w:trPr>
           <w:trHeight w:val="90" w:hRule="atLeast"/>
           <w:jc w:val="center"/>
@@ -8451,6 +9240,22 @@
         </w:tc>
       </w:tr>
       <w:tr>
+        <w:tblPrEx>
+          <w:tblBorders>
+            <w:top w:val="single" w:color="auto" w:sz="4" w:space="0"/>
+            <w:left w:val="single" w:color="auto" w:sz="4" w:space="0"/>
+            <w:bottom w:val="single" w:color="auto" w:sz="4" w:space="0"/>
+            <w:right w:val="single" w:color="auto" w:sz="4" w:space="0"/>
+            <w:insideH w:val="single" w:color="auto" w:sz="4" w:space="0"/>
+            <w:insideV w:val="single" w:color="auto" w:sz="4" w:space="0"/>
+          </w:tblBorders>
+          <w:tblCellMar>
+            <w:top w:w="0" w:type="dxa"/>
+            <w:left w:w="108" w:type="dxa"/>
+            <w:bottom w:w="0" w:type="dxa"/>
+            <w:right w:w="108" w:type="dxa"/>
+          </w:tblCellMar>
+        </w:tblPrEx>
         <w:trPr>
           <w:trHeight w:val="90" w:hRule="atLeast"/>
           <w:jc w:val="center"/>
@@ -8630,6 +9435,22 @@
         </w:tc>
       </w:tr>
       <w:tr>
+        <w:tblPrEx>
+          <w:tblBorders>
+            <w:top w:val="single" w:color="auto" w:sz="4" w:space="0"/>
+            <w:left w:val="single" w:color="auto" w:sz="4" w:space="0"/>
+            <w:bottom w:val="single" w:color="auto" w:sz="4" w:space="0"/>
+            <w:right w:val="single" w:color="auto" w:sz="4" w:space="0"/>
+            <w:insideH w:val="single" w:color="auto" w:sz="4" w:space="0"/>
+            <w:insideV w:val="single" w:color="auto" w:sz="4" w:space="0"/>
+          </w:tblBorders>
+          <w:tblCellMar>
+            <w:top w:w="0" w:type="dxa"/>
+            <w:left w:w="108" w:type="dxa"/>
+            <w:bottom w:w="0" w:type="dxa"/>
+            <w:right w:w="108" w:type="dxa"/>
+          </w:tblCellMar>
+        </w:tblPrEx>
         <w:trPr>
           <w:trHeight w:val="90" w:hRule="atLeast"/>
           <w:jc w:val="center"/>
@@ -8796,6 +9617,22 @@
         </w:tc>
       </w:tr>
       <w:tr>
+        <w:tblPrEx>
+          <w:tblBorders>
+            <w:top w:val="single" w:color="auto" w:sz="4" w:space="0"/>
+            <w:left w:val="single" w:color="auto" w:sz="4" w:space="0"/>
+            <w:bottom w:val="single" w:color="auto" w:sz="4" w:space="0"/>
+            <w:right w:val="single" w:color="auto" w:sz="4" w:space="0"/>
+            <w:insideH w:val="single" w:color="auto" w:sz="4" w:space="0"/>
+            <w:insideV w:val="single" w:color="auto" w:sz="4" w:space="0"/>
+          </w:tblBorders>
+          <w:tblCellMar>
+            <w:top w:w="0" w:type="dxa"/>
+            <w:left w:w="108" w:type="dxa"/>
+            <w:bottom w:w="0" w:type="dxa"/>
+            <w:right w:w="108" w:type="dxa"/>
+          </w:tblCellMar>
+        </w:tblPrEx>
         <w:trPr>
           <w:trHeight w:val="90" w:hRule="atLeast"/>
           <w:jc w:val="center"/>
@@ -8962,6 +9799,22 @@
         </w:tc>
       </w:tr>
       <w:tr>
+        <w:tblPrEx>
+          <w:tblBorders>
+            <w:top w:val="single" w:color="auto" w:sz="4" w:space="0"/>
+            <w:left w:val="single" w:color="auto" w:sz="4" w:space="0"/>
+            <w:bottom w:val="single" w:color="auto" w:sz="4" w:space="0"/>
+            <w:right w:val="single" w:color="auto" w:sz="4" w:space="0"/>
+            <w:insideH w:val="single" w:color="auto" w:sz="4" w:space="0"/>
+            <w:insideV w:val="single" w:color="auto" w:sz="4" w:space="0"/>
+          </w:tblBorders>
+          <w:tblCellMar>
+            <w:top w:w="0" w:type="dxa"/>
+            <w:left w:w="108" w:type="dxa"/>
+            <w:bottom w:w="0" w:type="dxa"/>
+            <w:right w:w="108" w:type="dxa"/>
+          </w:tblCellMar>
+        </w:tblPrEx>
         <w:trPr>
           <w:trHeight w:val="90" w:hRule="atLeast"/>
           <w:jc w:val="center"/>
@@ -9128,6 +9981,22 @@
         </w:tc>
       </w:tr>
       <w:tr>
+        <w:tblPrEx>
+          <w:tblBorders>
+            <w:top w:val="single" w:color="auto" w:sz="4" w:space="0"/>
+            <w:left w:val="single" w:color="auto" w:sz="4" w:space="0"/>
+            <w:bottom w:val="single" w:color="auto" w:sz="4" w:space="0"/>
+            <w:right w:val="single" w:color="auto" w:sz="4" w:space="0"/>
+            <w:insideH w:val="single" w:color="auto" w:sz="4" w:space="0"/>
+            <w:insideV w:val="single" w:color="auto" w:sz="4" w:space="0"/>
+          </w:tblBorders>
+          <w:tblCellMar>
+            <w:top w:w="0" w:type="dxa"/>
+            <w:left w:w="108" w:type="dxa"/>
+            <w:bottom w:w="0" w:type="dxa"/>
+            <w:right w:w="108" w:type="dxa"/>
+          </w:tblCellMar>
+        </w:tblPrEx>
         <w:trPr>
           <w:trHeight w:val="90" w:hRule="atLeast"/>
           <w:jc w:val="center"/>
@@ -9326,6 +10195,22 @@
         </w:tc>
       </w:tr>
       <w:tr>
+        <w:tblPrEx>
+          <w:tblBorders>
+            <w:top w:val="single" w:color="auto" w:sz="4" w:space="0"/>
+            <w:left w:val="single" w:color="auto" w:sz="4" w:space="0"/>
+            <w:bottom w:val="single" w:color="auto" w:sz="4" w:space="0"/>
+            <w:right w:val="single" w:color="auto" w:sz="4" w:space="0"/>
+            <w:insideH w:val="single" w:color="auto" w:sz="4" w:space="0"/>
+            <w:insideV w:val="single" w:color="auto" w:sz="4" w:space="0"/>
+          </w:tblBorders>
+          <w:tblCellMar>
+            <w:top w:w="0" w:type="dxa"/>
+            <w:left w:w="108" w:type="dxa"/>
+            <w:bottom w:w="0" w:type="dxa"/>
+            <w:right w:w="108" w:type="dxa"/>
+          </w:tblCellMar>
+        </w:tblPrEx>
         <w:trPr>
           <w:trHeight w:val="90" w:hRule="atLeast"/>
           <w:jc w:val="center"/>
@@ -9482,6 +10367,22 @@
         </w:tc>
       </w:tr>
       <w:tr>
+        <w:tblPrEx>
+          <w:tblBorders>
+            <w:top w:val="single" w:color="auto" w:sz="4" w:space="0"/>
+            <w:left w:val="single" w:color="auto" w:sz="4" w:space="0"/>
+            <w:bottom w:val="single" w:color="auto" w:sz="4" w:space="0"/>
+            <w:right w:val="single" w:color="auto" w:sz="4" w:space="0"/>
+            <w:insideH w:val="single" w:color="auto" w:sz="4" w:space="0"/>
+            <w:insideV w:val="single" w:color="auto" w:sz="4" w:space="0"/>
+          </w:tblBorders>
+          <w:tblCellMar>
+            <w:top w:w="0" w:type="dxa"/>
+            <w:left w:w="108" w:type="dxa"/>
+            <w:bottom w:w="0" w:type="dxa"/>
+            <w:right w:w="108" w:type="dxa"/>
+          </w:tblCellMar>
+        </w:tblPrEx>
         <w:trPr>
           <w:trHeight w:val="90" w:hRule="atLeast"/>
           <w:jc w:val="center"/>
@@ -9638,6 +10539,22 @@
         </w:tc>
       </w:tr>
       <w:tr>
+        <w:tblPrEx>
+          <w:tblBorders>
+            <w:top w:val="single" w:color="auto" w:sz="4" w:space="0"/>
+            <w:left w:val="single" w:color="auto" w:sz="4" w:space="0"/>
+            <w:bottom w:val="single" w:color="auto" w:sz="4" w:space="0"/>
+            <w:right w:val="single" w:color="auto" w:sz="4" w:space="0"/>
+            <w:insideH w:val="single" w:color="auto" w:sz="4" w:space="0"/>
+            <w:insideV w:val="single" w:color="auto" w:sz="4" w:space="0"/>
+          </w:tblBorders>
+          <w:tblCellMar>
+            <w:top w:w="0" w:type="dxa"/>
+            <w:left w:w="108" w:type="dxa"/>
+            <w:bottom w:w="0" w:type="dxa"/>
+            <w:right w:w="108" w:type="dxa"/>
+          </w:tblCellMar>
+        </w:tblPrEx>
         <w:trPr>
           <w:trHeight w:val="90" w:hRule="atLeast"/>
           <w:jc w:val="center"/>
@@ -9796,6 +10713,22 @@
         </w:tc>
       </w:tr>
       <w:tr>
+        <w:tblPrEx>
+          <w:tblBorders>
+            <w:top w:val="single" w:color="auto" w:sz="4" w:space="0"/>
+            <w:left w:val="single" w:color="auto" w:sz="4" w:space="0"/>
+            <w:bottom w:val="single" w:color="auto" w:sz="4" w:space="0"/>
+            <w:right w:val="single" w:color="auto" w:sz="4" w:space="0"/>
+            <w:insideH w:val="single" w:color="auto" w:sz="4" w:space="0"/>
+            <w:insideV w:val="single" w:color="auto" w:sz="4" w:space="0"/>
+          </w:tblBorders>
+          <w:tblCellMar>
+            <w:top w:w="0" w:type="dxa"/>
+            <w:left w:w="108" w:type="dxa"/>
+            <w:bottom w:w="0" w:type="dxa"/>
+            <w:right w:w="108" w:type="dxa"/>
+          </w:tblCellMar>
+        </w:tblPrEx>
         <w:trPr>
           <w:trHeight w:val="90" w:hRule="atLeast"/>
           <w:jc w:val="center"/>
@@ -9952,6 +10885,22 @@
         </w:tc>
       </w:tr>
       <w:tr>
+        <w:tblPrEx>
+          <w:tblBorders>
+            <w:top w:val="single" w:color="auto" w:sz="4" w:space="0"/>
+            <w:left w:val="single" w:color="auto" w:sz="4" w:space="0"/>
+            <w:bottom w:val="single" w:color="auto" w:sz="4" w:space="0"/>
+            <w:right w:val="single" w:color="auto" w:sz="4" w:space="0"/>
+            <w:insideH w:val="single" w:color="auto" w:sz="4" w:space="0"/>
+            <w:insideV w:val="single" w:color="auto" w:sz="4" w:space="0"/>
+          </w:tblBorders>
+          <w:tblCellMar>
+            <w:top w:w="0" w:type="dxa"/>
+            <w:left w:w="108" w:type="dxa"/>
+            <w:bottom w:w="0" w:type="dxa"/>
+            <w:right w:w="108" w:type="dxa"/>
+          </w:tblCellMar>
+        </w:tblPrEx>
         <w:trPr>
           <w:trHeight w:val="90" w:hRule="atLeast"/>
           <w:jc w:val="center"/>

--- a/WebContent/docx/HER2基因扩增报告-苏州九院.docx
+++ b/WebContent/docx/HER2基因扩增报告-苏州九院.docx
@@ -235,22 +235,6 @@
         <w:gridCol w:w="4471"/>
       </w:tblGrid>
       <w:tr>
-        <w:tblPrEx>
-          <w:tblBorders>
-            <w:top w:val="single" w:color="auto" w:sz="4" w:space="0"/>
-            <w:left w:val="single" w:color="auto" w:sz="4" w:space="0"/>
-            <w:bottom w:val="single" w:color="auto" w:sz="4" w:space="0"/>
-            <w:right w:val="single" w:color="auto" w:sz="4" w:space="0"/>
-            <w:insideH w:val="single" w:color="auto" w:sz="4" w:space="0"/>
-            <w:insideV w:val="single" w:color="auto" w:sz="4" w:space="0"/>
-          </w:tblBorders>
-          <w:tblCellMar>
-            <w:top w:w="0" w:type="dxa"/>
-            <w:left w:w="108" w:type="dxa"/>
-            <w:bottom w:w="0" w:type="dxa"/>
-            <w:right w:w="108" w:type="dxa"/>
-          </w:tblCellMar>
-        </w:tblPrEx>
         <w:trPr>
           <w:trHeight w:val="667" w:hRule="atLeast"/>
           <w:jc w:val="center"/>
@@ -321,22 +305,6 @@
         </w:tc>
       </w:tr>
       <w:tr>
-        <w:tblPrEx>
-          <w:tblBorders>
-            <w:top w:val="single" w:color="auto" w:sz="4" w:space="0"/>
-            <w:left w:val="single" w:color="auto" w:sz="4" w:space="0"/>
-            <w:bottom w:val="single" w:color="auto" w:sz="4" w:space="0"/>
-            <w:right w:val="single" w:color="auto" w:sz="4" w:space="0"/>
-            <w:insideH w:val="single" w:color="auto" w:sz="4" w:space="0"/>
-            <w:insideV w:val="single" w:color="auto" w:sz="4" w:space="0"/>
-          </w:tblBorders>
-          <w:tblCellMar>
-            <w:top w:w="0" w:type="dxa"/>
-            <w:left w:w="108" w:type="dxa"/>
-            <w:bottom w:w="0" w:type="dxa"/>
-            <w:right w:w="108" w:type="dxa"/>
-          </w:tblCellMar>
-        </w:tblPrEx>
         <w:trPr>
           <w:trHeight w:val="667" w:hRule="atLeast"/>
           <w:jc w:val="center"/>
@@ -407,22 +375,6 @@
         </w:tc>
       </w:tr>
       <w:tr>
-        <w:tblPrEx>
-          <w:tblBorders>
-            <w:top w:val="single" w:color="auto" w:sz="4" w:space="0"/>
-            <w:left w:val="single" w:color="auto" w:sz="4" w:space="0"/>
-            <w:bottom w:val="single" w:color="auto" w:sz="4" w:space="0"/>
-            <w:right w:val="single" w:color="auto" w:sz="4" w:space="0"/>
-            <w:insideH w:val="single" w:color="auto" w:sz="4" w:space="0"/>
-            <w:insideV w:val="single" w:color="auto" w:sz="4" w:space="0"/>
-          </w:tblBorders>
-          <w:tblCellMar>
-            <w:top w:w="0" w:type="dxa"/>
-            <w:left w:w="108" w:type="dxa"/>
-            <w:bottom w:w="0" w:type="dxa"/>
-            <w:right w:w="108" w:type="dxa"/>
-          </w:tblCellMar>
-        </w:tblPrEx>
         <w:trPr>
           <w:trHeight w:val="667" w:hRule="atLeast"/>
           <w:jc w:val="center"/>
@@ -493,22 +445,6 @@
         </w:tc>
       </w:tr>
       <w:tr>
-        <w:tblPrEx>
-          <w:tblBorders>
-            <w:top w:val="single" w:color="auto" w:sz="4" w:space="0"/>
-            <w:left w:val="single" w:color="auto" w:sz="4" w:space="0"/>
-            <w:bottom w:val="single" w:color="auto" w:sz="4" w:space="0"/>
-            <w:right w:val="single" w:color="auto" w:sz="4" w:space="0"/>
-            <w:insideH w:val="single" w:color="auto" w:sz="4" w:space="0"/>
-            <w:insideV w:val="single" w:color="auto" w:sz="4" w:space="0"/>
-          </w:tblBorders>
-          <w:tblCellMar>
-            <w:top w:w="0" w:type="dxa"/>
-            <w:left w:w="108" w:type="dxa"/>
-            <w:bottom w:w="0" w:type="dxa"/>
-            <w:right w:w="108" w:type="dxa"/>
-          </w:tblCellMar>
-        </w:tblPrEx>
         <w:trPr>
           <w:trHeight w:val="678" w:hRule="atLeast"/>
           <w:jc w:val="center"/>
@@ -1718,10 +1654,10 @@
       <w:bookmarkStart w:id="1" w:name="_Toc24397"/>
       <w:bookmarkStart w:id="2" w:name="_Toc32054"/>
       <w:bookmarkStart w:id="3" w:name="_Toc13806"/>
-      <w:bookmarkStart w:id="4" w:name="_Toc30143_WPSOffice_Level1"/>
+      <w:bookmarkStart w:id="4" w:name="_Toc24178_WPSOffice_Level1"/>
       <w:bookmarkStart w:id="5" w:name="_Toc21009_WPSOffice_Level1"/>
-      <w:bookmarkStart w:id="6" w:name="_Toc24178_WPSOffice_Level1"/>
-      <w:bookmarkStart w:id="7" w:name="_Toc21669"/>
+      <w:bookmarkStart w:id="6" w:name="_Toc21669"/>
+      <w:bookmarkStart w:id="7" w:name="_Toc30143_WPSOffice_Level1"/>
     </w:p>
     <w:p>
       <w:pPr>
@@ -1781,22 +1717,6 @@
         <w:gridCol w:w="3316"/>
       </w:tblGrid>
       <w:tr>
-        <w:tblPrEx>
-          <w:tblBorders>
-            <w:top w:val="single" w:color="5A9D46" w:sz="24" w:space="0"/>
-            <w:left w:val="none" w:color="auto" w:sz="0" w:space="0"/>
-            <w:bottom w:val="single" w:color="A4A4A4" w:sz="4" w:space="0"/>
-            <w:right w:val="none" w:color="auto" w:sz="0" w:space="0"/>
-            <w:insideH w:val="single" w:color="A4A4A4" w:sz="4" w:space="0"/>
-            <w:insideV w:val="single" w:color="A4A4A4" w:sz="4" w:space="0"/>
-          </w:tblBorders>
-          <w:tblCellMar>
-            <w:top w:w="0" w:type="dxa"/>
-            <w:left w:w="108" w:type="dxa"/>
-            <w:bottom w:w="0" w:type="dxa"/>
-            <w:right w:w="108" w:type="dxa"/>
-          </w:tblCellMar>
-        </w:tblPrEx>
         <w:trPr>
           <w:trHeight w:val="397" w:hRule="exact"/>
         </w:trPr>
@@ -1985,22 +1905,6 @@
         </w:tc>
       </w:tr>
       <w:tr>
-        <w:tblPrEx>
-          <w:tblBorders>
-            <w:top w:val="single" w:color="5A9D46" w:sz="24" w:space="0"/>
-            <w:left w:val="none" w:color="auto" w:sz="0" w:space="0"/>
-            <w:bottom w:val="single" w:color="A4A4A4" w:sz="4" w:space="0"/>
-            <w:right w:val="none" w:color="auto" w:sz="0" w:space="0"/>
-            <w:insideH w:val="single" w:color="A4A4A4" w:sz="4" w:space="0"/>
-            <w:insideV w:val="single" w:color="A4A4A4" w:sz="4" w:space="0"/>
-          </w:tblBorders>
-          <w:tblCellMar>
-            <w:top w:w="0" w:type="dxa"/>
-            <w:left w:w="108" w:type="dxa"/>
-            <w:bottom w:w="0" w:type="dxa"/>
-            <w:right w:w="108" w:type="dxa"/>
-          </w:tblCellMar>
-        </w:tblPrEx>
         <w:trPr>
           <w:trHeight w:val="397" w:hRule="exact"/>
         </w:trPr>
@@ -2183,22 +2087,6 @@
         </w:tc>
       </w:tr>
       <w:tr>
-        <w:tblPrEx>
-          <w:tblBorders>
-            <w:top w:val="single" w:color="5A9D46" w:sz="24" w:space="0"/>
-            <w:left w:val="none" w:color="auto" w:sz="0" w:space="0"/>
-            <w:bottom w:val="single" w:color="A4A4A4" w:sz="4" w:space="0"/>
-            <w:right w:val="none" w:color="auto" w:sz="0" w:space="0"/>
-            <w:insideH w:val="single" w:color="A4A4A4" w:sz="4" w:space="0"/>
-            <w:insideV w:val="single" w:color="A4A4A4" w:sz="4" w:space="0"/>
-          </w:tblBorders>
-          <w:tblCellMar>
-            <w:top w:w="0" w:type="dxa"/>
-            <w:left w:w="108" w:type="dxa"/>
-            <w:bottom w:w="0" w:type="dxa"/>
-            <w:right w:w="108" w:type="dxa"/>
-          </w:tblCellMar>
-        </w:tblPrEx>
         <w:trPr>
           <w:trHeight w:val="397" w:hRule="exact"/>
         </w:trPr>
@@ -2381,22 +2269,6 @@
         </w:tc>
       </w:tr>
       <w:tr>
-        <w:tblPrEx>
-          <w:tblBorders>
-            <w:top w:val="single" w:color="5A9D46" w:sz="24" w:space="0"/>
-            <w:left w:val="none" w:color="auto" w:sz="0" w:space="0"/>
-            <w:bottom w:val="single" w:color="A4A4A4" w:sz="4" w:space="0"/>
-            <w:right w:val="none" w:color="auto" w:sz="0" w:space="0"/>
-            <w:insideH w:val="single" w:color="A4A4A4" w:sz="4" w:space="0"/>
-            <w:insideV w:val="single" w:color="A4A4A4" w:sz="4" w:space="0"/>
-          </w:tblBorders>
-          <w:tblCellMar>
-            <w:top w:w="0" w:type="dxa"/>
-            <w:left w:w="108" w:type="dxa"/>
-            <w:bottom w:w="0" w:type="dxa"/>
-            <w:right w:w="108" w:type="dxa"/>
-          </w:tblCellMar>
-        </w:tblPrEx>
         <w:trPr>
           <w:trHeight w:val="397" w:hRule="exact"/>
         </w:trPr>
@@ -2579,22 +2451,6 @@
         </w:tc>
       </w:tr>
       <w:tr>
-        <w:tblPrEx>
-          <w:tblBorders>
-            <w:top w:val="single" w:color="5A9D46" w:sz="24" w:space="0"/>
-            <w:left w:val="none" w:color="auto" w:sz="0" w:space="0"/>
-            <w:bottom w:val="single" w:color="A4A4A4" w:sz="4" w:space="0"/>
-            <w:right w:val="none" w:color="auto" w:sz="0" w:space="0"/>
-            <w:insideH w:val="single" w:color="A4A4A4" w:sz="4" w:space="0"/>
-            <w:insideV w:val="single" w:color="A4A4A4" w:sz="4" w:space="0"/>
-          </w:tblBorders>
-          <w:tblCellMar>
-            <w:top w:w="0" w:type="dxa"/>
-            <w:left w:w="108" w:type="dxa"/>
-            <w:bottom w:w="0" w:type="dxa"/>
-            <w:right w:w="108" w:type="dxa"/>
-          </w:tblCellMar>
-        </w:tblPrEx>
         <w:trPr>
           <w:trHeight w:val="397" w:hRule="exact"/>
         </w:trPr>
@@ -2816,12 +2672,24 @@
     </w:p>
     <w:p>
       <w:pPr>
+        <w:pStyle w:val="2"/>
+        <w:numPr>
+          <w:ilvl w:val="-1"/>
+          <w:numId w:val="0"/>
+        </w:numPr>
+        <w:ind w:left="0" w:firstLine="0"/>
+        <w:jc w:val="left"/>
         <w:rPr>
-          <w:rFonts w:hint="default"/>
+          <w:rFonts w:hint="default" w:ascii="Times New Roman" w:hAnsi="Times New Roman" w:eastAsia="微软雅黑" w:cs="Times New Roman"/>
+          <w:color w:val="62B541"/>
+          <w:sz w:val="32"/>
+          <w14:shadow w14:blurRad="50800" w14:dist="38100" w14:dir="10800000" w14:sx="100000" w14:sy="100000" w14:kx="0" w14:ky="0" w14:algn="r">
+            <w14:srgbClr w14:val="62B541">
+              <w14:alpha w14:val="60000"/>
+            </w14:srgbClr>
+          </w14:shadow>
         </w:rPr>
       </w:pPr>
-      <w:bookmarkStart w:id="31" w:name="_GoBack"/>
-      <w:bookmarkEnd w:id="31"/>
     </w:p>
     <w:p>
       <w:pPr>
@@ -2900,22 +2768,6 @@
         <w:gridCol w:w="6639"/>
       </w:tblGrid>
       <w:tr>
-        <w:tblPrEx>
-          <w:tblBorders>
-            <w:top w:val="single" w:color="5A9D46" w:sz="24" w:space="0"/>
-            <w:left w:val="none" w:color="auto" w:sz="0" w:space="0"/>
-            <w:bottom w:val="single" w:color="A4A4A4" w:sz="4" w:space="0"/>
-            <w:right w:val="none" w:color="auto" w:sz="0" w:space="0"/>
-            <w:insideH w:val="single" w:color="A4A4A4" w:sz="4" w:space="0"/>
-            <w:insideV w:val="single" w:color="A4A4A4" w:sz="4" w:space="0"/>
-          </w:tblBorders>
-          <w:tblCellMar>
-            <w:top w:w="0" w:type="dxa"/>
-            <w:left w:w="108" w:type="dxa"/>
-            <w:bottom w:w="0" w:type="dxa"/>
-            <w:right w:w="108" w:type="dxa"/>
-          </w:tblCellMar>
-        </w:tblPrEx>
         <w:trPr>
           <w:trHeight w:val="632" w:hRule="atLeast"/>
           <w:jc w:val="center"/>
@@ -2995,22 +2847,6 @@
         </w:tc>
       </w:tr>
       <w:tr>
-        <w:tblPrEx>
-          <w:tblBorders>
-            <w:top w:val="single" w:color="5A9D46" w:sz="24" w:space="0"/>
-            <w:left w:val="none" w:color="auto" w:sz="0" w:space="0"/>
-            <w:bottom w:val="single" w:color="A4A4A4" w:sz="4" w:space="0"/>
-            <w:right w:val="none" w:color="auto" w:sz="0" w:space="0"/>
-            <w:insideH w:val="single" w:color="A4A4A4" w:sz="4" w:space="0"/>
-            <w:insideV w:val="single" w:color="A4A4A4" w:sz="4" w:space="0"/>
-          </w:tblBorders>
-          <w:tblCellMar>
-            <w:top w:w="0" w:type="dxa"/>
-            <w:left w:w="108" w:type="dxa"/>
-            <w:bottom w:w="0" w:type="dxa"/>
-            <w:right w:w="108" w:type="dxa"/>
-          </w:tblCellMar>
-        </w:tblPrEx>
         <w:trPr>
           <w:trHeight w:val="567" w:hRule="atLeast"/>
           <w:jc w:val="center"/>
@@ -3086,22 +2922,6 @@
         </w:tc>
       </w:tr>
       <w:tr>
-        <w:tblPrEx>
-          <w:tblBorders>
-            <w:top w:val="single" w:color="5A9D46" w:sz="24" w:space="0"/>
-            <w:left w:val="none" w:color="auto" w:sz="0" w:space="0"/>
-            <w:bottom w:val="single" w:color="A4A4A4" w:sz="4" w:space="0"/>
-            <w:right w:val="none" w:color="auto" w:sz="0" w:space="0"/>
-            <w:insideH w:val="single" w:color="A4A4A4" w:sz="4" w:space="0"/>
-            <w:insideV w:val="single" w:color="A4A4A4" w:sz="4" w:space="0"/>
-          </w:tblBorders>
-          <w:tblCellMar>
-            <w:top w:w="0" w:type="dxa"/>
-            <w:left w:w="108" w:type="dxa"/>
-            <w:bottom w:w="0" w:type="dxa"/>
-            <w:right w:w="108" w:type="dxa"/>
-          </w:tblCellMar>
-        </w:tblPrEx>
         <w:trPr>
           <w:trHeight w:val="567" w:hRule="atLeast"/>
           <w:jc w:val="center"/>
@@ -3218,22 +3038,6 @@
         </w:tc>
       </w:tr>
       <w:tr>
-        <w:tblPrEx>
-          <w:tblBorders>
-            <w:top w:val="single" w:color="5A9D46" w:sz="24" w:space="0"/>
-            <w:left w:val="none" w:color="auto" w:sz="0" w:space="0"/>
-            <w:bottom w:val="single" w:color="A4A4A4" w:sz="4" w:space="0"/>
-            <w:right w:val="none" w:color="auto" w:sz="0" w:space="0"/>
-            <w:insideH w:val="single" w:color="A4A4A4" w:sz="4" w:space="0"/>
-            <w:insideV w:val="single" w:color="A4A4A4" w:sz="4" w:space="0"/>
-          </w:tblBorders>
-          <w:tblCellMar>
-            <w:top w:w="0" w:type="dxa"/>
-            <w:left w:w="108" w:type="dxa"/>
-            <w:bottom w:w="0" w:type="dxa"/>
-            <w:right w:w="108" w:type="dxa"/>
-          </w:tblCellMar>
-        </w:tblPrEx>
         <w:trPr>
           <w:trHeight w:val="567" w:hRule="atLeast"/>
           <w:jc w:val="center"/>
@@ -3310,22 +3114,6 @@
         </w:tc>
       </w:tr>
       <w:tr>
-        <w:tblPrEx>
-          <w:tblBorders>
-            <w:top w:val="single" w:color="5A9D46" w:sz="24" w:space="0"/>
-            <w:left w:val="none" w:color="auto" w:sz="0" w:space="0"/>
-            <w:bottom w:val="single" w:color="A4A4A4" w:sz="4" w:space="0"/>
-            <w:right w:val="none" w:color="auto" w:sz="0" w:space="0"/>
-            <w:insideH w:val="single" w:color="A4A4A4" w:sz="4" w:space="0"/>
-            <w:insideV w:val="single" w:color="A4A4A4" w:sz="4" w:space="0"/>
-          </w:tblBorders>
-          <w:tblCellMar>
-            <w:top w:w="0" w:type="dxa"/>
-            <w:left w:w="108" w:type="dxa"/>
-            <w:bottom w:w="0" w:type="dxa"/>
-            <w:right w:w="108" w:type="dxa"/>
-          </w:tblCellMar>
-        </w:tblPrEx>
         <w:trPr>
           <w:trHeight w:val="567" w:hRule="atLeast"/>
           <w:jc w:val="center"/>
@@ -3493,22 +3281,6 @@
         <w:gridCol w:w="4940"/>
       </w:tblGrid>
       <w:tr>
-        <w:tblPrEx>
-          <w:tblBorders>
-            <w:top w:val="none" w:color="auto" w:sz="0" w:space="0"/>
-            <w:left w:val="none" w:color="auto" w:sz="0" w:space="0"/>
-            <w:bottom w:val="none" w:color="auto" w:sz="0" w:space="0"/>
-            <w:right w:val="none" w:color="auto" w:sz="0" w:space="0"/>
-            <w:insideH w:val="none" w:color="auto" w:sz="0" w:space="0"/>
-            <w:insideV w:val="none" w:color="auto" w:sz="0" w:space="0"/>
-          </w:tblBorders>
-          <w:tblCellMar>
-            <w:top w:w="0" w:type="dxa"/>
-            <w:left w:w="108" w:type="dxa"/>
-            <w:bottom w:w="0" w:type="dxa"/>
-            <w:right w:w="108" w:type="dxa"/>
-          </w:tblCellMar>
-        </w:tblPrEx>
         <w:trPr>
           <w:trHeight w:val="498" w:hRule="atLeast"/>
           <w:jc w:val="center"/>
@@ -3567,22 +3339,6 @@
         </w:tc>
       </w:tr>
       <w:tr>
-        <w:tblPrEx>
-          <w:tblBorders>
-            <w:top w:val="none" w:color="auto" w:sz="0" w:space="0"/>
-            <w:left w:val="none" w:color="auto" w:sz="0" w:space="0"/>
-            <w:bottom w:val="none" w:color="auto" w:sz="0" w:space="0"/>
-            <w:right w:val="none" w:color="auto" w:sz="0" w:space="0"/>
-            <w:insideH w:val="none" w:color="auto" w:sz="0" w:space="0"/>
-            <w:insideV w:val="none" w:color="auto" w:sz="0" w:space="0"/>
-          </w:tblBorders>
-          <w:tblCellMar>
-            <w:top w:w="0" w:type="dxa"/>
-            <w:left w:w="108" w:type="dxa"/>
-            <w:bottom w:w="0" w:type="dxa"/>
-            <w:right w:w="108" w:type="dxa"/>
-          </w:tblCellMar>
-        </w:tblPrEx>
         <w:trPr>
           <w:trHeight w:val="3264" w:hRule="atLeast"/>
           <w:jc w:val="center"/>
@@ -3904,16 +3660,6 @@
         <w:gridCol w:w="2593"/>
       </w:tblGrid>
       <w:tr>
-        <w:tblPrEx>
-          <w:tblBorders>
-            <w:top w:val="single" w:color="5A9D46" w:sz="24" w:space="0"/>
-            <w:left w:val="none" w:color="auto" w:sz="0" w:space="0"/>
-            <w:bottom w:val="single" w:color="A4A4A4" w:sz="4" w:space="0"/>
-            <w:right w:val="none" w:color="auto" w:sz="0" w:space="0"/>
-            <w:insideH w:val="single" w:color="A4A4A4" w:sz="4" w:space="0"/>
-            <w:insideV w:val="single" w:color="A4A4A4" w:sz="4" w:space="0"/>
-          </w:tblBorders>
-        </w:tblPrEx>
         <w:trPr>
           <w:trHeight w:val="712" w:hRule="atLeast"/>
           <w:jc w:val="center"/>
@@ -4105,22 +3851,6 @@
         </w:tc>
       </w:tr>
       <w:tr>
-        <w:tblPrEx>
-          <w:tblBorders>
-            <w:top w:val="single" w:color="5A9D46" w:sz="24" w:space="0"/>
-            <w:left w:val="none" w:color="auto" w:sz="0" w:space="0"/>
-            <w:bottom w:val="single" w:color="A4A4A4" w:sz="4" w:space="0"/>
-            <w:right w:val="none" w:color="auto" w:sz="0" w:space="0"/>
-            <w:insideH w:val="single" w:color="A4A4A4" w:sz="4" w:space="0"/>
-            <w:insideV w:val="single" w:color="A4A4A4" w:sz="4" w:space="0"/>
-          </w:tblBorders>
-          <w:tblCellMar>
-            <w:top w:w="0" w:type="dxa"/>
-            <w:left w:w="108" w:type="dxa"/>
-            <w:bottom w:w="0" w:type="dxa"/>
-            <w:right w:w="108" w:type="dxa"/>
-          </w:tblCellMar>
-        </w:tblPrEx>
         <w:trPr>
           <w:trHeight w:val="477" w:hRule="atLeast"/>
           <w:jc w:val="center"/>
@@ -4204,22 +3934,6 @@
         </w:tc>
       </w:tr>
       <w:tr>
-        <w:tblPrEx>
-          <w:tblBorders>
-            <w:top w:val="single" w:color="5A9D46" w:sz="24" w:space="0"/>
-            <w:left w:val="none" w:color="auto" w:sz="0" w:space="0"/>
-            <w:bottom w:val="single" w:color="A4A4A4" w:sz="4" w:space="0"/>
-            <w:right w:val="none" w:color="auto" w:sz="0" w:space="0"/>
-            <w:insideH w:val="single" w:color="A4A4A4" w:sz="4" w:space="0"/>
-            <w:insideV w:val="single" w:color="A4A4A4" w:sz="4" w:space="0"/>
-          </w:tblBorders>
-          <w:tblCellMar>
-            <w:top w:w="0" w:type="dxa"/>
-            <w:left w:w="108" w:type="dxa"/>
-            <w:bottom w:w="0" w:type="dxa"/>
-            <w:right w:w="108" w:type="dxa"/>
-          </w:tblCellMar>
-        </w:tblPrEx>
         <w:trPr>
           <w:trHeight w:val="619" w:hRule="atLeast"/>
           <w:jc w:val="center"/>
@@ -4494,22 +4208,6 @@
         </w:tc>
       </w:tr>
       <w:tr>
-        <w:tblPrEx>
-          <w:tblBorders>
-            <w:top w:val="single" w:color="5A9D46" w:sz="24" w:space="0"/>
-            <w:left w:val="none" w:color="auto" w:sz="0" w:space="0"/>
-            <w:bottom w:val="single" w:color="A4A4A4" w:sz="4" w:space="0"/>
-            <w:right w:val="none" w:color="auto" w:sz="0" w:space="0"/>
-            <w:insideH w:val="single" w:color="A4A4A4" w:sz="4" w:space="0"/>
-            <w:insideV w:val="single" w:color="A4A4A4" w:sz="4" w:space="0"/>
-          </w:tblBorders>
-          <w:tblCellMar>
-            <w:top w:w="0" w:type="dxa"/>
-            <w:left w:w="108" w:type="dxa"/>
-            <w:bottom w:w="0" w:type="dxa"/>
-            <w:right w:w="108" w:type="dxa"/>
-          </w:tblCellMar>
-        </w:tblPrEx>
         <w:trPr>
           <w:trHeight w:val="619" w:hRule="atLeast"/>
           <w:jc w:val="center"/>
@@ -4649,22 +4347,6 @@
         </w:tc>
       </w:tr>
       <w:tr>
-        <w:tblPrEx>
-          <w:tblBorders>
-            <w:top w:val="single" w:color="5A9D46" w:sz="24" w:space="0"/>
-            <w:left w:val="none" w:color="auto" w:sz="0" w:space="0"/>
-            <w:bottom w:val="single" w:color="A4A4A4" w:sz="4" w:space="0"/>
-            <w:right w:val="none" w:color="auto" w:sz="0" w:space="0"/>
-            <w:insideH w:val="single" w:color="A4A4A4" w:sz="4" w:space="0"/>
-            <w:insideV w:val="single" w:color="A4A4A4" w:sz="4" w:space="0"/>
-          </w:tblBorders>
-          <w:tblCellMar>
-            <w:top w:w="0" w:type="dxa"/>
-            <w:left w:w="108" w:type="dxa"/>
-            <w:bottom w:w="0" w:type="dxa"/>
-            <w:right w:w="108" w:type="dxa"/>
-          </w:tblCellMar>
-        </w:tblPrEx>
         <w:trPr>
           <w:trHeight w:val="477" w:hRule="atLeast"/>
           <w:jc w:val="center"/>
@@ -4708,22 +4390,6 @@
         </w:tc>
       </w:tr>
       <w:tr>
-        <w:tblPrEx>
-          <w:tblBorders>
-            <w:top w:val="single" w:color="5A9D46" w:sz="24" w:space="0"/>
-            <w:left w:val="none" w:color="auto" w:sz="0" w:space="0"/>
-            <w:bottom w:val="single" w:color="A4A4A4" w:sz="4" w:space="0"/>
-            <w:right w:val="none" w:color="auto" w:sz="0" w:space="0"/>
-            <w:insideH w:val="single" w:color="A4A4A4" w:sz="4" w:space="0"/>
-            <w:insideV w:val="single" w:color="A4A4A4" w:sz="4" w:space="0"/>
-          </w:tblBorders>
-          <w:tblCellMar>
-            <w:top w:w="0" w:type="dxa"/>
-            <w:left w:w="108" w:type="dxa"/>
-            <w:bottom w:w="0" w:type="dxa"/>
-            <w:right w:w="108" w:type="dxa"/>
-          </w:tblCellMar>
-        </w:tblPrEx>
         <w:trPr>
           <w:trHeight w:val="477" w:hRule="atLeast"/>
           <w:jc w:val="center"/>
@@ -4997,22 +4663,6 @@
         </w:tc>
       </w:tr>
       <w:tr>
-        <w:tblPrEx>
-          <w:tblBorders>
-            <w:top w:val="single" w:color="5A9D46" w:sz="24" w:space="0"/>
-            <w:left w:val="none" w:color="auto" w:sz="0" w:space="0"/>
-            <w:bottom w:val="single" w:color="A4A4A4" w:sz="4" w:space="0"/>
-            <w:right w:val="none" w:color="auto" w:sz="0" w:space="0"/>
-            <w:insideH w:val="single" w:color="A4A4A4" w:sz="4" w:space="0"/>
-            <w:insideV w:val="single" w:color="A4A4A4" w:sz="4" w:space="0"/>
-          </w:tblBorders>
-          <w:tblCellMar>
-            <w:top w:w="0" w:type="dxa"/>
-            <w:left w:w="108" w:type="dxa"/>
-            <w:bottom w:w="0" w:type="dxa"/>
-            <w:right w:w="108" w:type="dxa"/>
-          </w:tblCellMar>
-        </w:tblPrEx>
         <w:trPr>
           <w:trHeight w:val="477" w:hRule="atLeast"/>
           <w:jc w:val="center"/>
@@ -5179,16 +4829,6 @@
         </w:tc>
       </w:tr>
       <w:tr>
-        <w:tblPrEx>
-          <w:tblBorders>
-            <w:top w:val="single" w:color="5A9D46" w:sz="24" w:space="0"/>
-            <w:left w:val="none" w:color="auto" w:sz="0" w:space="0"/>
-            <w:bottom w:val="single" w:color="A4A4A4" w:sz="4" w:space="0"/>
-            <w:right w:val="none" w:color="auto" w:sz="0" w:space="0"/>
-            <w:insideH w:val="single" w:color="A4A4A4" w:sz="4" w:space="0"/>
-            <w:insideV w:val="single" w:color="A4A4A4" w:sz="4" w:space="0"/>
-          </w:tblBorders>
-        </w:tblPrEx>
         <w:trPr>
           <w:trHeight w:val="477" w:hRule="atLeast"/>
           <w:jc w:val="center"/>
@@ -5355,22 +4995,6 @@
         </w:tc>
       </w:tr>
       <w:tr>
-        <w:tblPrEx>
-          <w:tblBorders>
-            <w:top w:val="single" w:color="5A9D46" w:sz="24" w:space="0"/>
-            <w:left w:val="none" w:color="auto" w:sz="0" w:space="0"/>
-            <w:bottom w:val="single" w:color="A4A4A4" w:sz="4" w:space="0"/>
-            <w:right w:val="none" w:color="auto" w:sz="0" w:space="0"/>
-            <w:insideH w:val="single" w:color="A4A4A4" w:sz="4" w:space="0"/>
-            <w:insideV w:val="single" w:color="A4A4A4" w:sz="4" w:space="0"/>
-          </w:tblBorders>
-          <w:tblCellMar>
-            <w:top w:w="0" w:type="dxa"/>
-            <w:left w:w="108" w:type="dxa"/>
-            <w:bottom w:w="0" w:type="dxa"/>
-            <w:right w:w="108" w:type="dxa"/>
-          </w:tblCellMar>
-        </w:tblPrEx>
         <w:trPr>
           <w:trHeight w:val="477" w:hRule="atLeast"/>
           <w:jc w:val="center"/>
@@ -5410,22 +5034,6 @@
         </w:tc>
       </w:tr>
       <w:tr>
-        <w:tblPrEx>
-          <w:tblBorders>
-            <w:top w:val="single" w:color="5A9D46" w:sz="24" w:space="0"/>
-            <w:left w:val="none" w:color="auto" w:sz="0" w:space="0"/>
-            <w:bottom w:val="single" w:color="A4A4A4" w:sz="4" w:space="0"/>
-            <w:right w:val="none" w:color="auto" w:sz="0" w:space="0"/>
-            <w:insideH w:val="single" w:color="A4A4A4" w:sz="4" w:space="0"/>
-            <w:insideV w:val="single" w:color="A4A4A4" w:sz="4" w:space="0"/>
-          </w:tblBorders>
-          <w:tblCellMar>
-            <w:top w:w="0" w:type="dxa"/>
-            <w:left w:w="108" w:type="dxa"/>
-            <w:bottom w:w="0" w:type="dxa"/>
-            <w:right w:w="108" w:type="dxa"/>
-          </w:tblCellMar>
-        </w:tblPrEx>
         <w:trPr>
           <w:trHeight w:val="520" w:hRule="atLeast"/>
           <w:jc w:val="center"/>
@@ -5481,22 +5089,6 @@
         </w:tc>
       </w:tr>
       <w:tr>
-        <w:tblPrEx>
-          <w:tblBorders>
-            <w:top w:val="single" w:color="5A9D46" w:sz="24" w:space="0"/>
-            <w:left w:val="none" w:color="auto" w:sz="0" w:space="0"/>
-            <w:bottom w:val="single" w:color="A4A4A4" w:sz="4" w:space="0"/>
-            <w:right w:val="none" w:color="auto" w:sz="0" w:space="0"/>
-            <w:insideH w:val="single" w:color="A4A4A4" w:sz="4" w:space="0"/>
-            <w:insideV w:val="single" w:color="A4A4A4" w:sz="4" w:space="0"/>
-          </w:tblBorders>
-          <w:tblCellMar>
-            <w:top w:w="0" w:type="dxa"/>
-            <w:left w:w="108" w:type="dxa"/>
-            <w:bottom w:w="0" w:type="dxa"/>
-            <w:right w:w="108" w:type="dxa"/>
-          </w:tblCellMar>
-        </w:tblPrEx>
         <w:trPr>
           <w:trHeight w:val="4260" w:hRule="atLeast"/>
           <w:jc w:val="center"/>
@@ -5683,22 +5275,6 @@
         </w:tc>
       </w:tr>
       <w:tr>
-        <w:tblPrEx>
-          <w:tblBorders>
-            <w:top w:val="single" w:color="5A9D46" w:sz="24" w:space="0"/>
-            <w:left w:val="none" w:color="auto" w:sz="0" w:space="0"/>
-            <w:bottom w:val="single" w:color="A4A4A4" w:sz="4" w:space="0"/>
-            <w:right w:val="none" w:color="auto" w:sz="0" w:space="0"/>
-            <w:insideH w:val="single" w:color="A4A4A4" w:sz="4" w:space="0"/>
-            <w:insideV w:val="single" w:color="A4A4A4" w:sz="4" w:space="0"/>
-          </w:tblBorders>
-          <w:tblCellMar>
-            <w:top w:w="0" w:type="dxa"/>
-            <w:left w:w="108" w:type="dxa"/>
-            <w:bottom w:w="0" w:type="dxa"/>
-            <w:right w:w="108" w:type="dxa"/>
-          </w:tblCellMar>
-        </w:tblPrEx>
         <w:trPr>
           <w:trHeight w:val="623" w:hRule="atLeast"/>
           <w:jc w:val="center"/>
@@ -5768,22 +5344,6 @@
         </w:tc>
       </w:tr>
       <w:tr>
-        <w:tblPrEx>
-          <w:tblBorders>
-            <w:top w:val="single" w:color="5A9D46" w:sz="24" w:space="0"/>
-            <w:left w:val="none" w:color="auto" w:sz="0" w:space="0"/>
-            <w:bottom w:val="single" w:color="A4A4A4" w:sz="4" w:space="0"/>
-            <w:right w:val="none" w:color="auto" w:sz="0" w:space="0"/>
-            <w:insideH w:val="single" w:color="A4A4A4" w:sz="4" w:space="0"/>
-            <w:insideV w:val="single" w:color="A4A4A4" w:sz="4" w:space="0"/>
-          </w:tblBorders>
-          <w:tblCellMar>
-            <w:top w:w="0" w:type="dxa"/>
-            <w:left w:w="108" w:type="dxa"/>
-            <w:bottom w:w="0" w:type="dxa"/>
-            <w:right w:w="108" w:type="dxa"/>
-          </w:tblCellMar>
-        </w:tblPrEx>
         <w:trPr>
           <w:trHeight w:val="4260" w:hRule="atLeast"/>
           <w:jc w:val="center"/>
@@ -5932,22 +5492,6 @@
         </w:tc>
       </w:tr>
       <w:tr>
-        <w:tblPrEx>
-          <w:tblBorders>
-            <w:top w:val="single" w:color="5A9D46" w:sz="24" w:space="0"/>
-            <w:left w:val="none" w:color="auto" w:sz="0" w:space="0"/>
-            <w:bottom w:val="single" w:color="A4A4A4" w:sz="4" w:space="0"/>
-            <w:right w:val="none" w:color="auto" w:sz="0" w:space="0"/>
-            <w:insideH w:val="single" w:color="A4A4A4" w:sz="4" w:space="0"/>
-            <w:insideV w:val="single" w:color="A4A4A4" w:sz="4" w:space="0"/>
-          </w:tblBorders>
-          <w:tblCellMar>
-            <w:top w:w="0" w:type="dxa"/>
-            <w:left w:w="108" w:type="dxa"/>
-            <w:bottom w:w="0" w:type="dxa"/>
-            <w:right w:w="108" w:type="dxa"/>
-          </w:tblCellMar>
-        </w:tblPrEx>
         <w:trPr>
           <w:trHeight w:val="829" w:hRule="atLeast"/>
           <w:jc w:val="center"/>
@@ -6017,22 +5561,6 @@
         </w:tc>
       </w:tr>
       <w:tr>
-        <w:tblPrEx>
-          <w:tblBorders>
-            <w:top w:val="single" w:color="5A9D46" w:sz="24" w:space="0"/>
-            <w:left w:val="none" w:color="auto" w:sz="0" w:space="0"/>
-            <w:bottom w:val="single" w:color="A4A4A4" w:sz="4" w:space="0"/>
-            <w:right w:val="none" w:color="auto" w:sz="0" w:space="0"/>
-            <w:insideH w:val="single" w:color="A4A4A4" w:sz="4" w:space="0"/>
-            <w:insideV w:val="single" w:color="A4A4A4" w:sz="4" w:space="0"/>
-          </w:tblBorders>
-          <w:tblCellMar>
-            <w:top w:w="0" w:type="dxa"/>
-            <w:left w:w="108" w:type="dxa"/>
-            <w:bottom w:w="0" w:type="dxa"/>
-            <w:right w:w="108" w:type="dxa"/>
-          </w:tblCellMar>
-        </w:tblPrEx>
         <w:trPr>
           <w:trHeight w:val="4260" w:hRule="atLeast"/>
           <w:jc w:val="center"/>
@@ -6192,22 +5720,6 @@
         </w:tc>
       </w:tr>
       <w:tr>
-        <w:tblPrEx>
-          <w:tblBorders>
-            <w:top w:val="single" w:color="5A9D46" w:sz="24" w:space="0"/>
-            <w:left w:val="none" w:color="auto" w:sz="0" w:space="0"/>
-            <w:bottom w:val="single" w:color="A4A4A4" w:sz="4" w:space="0"/>
-            <w:right w:val="none" w:color="auto" w:sz="0" w:space="0"/>
-            <w:insideH w:val="single" w:color="A4A4A4" w:sz="4" w:space="0"/>
-            <w:insideV w:val="single" w:color="A4A4A4" w:sz="4" w:space="0"/>
-          </w:tblBorders>
-          <w:tblCellMar>
-            <w:top w:w="0" w:type="dxa"/>
-            <w:left w:w="108" w:type="dxa"/>
-            <w:bottom w:w="0" w:type="dxa"/>
-            <w:right w:w="108" w:type="dxa"/>
-          </w:tblCellMar>
-        </w:tblPrEx>
         <w:trPr>
           <w:trHeight w:val="959" w:hRule="atLeast"/>
           <w:jc w:val="center"/>
@@ -6277,22 +5789,6 @@
         </w:tc>
       </w:tr>
       <w:tr>
-        <w:tblPrEx>
-          <w:tblBorders>
-            <w:top w:val="single" w:color="5A9D46" w:sz="24" w:space="0"/>
-            <w:left w:val="none" w:color="auto" w:sz="0" w:space="0"/>
-            <w:bottom w:val="single" w:color="A4A4A4" w:sz="4" w:space="0"/>
-            <w:right w:val="none" w:color="auto" w:sz="0" w:space="0"/>
-            <w:insideH w:val="single" w:color="A4A4A4" w:sz="4" w:space="0"/>
-            <w:insideV w:val="single" w:color="A4A4A4" w:sz="4" w:space="0"/>
-          </w:tblBorders>
-          <w:tblCellMar>
-            <w:top w:w="0" w:type="dxa"/>
-            <w:left w:w="108" w:type="dxa"/>
-            <w:bottom w:w="0" w:type="dxa"/>
-            <w:right w:w="108" w:type="dxa"/>
-          </w:tblCellMar>
-        </w:tblPrEx>
         <w:trPr>
           <w:trHeight w:val="4260" w:hRule="atLeast"/>
           <w:jc w:val="center"/>
@@ -6442,22 +5938,6 @@
         </w:tc>
       </w:tr>
       <w:tr>
-        <w:tblPrEx>
-          <w:tblBorders>
-            <w:top w:val="single" w:color="5A9D46" w:sz="24" w:space="0"/>
-            <w:left w:val="none" w:color="auto" w:sz="0" w:space="0"/>
-            <w:bottom w:val="single" w:color="A4A4A4" w:sz="4" w:space="0"/>
-            <w:right w:val="none" w:color="auto" w:sz="0" w:space="0"/>
-            <w:insideH w:val="single" w:color="A4A4A4" w:sz="4" w:space="0"/>
-            <w:insideV w:val="single" w:color="A4A4A4" w:sz="4" w:space="0"/>
-          </w:tblBorders>
-          <w:tblCellMar>
-            <w:top w:w="0" w:type="dxa"/>
-            <w:left w:w="108" w:type="dxa"/>
-            <w:bottom w:w="0" w:type="dxa"/>
-            <w:right w:w="108" w:type="dxa"/>
-          </w:tblCellMar>
-        </w:tblPrEx>
         <w:trPr>
           <w:trHeight w:val="780" w:hRule="atLeast"/>
           <w:jc w:val="center"/>
@@ -6593,22 +6073,6 @@
         <w:gridCol w:w="3118"/>
       </w:tblGrid>
       <w:tr>
-        <w:tblPrEx>
-          <w:tblBorders>
-            <w:top w:val="none" w:color="auto" w:sz="0" w:space="0"/>
-            <w:left w:val="none" w:color="auto" w:sz="0" w:space="0"/>
-            <w:bottom w:val="none" w:color="auto" w:sz="0" w:space="0"/>
-            <w:right w:val="none" w:color="auto" w:sz="0" w:space="0"/>
-            <w:insideH w:val="none" w:color="auto" w:sz="0" w:space="0"/>
-            <w:insideV w:val="none" w:color="auto" w:sz="0" w:space="0"/>
-          </w:tblBorders>
-          <w:tblCellMar>
-            <w:top w:w="0" w:type="dxa"/>
-            <w:left w:w="108" w:type="dxa"/>
-            <w:bottom w:w="0" w:type="dxa"/>
-            <w:right w:w="108" w:type="dxa"/>
-          </w:tblCellMar>
-        </w:tblPrEx>
         <w:trPr>
           <w:trHeight w:val="482" w:hRule="atLeast"/>
         </w:trPr>
@@ -6823,22 +6287,6 @@
         </w:tc>
       </w:tr>
       <w:tr>
-        <w:tblPrEx>
-          <w:tblBorders>
-            <w:top w:val="none" w:color="auto" w:sz="0" w:space="0"/>
-            <w:left w:val="none" w:color="auto" w:sz="0" w:space="0"/>
-            <w:bottom w:val="none" w:color="auto" w:sz="0" w:space="0"/>
-            <w:right w:val="none" w:color="auto" w:sz="0" w:space="0"/>
-            <w:insideH w:val="none" w:color="auto" w:sz="0" w:space="0"/>
-            <w:insideV w:val="none" w:color="auto" w:sz="0" w:space="0"/>
-          </w:tblBorders>
-          <w:tblCellMar>
-            <w:top w:w="0" w:type="dxa"/>
-            <w:left w:w="108" w:type="dxa"/>
-            <w:bottom w:w="0" w:type="dxa"/>
-            <w:right w:w="108" w:type="dxa"/>
-          </w:tblCellMar>
-        </w:tblPrEx>
         <w:trPr>
           <w:trHeight w:val="204" w:hRule="atLeast"/>
         </w:trPr>
@@ -7248,22 +6696,6 @@
         <w:gridCol w:w="3139"/>
       </w:tblGrid>
       <w:tr>
-        <w:tblPrEx>
-          <w:tblBorders>
-            <w:top w:val="single" w:color="auto" w:sz="4" w:space="0"/>
-            <w:left w:val="single" w:color="auto" w:sz="4" w:space="0"/>
-            <w:bottom w:val="single" w:color="auto" w:sz="4" w:space="0"/>
-            <w:right w:val="single" w:color="auto" w:sz="4" w:space="0"/>
-            <w:insideH w:val="single" w:color="auto" w:sz="4" w:space="0"/>
-            <w:insideV w:val="single" w:color="auto" w:sz="4" w:space="0"/>
-          </w:tblBorders>
-          <w:tblCellMar>
-            <w:top w:w="0" w:type="dxa"/>
-            <w:left w:w="108" w:type="dxa"/>
-            <w:bottom w:w="0" w:type="dxa"/>
-            <w:right w:w="108" w:type="dxa"/>
-          </w:tblCellMar>
-        </w:tblPrEx>
         <w:trPr>
           <w:trHeight w:val="389" w:hRule="atLeast"/>
           <w:jc w:val="center"/>
@@ -7363,22 +6795,6 @@
         </w:tc>
       </w:tr>
       <w:tr>
-        <w:tblPrEx>
-          <w:tblBorders>
-            <w:top w:val="single" w:color="auto" w:sz="4" w:space="0"/>
-            <w:left w:val="single" w:color="auto" w:sz="4" w:space="0"/>
-            <w:bottom w:val="single" w:color="auto" w:sz="4" w:space="0"/>
-            <w:right w:val="single" w:color="auto" w:sz="4" w:space="0"/>
-            <w:insideH w:val="single" w:color="auto" w:sz="4" w:space="0"/>
-            <w:insideV w:val="single" w:color="auto" w:sz="4" w:space="0"/>
-          </w:tblBorders>
-          <w:tblCellMar>
-            <w:top w:w="0" w:type="dxa"/>
-            <w:left w:w="108" w:type="dxa"/>
-            <w:bottom w:w="0" w:type="dxa"/>
-            <w:right w:w="108" w:type="dxa"/>
-          </w:tblCellMar>
-        </w:tblPrEx>
         <w:trPr>
           <w:trHeight w:val="389" w:hRule="atLeast"/>
           <w:jc w:val="center"/>
@@ -7475,22 +6891,6 @@
         </w:tc>
       </w:tr>
       <w:tr>
-        <w:tblPrEx>
-          <w:tblBorders>
-            <w:top w:val="single" w:color="auto" w:sz="4" w:space="0"/>
-            <w:left w:val="single" w:color="auto" w:sz="4" w:space="0"/>
-            <w:bottom w:val="single" w:color="auto" w:sz="4" w:space="0"/>
-            <w:right w:val="single" w:color="auto" w:sz="4" w:space="0"/>
-            <w:insideH w:val="single" w:color="auto" w:sz="4" w:space="0"/>
-            <w:insideV w:val="single" w:color="auto" w:sz="4" w:space="0"/>
-          </w:tblBorders>
-          <w:tblCellMar>
-            <w:top w:w="0" w:type="dxa"/>
-            <w:left w:w="108" w:type="dxa"/>
-            <w:bottom w:w="0" w:type="dxa"/>
-            <w:right w:w="108" w:type="dxa"/>
-          </w:tblCellMar>
-        </w:tblPrEx>
         <w:trPr>
           <w:trHeight w:val="389" w:hRule="atLeast"/>
           <w:jc w:val="center"/>
@@ -7589,22 +6989,6 @@
         </w:tc>
       </w:tr>
       <w:tr>
-        <w:tblPrEx>
-          <w:tblBorders>
-            <w:top w:val="single" w:color="auto" w:sz="4" w:space="0"/>
-            <w:left w:val="single" w:color="auto" w:sz="4" w:space="0"/>
-            <w:bottom w:val="single" w:color="auto" w:sz="4" w:space="0"/>
-            <w:right w:val="single" w:color="auto" w:sz="4" w:space="0"/>
-            <w:insideH w:val="single" w:color="auto" w:sz="4" w:space="0"/>
-            <w:insideV w:val="single" w:color="auto" w:sz="4" w:space="0"/>
-          </w:tblBorders>
-          <w:tblCellMar>
-            <w:top w:w="0" w:type="dxa"/>
-            <w:left w:w="108" w:type="dxa"/>
-            <w:bottom w:w="0" w:type="dxa"/>
-            <w:right w:w="108" w:type="dxa"/>
-          </w:tblCellMar>
-        </w:tblPrEx>
         <w:trPr>
           <w:trHeight w:val="389" w:hRule="atLeast"/>
           <w:jc w:val="center"/>
@@ -7707,22 +7091,6 @@
         </w:tc>
       </w:tr>
       <w:tr>
-        <w:tblPrEx>
-          <w:tblBorders>
-            <w:top w:val="single" w:color="auto" w:sz="4" w:space="0"/>
-            <w:left w:val="single" w:color="auto" w:sz="4" w:space="0"/>
-            <w:bottom w:val="single" w:color="auto" w:sz="4" w:space="0"/>
-            <w:right w:val="single" w:color="auto" w:sz="4" w:space="0"/>
-            <w:insideH w:val="single" w:color="auto" w:sz="4" w:space="0"/>
-            <w:insideV w:val="single" w:color="auto" w:sz="4" w:space="0"/>
-          </w:tblBorders>
-          <w:tblCellMar>
-            <w:top w:w="0" w:type="dxa"/>
-            <w:left w:w="108" w:type="dxa"/>
-            <w:bottom w:w="0" w:type="dxa"/>
-            <w:right w:w="108" w:type="dxa"/>
-          </w:tblCellMar>
-        </w:tblPrEx>
         <w:trPr>
           <w:trHeight w:val="389" w:hRule="atLeast"/>
           <w:jc w:val="center"/>
@@ -7821,22 +7189,6 @@
         </w:tc>
       </w:tr>
       <w:tr>
-        <w:tblPrEx>
-          <w:tblBorders>
-            <w:top w:val="single" w:color="auto" w:sz="4" w:space="0"/>
-            <w:left w:val="single" w:color="auto" w:sz="4" w:space="0"/>
-            <w:bottom w:val="single" w:color="auto" w:sz="4" w:space="0"/>
-            <w:right w:val="single" w:color="auto" w:sz="4" w:space="0"/>
-            <w:insideH w:val="single" w:color="auto" w:sz="4" w:space="0"/>
-            <w:insideV w:val="single" w:color="auto" w:sz="4" w:space="0"/>
-          </w:tblBorders>
-          <w:tblCellMar>
-            <w:top w:w="0" w:type="dxa"/>
-            <w:left w:w="108" w:type="dxa"/>
-            <w:bottom w:w="0" w:type="dxa"/>
-            <w:right w:w="108" w:type="dxa"/>
-          </w:tblCellMar>
-        </w:tblPrEx>
         <w:trPr>
           <w:trHeight w:val="389" w:hRule="atLeast"/>
           <w:jc w:val="center"/>
@@ -7935,22 +7287,6 @@
         </w:tc>
       </w:tr>
       <w:tr>
-        <w:tblPrEx>
-          <w:tblBorders>
-            <w:top w:val="single" w:color="auto" w:sz="4" w:space="0"/>
-            <w:left w:val="single" w:color="auto" w:sz="4" w:space="0"/>
-            <w:bottom w:val="single" w:color="auto" w:sz="4" w:space="0"/>
-            <w:right w:val="single" w:color="auto" w:sz="4" w:space="0"/>
-            <w:insideH w:val="single" w:color="auto" w:sz="4" w:space="0"/>
-            <w:insideV w:val="single" w:color="auto" w:sz="4" w:space="0"/>
-          </w:tblBorders>
-          <w:tblCellMar>
-            <w:top w:w="0" w:type="dxa"/>
-            <w:left w:w="108" w:type="dxa"/>
-            <w:bottom w:w="0" w:type="dxa"/>
-            <w:right w:w="108" w:type="dxa"/>
-          </w:tblCellMar>
-        </w:tblPrEx>
         <w:trPr>
           <w:trHeight w:val="389" w:hRule="atLeast"/>
           <w:jc w:val="center"/>
@@ -8049,22 +7385,6 @@
         </w:tc>
       </w:tr>
       <w:tr>
-        <w:tblPrEx>
-          <w:tblBorders>
-            <w:top w:val="single" w:color="auto" w:sz="4" w:space="0"/>
-            <w:left w:val="single" w:color="auto" w:sz="4" w:space="0"/>
-            <w:bottom w:val="single" w:color="auto" w:sz="4" w:space="0"/>
-            <w:right w:val="single" w:color="auto" w:sz="4" w:space="0"/>
-            <w:insideH w:val="single" w:color="auto" w:sz="4" w:space="0"/>
-            <w:insideV w:val="single" w:color="auto" w:sz="4" w:space="0"/>
-          </w:tblBorders>
-          <w:tblCellMar>
-            <w:top w:w="0" w:type="dxa"/>
-            <w:left w:w="108" w:type="dxa"/>
-            <w:bottom w:w="0" w:type="dxa"/>
-            <w:right w:w="108" w:type="dxa"/>
-          </w:tblCellMar>
-        </w:tblPrEx>
         <w:trPr>
           <w:trHeight w:val="389" w:hRule="atLeast"/>
           <w:jc w:val="center"/>
@@ -8163,22 +7483,6 @@
         </w:tc>
       </w:tr>
       <w:tr>
-        <w:tblPrEx>
-          <w:tblBorders>
-            <w:top w:val="single" w:color="auto" w:sz="4" w:space="0"/>
-            <w:left w:val="single" w:color="auto" w:sz="4" w:space="0"/>
-            <w:bottom w:val="single" w:color="auto" w:sz="4" w:space="0"/>
-            <w:right w:val="single" w:color="auto" w:sz="4" w:space="0"/>
-            <w:insideH w:val="single" w:color="auto" w:sz="4" w:space="0"/>
-            <w:insideV w:val="single" w:color="auto" w:sz="4" w:space="0"/>
-          </w:tblBorders>
-          <w:tblCellMar>
-            <w:top w:w="0" w:type="dxa"/>
-            <w:left w:w="108" w:type="dxa"/>
-            <w:bottom w:w="0" w:type="dxa"/>
-            <w:right w:w="108" w:type="dxa"/>
-          </w:tblCellMar>
-        </w:tblPrEx>
         <w:trPr>
           <w:trHeight w:val="389" w:hRule="atLeast"/>
           <w:jc w:val="center"/>
@@ -8277,22 +7581,6 @@
         </w:tc>
       </w:tr>
       <w:tr>
-        <w:tblPrEx>
-          <w:tblBorders>
-            <w:top w:val="single" w:color="auto" w:sz="4" w:space="0"/>
-            <w:left w:val="single" w:color="auto" w:sz="4" w:space="0"/>
-            <w:bottom w:val="single" w:color="auto" w:sz="4" w:space="0"/>
-            <w:right w:val="single" w:color="auto" w:sz="4" w:space="0"/>
-            <w:insideH w:val="single" w:color="auto" w:sz="4" w:space="0"/>
-            <w:insideV w:val="single" w:color="auto" w:sz="4" w:space="0"/>
-          </w:tblBorders>
-          <w:tblCellMar>
-            <w:top w:w="0" w:type="dxa"/>
-            <w:left w:w="108" w:type="dxa"/>
-            <w:bottom w:w="0" w:type="dxa"/>
-            <w:right w:w="108" w:type="dxa"/>
-          </w:tblCellMar>
-        </w:tblPrEx>
         <w:trPr>
           <w:trHeight w:val="389" w:hRule="atLeast"/>
           <w:jc w:val="center"/>
@@ -8443,6 +7731,8 @@
               </w:rPr>
               <w:t>结合腺癌</w:t>
             </w:r>
+            <w:bookmarkStart w:id="31" w:name="_GoBack"/>
+            <w:bookmarkEnd w:id="31"/>
           </w:p>
         </w:tc>
         <w:tc>
@@ -8477,22 +7767,6 @@
         </w:tc>
       </w:tr>
       <w:tr>
-        <w:tblPrEx>
-          <w:tblBorders>
-            <w:top w:val="single" w:color="auto" w:sz="4" w:space="0"/>
-            <w:left w:val="single" w:color="auto" w:sz="4" w:space="0"/>
-            <w:bottom w:val="single" w:color="auto" w:sz="4" w:space="0"/>
-            <w:right w:val="single" w:color="auto" w:sz="4" w:space="0"/>
-            <w:insideH w:val="single" w:color="auto" w:sz="4" w:space="0"/>
-            <w:insideV w:val="single" w:color="auto" w:sz="4" w:space="0"/>
-          </w:tblBorders>
-          <w:tblCellMar>
-            <w:top w:w="0" w:type="dxa"/>
-            <w:left w:w="108" w:type="dxa"/>
-            <w:bottom w:w="0" w:type="dxa"/>
-            <w:right w:w="108" w:type="dxa"/>
-          </w:tblCellMar>
-        </w:tblPrEx>
         <w:trPr>
           <w:trHeight w:val="389" w:hRule="atLeast"/>
           <w:jc w:val="center"/>
@@ -8501,6 +7775,7 @@
           <w:tcPr>
             <w:tcW w:w="3171" w:type="dxa"/>
             <w:vMerge w:val="continue"/>
+            <w:tcBorders/>
             <w:vAlign w:val="center"/>
           </w:tcPr>
           <w:p>
@@ -8522,7 +7797,7 @@
         <w:tc>
           <w:tcPr>
             <w:tcW w:w="3849" w:type="dxa"/>
-            <w:shd w:val="clear" w:color="auto" w:fill="auto"/>
+            <w:shd w:val="clear"/>
             <w:vAlign w:val="center"/>
           </w:tcPr>
           <w:p>
@@ -8553,7 +7828,7 @@
         <w:tc>
           <w:tcPr>
             <w:tcW w:w="3139" w:type="dxa"/>
-            <w:shd w:val="clear" w:color="auto" w:fill="auto"/>
+            <w:shd w:val="clear"/>
             <w:vAlign w:val="center"/>
           </w:tcPr>
           <w:p>
@@ -8583,22 +7858,6 @@
         </w:tc>
       </w:tr>
       <w:tr>
-        <w:tblPrEx>
-          <w:tblBorders>
-            <w:top w:val="single" w:color="auto" w:sz="4" w:space="0"/>
-            <w:left w:val="single" w:color="auto" w:sz="4" w:space="0"/>
-            <w:bottom w:val="single" w:color="auto" w:sz="4" w:space="0"/>
-            <w:right w:val="single" w:color="auto" w:sz="4" w:space="0"/>
-            <w:insideH w:val="single" w:color="auto" w:sz="4" w:space="0"/>
-            <w:insideV w:val="single" w:color="auto" w:sz="4" w:space="0"/>
-          </w:tblBorders>
-          <w:tblCellMar>
-            <w:top w:w="0" w:type="dxa"/>
-            <w:left w:w="108" w:type="dxa"/>
-            <w:bottom w:w="0" w:type="dxa"/>
-            <w:right w:w="108" w:type="dxa"/>
-          </w:tblCellMar>
-        </w:tblPrEx>
         <w:trPr>
           <w:trHeight w:val="389" w:hRule="atLeast"/>
           <w:jc w:val="center"/>
@@ -8696,22 +7955,6 @@
         </w:tc>
       </w:tr>
       <w:tr>
-        <w:tblPrEx>
-          <w:tblBorders>
-            <w:top w:val="single" w:color="auto" w:sz="4" w:space="0"/>
-            <w:left w:val="single" w:color="auto" w:sz="4" w:space="0"/>
-            <w:bottom w:val="single" w:color="auto" w:sz="4" w:space="0"/>
-            <w:right w:val="single" w:color="auto" w:sz="4" w:space="0"/>
-            <w:insideH w:val="single" w:color="auto" w:sz="4" w:space="0"/>
-            <w:insideV w:val="single" w:color="auto" w:sz="4" w:space="0"/>
-          </w:tblBorders>
-          <w:tblCellMar>
-            <w:top w:w="0" w:type="dxa"/>
-            <w:left w:w="108" w:type="dxa"/>
-            <w:bottom w:w="0" w:type="dxa"/>
-            <w:right w:w="108" w:type="dxa"/>
-          </w:tblCellMar>
-        </w:tblPrEx>
         <w:trPr>
           <w:trHeight w:val="389" w:hRule="atLeast"/>
           <w:jc w:val="center"/>
@@ -8820,22 +8063,6 @@
         </w:tc>
       </w:tr>
       <w:tr>
-        <w:tblPrEx>
-          <w:tblBorders>
-            <w:top w:val="single" w:color="auto" w:sz="4" w:space="0"/>
-            <w:left w:val="single" w:color="auto" w:sz="4" w:space="0"/>
-            <w:bottom w:val="single" w:color="auto" w:sz="4" w:space="0"/>
-            <w:right w:val="single" w:color="auto" w:sz="4" w:space="0"/>
-            <w:insideH w:val="single" w:color="auto" w:sz="4" w:space="0"/>
-            <w:insideV w:val="single" w:color="auto" w:sz="4" w:space="0"/>
-          </w:tblBorders>
-          <w:tblCellMar>
-            <w:top w:w="0" w:type="dxa"/>
-            <w:left w:w="108" w:type="dxa"/>
-            <w:bottom w:w="0" w:type="dxa"/>
-            <w:right w:w="108" w:type="dxa"/>
-          </w:tblCellMar>
-        </w:tblPrEx>
         <w:trPr>
           <w:trHeight w:val="400" w:hRule="atLeast"/>
           <w:jc w:val="center"/>
@@ -9063,22 +8290,6 @@
         <w:gridCol w:w="1444"/>
       </w:tblGrid>
       <w:tr>
-        <w:tblPrEx>
-          <w:tblBorders>
-            <w:top w:val="single" w:color="auto" w:sz="4" w:space="0"/>
-            <w:left w:val="single" w:color="auto" w:sz="4" w:space="0"/>
-            <w:bottom w:val="single" w:color="auto" w:sz="4" w:space="0"/>
-            <w:right w:val="single" w:color="auto" w:sz="4" w:space="0"/>
-            <w:insideH w:val="single" w:color="auto" w:sz="4" w:space="0"/>
-            <w:insideV w:val="single" w:color="auto" w:sz="4" w:space="0"/>
-          </w:tblBorders>
-          <w:tblCellMar>
-            <w:top w:w="0" w:type="dxa"/>
-            <w:left w:w="108" w:type="dxa"/>
-            <w:bottom w:w="0" w:type="dxa"/>
-            <w:right w:w="108" w:type="dxa"/>
-          </w:tblCellMar>
-        </w:tblPrEx>
         <w:trPr>
           <w:trHeight w:val="90" w:hRule="atLeast"/>
           <w:jc w:val="center"/>
@@ -9240,22 +8451,6 @@
         </w:tc>
       </w:tr>
       <w:tr>
-        <w:tblPrEx>
-          <w:tblBorders>
-            <w:top w:val="single" w:color="auto" w:sz="4" w:space="0"/>
-            <w:left w:val="single" w:color="auto" w:sz="4" w:space="0"/>
-            <w:bottom w:val="single" w:color="auto" w:sz="4" w:space="0"/>
-            <w:right w:val="single" w:color="auto" w:sz="4" w:space="0"/>
-            <w:insideH w:val="single" w:color="auto" w:sz="4" w:space="0"/>
-            <w:insideV w:val="single" w:color="auto" w:sz="4" w:space="0"/>
-          </w:tblBorders>
-          <w:tblCellMar>
-            <w:top w:w="0" w:type="dxa"/>
-            <w:left w:w="108" w:type="dxa"/>
-            <w:bottom w:w="0" w:type="dxa"/>
-            <w:right w:w="108" w:type="dxa"/>
-          </w:tblCellMar>
-        </w:tblPrEx>
         <w:trPr>
           <w:trHeight w:val="90" w:hRule="atLeast"/>
           <w:jc w:val="center"/>
@@ -9435,22 +8630,6 @@
         </w:tc>
       </w:tr>
       <w:tr>
-        <w:tblPrEx>
-          <w:tblBorders>
-            <w:top w:val="single" w:color="auto" w:sz="4" w:space="0"/>
-            <w:left w:val="single" w:color="auto" w:sz="4" w:space="0"/>
-            <w:bottom w:val="single" w:color="auto" w:sz="4" w:space="0"/>
-            <w:right w:val="single" w:color="auto" w:sz="4" w:space="0"/>
-            <w:insideH w:val="single" w:color="auto" w:sz="4" w:space="0"/>
-            <w:insideV w:val="single" w:color="auto" w:sz="4" w:space="0"/>
-          </w:tblBorders>
-          <w:tblCellMar>
-            <w:top w:w="0" w:type="dxa"/>
-            <w:left w:w="108" w:type="dxa"/>
-            <w:bottom w:w="0" w:type="dxa"/>
-            <w:right w:w="108" w:type="dxa"/>
-          </w:tblCellMar>
-        </w:tblPrEx>
         <w:trPr>
           <w:trHeight w:val="90" w:hRule="atLeast"/>
           <w:jc w:val="center"/>
@@ -9617,22 +8796,6 @@
         </w:tc>
       </w:tr>
       <w:tr>
-        <w:tblPrEx>
-          <w:tblBorders>
-            <w:top w:val="single" w:color="auto" w:sz="4" w:space="0"/>
-            <w:left w:val="single" w:color="auto" w:sz="4" w:space="0"/>
-            <w:bottom w:val="single" w:color="auto" w:sz="4" w:space="0"/>
-            <w:right w:val="single" w:color="auto" w:sz="4" w:space="0"/>
-            <w:insideH w:val="single" w:color="auto" w:sz="4" w:space="0"/>
-            <w:insideV w:val="single" w:color="auto" w:sz="4" w:space="0"/>
-          </w:tblBorders>
-          <w:tblCellMar>
-            <w:top w:w="0" w:type="dxa"/>
-            <w:left w:w="108" w:type="dxa"/>
-            <w:bottom w:w="0" w:type="dxa"/>
-            <w:right w:w="108" w:type="dxa"/>
-          </w:tblCellMar>
-        </w:tblPrEx>
         <w:trPr>
           <w:trHeight w:val="90" w:hRule="atLeast"/>
           <w:jc w:val="center"/>
@@ -9799,22 +8962,6 @@
         </w:tc>
       </w:tr>
       <w:tr>
-        <w:tblPrEx>
-          <w:tblBorders>
-            <w:top w:val="single" w:color="auto" w:sz="4" w:space="0"/>
-            <w:left w:val="single" w:color="auto" w:sz="4" w:space="0"/>
-            <w:bottom w:val="single" w:color="auto" w:sz="4" w:space="0"/>
-            <w:right w:val="single" w:color="auto" w:sz="4" w:space="0"/>
-            <w:insideH w:val="single" w:color="auto" w:sz="4" w:space="0"/>
-            <w:insideV w:val="single" w:color="auto" w:sz="4" w:space="0"/>
-          </w:tblBorders>
-          <w:tblCellMar>
-            <w:top w:w="0" w:type="dxa"/>
-            <w:left w:w="108" w:type="dxa"/>
-            <w:bottom w:w="0" w:type="dxa"/>
-            <w:right w:w="108" w:type="dxa"/>
-          </w:tblCellMar>
-        </w:tblPrEx>
         <w:trPr>
           <w:trHeight w:val="90" w:hRule="atLeast"/>
           <w:jc w:val="center"/>
@@ -9981,22 +9128,6 @@
         </w:tc>
       </w:tr>
       <w:tr>
-        <w:tblPrEx>
-          <w:tblBorders>
-            <w:top w:val="single" w:color="auto" w:sz="4" w:space="0"/>
-            <w:left w:val="single" w:color="auto" w:sz="4" w:space="0"/>
-            <w:bottom w:val="single" w:color="auto" w:sz="4" w:space="0"/>
-            <w:right w:val="single" w:color="auto" w:sz="4" w:space="0"/>
-            <w:insideH w:val="single" w:color="auto" w:sz="4" w:space="0"/>
-            <w:insideV w:val="single" w:color="auto" w:sz="4" w:space="0"/>
-          </w:tblBorders>
-          <w:tblCellMar>
-            <w:top w:w="0" w:type="dxa"/>
-            <w:left w:w="108" w:type="dxa"/>
-            <w:bottom w:w="0" w:type="dxa"/>
-            <w:right w:w="108" w:type="dxa"/>
-          </w:tblCellMar>
-        </w:tblPrEx>
         <w:trPr>
           <w:trHeight w:val="90" w:hRule="atLeast"/>
           <w:jc w:val="center"/>
@@ -10195,22 +9326,6 @@
         </w:tc>
       </w:tr>
       <w:tr>
-        <w:tblPrEx>
-          <w:tblBorders>
-            <w:top w:val="single" w:color="auto" w:sz="4" w:space="0"/>
-            <w:left w:val="single" w:color="auto" w:sz="4" w:space="0"/>
-            <w:bottom w:val="single" w:color="auto" w:sz="4" w:space="0"/>
-            <w:right w:val="single" w:color="auto" w:sz="4" w:space="0"/>
-            <w:insideH w:val="single" w:color="auto" w:sz="4" w:space="0"/>
-            <w:insideV w:val="single" w:color="auto" w:sz="4" w:space="0"/>
-          </w:tblBorders>
-          <w:tblCellMar>
-            <w:top w:w="0" w:type="dxa"/>
-            <w:left w:w="108" w:type="dxa"/>
-            <w:bottom w:w="0" w:type="dxa"/>
-            <w:right w:w="108" w:type="dxa"/>
-          </w:tblCellMar>
-        </w:tblPrEx>
         <w:trPr>
           <w:trHeight w:val="90" w:hRule="atLeast"/>
           <w:jc w:val="center"/>
@@ -10367,22 +9482,6 @@
         </w:tc>
       </w:tr>
       <w:tr>
-        <w:tblPrEx>
-          <w:tblBorders>
-            <w:top w:val="single" w:color="auto" w:sz="4" w:space="0"/>
-            <w:left w:val="single" w:color="auto" w:sz="4" w:space="0"/>
-            <w:bottom w:val="single" w:color="auto" w:sz="4" w:space="0"/>
-            <w:right w:val="single" w:color="auto" w:sz="4" w:space="0"/>
-            <w:insideH w:val="single" w:color="auto" w:sz="4" w:space="0"/>
-            <w:insideV w:val="single" w:color="auto" w:sz="4" w:space="0"/>
-          </w:tblBorders>
-          <w:tblCellMar>
-            <w:top w:w="0" w:type="dxa"/>
-            <w:left w:w="108" w:type="dxa"/>
-            <w:bottom w:w="0" w:type="dxa"/>
-            <w:right w:w="108" w:type="dxa"/>
-          </w:tblCellMar>
-        </w:tblPrEx>
         <w:trPr>
           <w:trHeight w:val="90" w:hRule="atLeast"/>
           <w:jc w:val="center"/>
@@ -10539,22 +9638,6 @@
         </w:tc>
       </w:tr>
       <w:tr>
-        <w:tblPrEx>
-          <w:tblBorders>
-            <w:top w:val="single" w:color="auto" w:sz="4" w:space="0"/>
-            <w:left w:val="single" w:color="auto" w:sz="4" w:space="0"/>
-            <w:bottom w:val="single" w:color="auto" w:sz="4" w:space="0"/>
-            <w:right w:val="single" w:color="auto" w:sz="4" w:space="0"/>
-            <w:insideH w:val="single" w:color="auto" w:sz="4" w:space="0"/>
-            <w:insideV w:val="single" w:color="auto" w:sz="4" w:space="0"/>
-          </w:tblBorders>
-          <w:tblCellMar>
-            <w:top w:w="0" w:type="dxa"/>
-            <w:left w:w="108" w:type="dxa"/>
-            <w:bottom w:w="0" w:type="dxa"/>
-            <w:right w:w="108" w:type="dxa"/>
-          </w:tblCellMar>
-        </w:tblPrEx>
         <w:trPr>
           <w:trHeight w:val="90" w:hRule="atLeast"/>
           <w:jc w:val="center"/>
@@ -10713,22 +9796,6 @@
         </w:tc>
       </w:tr>
       <w:tr>
-        <w:tblPrEx>
-          <w:tblBorders>
-            <w:top w:val="single" w:color="auto" w:sz="4" w:space="0"/>
-            <w:left w:val="single" w:color="auto" w:sz="4" w:space="0"/>
-            <w:bottom w:val="single" w:color="auto" w:sz="4" w:space="0"/>
-            <w:right w:val="single" w:color="auto" w:sz="4" w:space="0"/>
-            <w:insideH w:val="single" w:color="auto" w:sz="4" w:space="0"/>
-            <w:insideV w:val="single" w:color="auto" w:sz="4" w:space="0"/>
-          </w:tblBorders>
-          <w:tblCellMar>
-            <w:top w:w="0" w:type="dxa"/>
-            <w:left w:w="108" w:type="dxa"/>
-            <w:bottom w:w="0" w:type="dxa"/>
-            <w:right w:w="108" w:type="dxa"/>
-          </w:tblCellMar>
-        </w:tblPrEx>
         <w:trPr>
           <w:trHeight w:val="90" w:hRule="atLeast"/>
           <w:jc w:val="center"/>
@@ -10885,22 +9952,6 @@
         </w:tc>
       </w:tr>
       <w:tr>
-        <w:tblPrEx>
-          <w:tblBorders>
-            <w:top w:val="single" w:color="auto" w:sz="4" w:space="0"/>
-            <w:left w:val="single" w:color="auto" w:sz="4" w:space="0"/>
-            <w:bottom w:val="single" w:color="auto" w:sz="4" w:space="0"/>
-            <w:right w:val="single" w:color="auto" w:sz="4" w:space="0"/>
-            <w:insideH w:val="single" w:color="auto" w:sz="4" w:space="0"/>
-            <w:insideV w:val="single" w:color="auto" w:sz="4" w:space="0"/>
-          </w:tblBorders>
-          <w:tblCellMar>
-            <w:top w:w="0" w:type="dxa"/>
-            <w:left w:w="108" w:type="dxa"/>
-            <w:bottom w:w="0" w:type="dxa"/>
-            <w:right w:w="108" w:type="dxa"/>
-          </w:tblCellMar>
-        </w:tblPrEx>
         <w:trPr>
           <w:trHeight w:val="90" w:hRule="atLeast"/>
           <w:jc w:val="center"/>

--- a/WebContent/docx/HER2基因扩增报告-苏州九院.docx
+++ b/WebContent/docx/HER2基因扩增报告-苏州九院.docx
@@ -1714,12 +1714,12 @@
           </w14:shadow>
         </w:rPr>
       </w:pPr>
-      <w:bookmarkStart w:id="0" w:name="_Toc27500"/>
-      <w:bookmarkStart w:id="1" w:name="_Toc24397"/>
+      <w:bookmarkStart w:id="0" w:name="_Toc24397"/>
+      <w:bookmarkStart w:id="1" w:name="_Toc21009_WPSOffice_Level1"/>
       <w:bookmarkStart w:id="2" w:name="_Toc32054"/>
       <w:bookmarkStart w:id="3" w:name="_Toc13806"/>
       <w:bookmarkStart w:id="4" w:name="_Toc30143_WPSOffice_Level1"/>
-      <w:bookmarkStart w:id="5" w:name="_Toc21009_WPSOffice_Level1"/>
+      <w:bookmarkStart w:id="5" w:name="_Toc27500"/>
       <w:bookmarkStart w:id="6" w:name="_Toc24178_WPSOffice_Level1"/>
       <w:bookmarkStart w:id="7" w:name="_Toc21669"/>
     </w:p>
@@ -2820,8 +2820,6 @@
           <w:rFonts w:hint="default"/>
         </w:rPr>
       </w:pPr>
-      <w:bookmarkStart w:id="31" w:name="_GoBack"/>
-      <w:bookmarkEnd w:id="31"/>
     </w:p>
     <w:p>
       <w:pPr>
@@ -2909,12 +2907,6 @@
             <w:insideH w:val="single" w:color="A4A4A4" w:sz="4" w:space="0"/>
             <w:insideV w:val="single" w:color="A4A4A4" w:sz="4" w:space="0"/>
           </w:tblBorders>
-          <w:tblCellMar>
-            <w:top w:w="0" w:type="dxa"/>
-            <w:left w:w="108" w:type="dxa"/>
-            <w:bottom w:w="0" w:type="dxa"/>
-            <w:right w:w="108" w:type="dxa"/>
-          </w:tblCellMar>
         </w:tblPrEx>
         <w:trPr>
           <w:trHeight w:val="632" w:hRule="atLeast"/>
@@ -3502,12 +3494,6 @@
             <w:insideH w:val="none" w:color="auto" w:sz="0" w:space="0"/>
             <w:insideV w:val="none" w:color="auto" w:sz="0" w:space="0"/>
           </w:tblBorders>
-          <w:tblCellMar>
-            <w:top w:w="0" w:type="dxa"/>
-            <w:left w:w="108" w:type="dxa"/>
-            <w:bottom w:w="0" w:type="dxa"/>
-            <w:right w:w="108" w:type="dxa"/>
-          </w:tblCellMar>
         </w:tblPrEx>
         <w:trPr>
           <w:trHeight w:val="498" w:hRule="atLeast"/>
@@ -3913,6 +3899,12 @@
             <w:insideH w:val="single" w:color="A4A4A4" w:sz="4" w:space="0"/>
             <w:insideV w:val="single" w:color="A4A4A4" w:sz="4" w:space="0"/>
           </w:tblBorders>
+          <w:tblCellMar>
+            <w:top w:w="0" w:type="dxa"/>
+            <w:left w:w="108" w:type="dxa"/>
+            <w:bottom w:w="0" w:type="dxa"/>
+            <w:right w:w="108" w:type="dxa"/>
+          </w:tblCellMar>
         </w:tblPrEx>
         <w:trPr>
           <w:trHeight w:val="712" w:hRule="atLeast"/>
@@ -5188,6 +5180,12 @@
             <w:insideH w:val="single" w:color="A4A4A4" w:sz="4" w:space="0"/>
             <w:insideV w:val="single" w:color="A4A4A4" w:sz="4" w:space="0"/>
           </w:tblBorders>
+          <w:tblCellMar>
+            <w:top w:w="0" w:type="dxa"/>
+            <w:left w:w="108" w:type="dxa"/>
+            <w:bottom w:w="0" w:type="dxa"/>
+            <w:right w:w="108" w:type="dxa"/>
+          </w:tblCellMar>
         </w:tblPrEx>
         <w:trPr>
           <w:trHeight w:val="477" w:hRule="atLeast"/>
@@ -6712,9 +6710,20 @@
                 <w:color w:val="000000"/>
                 <w:sz w:val="16"/>
                 <w:szCs w:val="16"/>
+                <w:lang w:val="en-US" w:eastAsia="zh-CN" w:bidi="ar"/>
+              </w:rPr>
+              <w:t>复核人</w:t>
+            </w:r>
+            <w:r>
+              <w:rPr>
+                <w:rFonts w:hint="eastAsia" w:ascii="微软雅黑" w:hAnsi="微软雅黑" w:eastAsia="微软雅黑" w:cs="Arial"/>
+                <w:b/>
+                <w:color w:val="000000"/>
+                <w:sz w:val="16"/>
+                <w:szCs w:val="16"/>
                 <w:lang w:bidi="ar"/>
               </w:rPr>
-              <w:t>审核医生：</w:t>
+              <w:t>：</w:t>
             </w:r>
           </w:p>
         </w:tc>
@@ -6739,14 +6748,92 @@
             </w:pPr>
             <w:r>
               <w:rPr>
-                <w:rFonts w:hint="eastAsia" w:ascii="Times New Roman" w:hAnsi="Times New Roman" w:eastAsia="微软雅黑" w:cs="Times New Roman"/>
+                <w:rFonts w:hint="eastAsia" w:eastAsia="微软雅黑"/>
                 <w:b/>
-                <w:color w:val="000000"/>
+                <w:bCs/>
                 <w:sz w:val="16"/>
-                <w:szCs w:val="18"/>
-                <w:lang w:val="en-US" w:eastAsia="zh-CN" w:bidi="ar"/>
-              </w:rPr>
-              <w:t>{{ her2.auditor }}</w:t>
+                <w:szCs w:val="16"/>
+                <w:lang w:eastAsia="zh-CN"/>
+              </w:rPr>
+              <w:t>临检所</w:t>
+            </w:r>
+            <w:bookmarkStart w:id="31" w:name="_GoBack"/>
+            <w:bookmarkEnd w:id="31"/>
+            <w:r>
+              <w:rPr>
+                <w:rFonts w:hint="eastAsia" w:eastAsia="微软雅黑"/>
+                <w:b/>
+                <w:bCs/>
+                <w:sz w:val="16"/>
+                <w:szCs w:val="16"/>
+                <w:lang w:eastAsia="zh-CN"/>
+              </w:rPr>
+              <w:t>复核人，</w:t>
+            </w:r>
+            <w:r>
+              <w:rPr>
+                <w:rFonts w:hint="eastAsia" w:eastAsia="微软雅黑"/>
+                <w:lang w:eastAsia="zh-CN"/>
+              </w:rPr>
+              <w:drawing>
+                <wp:anchor distT="0" distB="0" distL="114300" distR="114300" simplePos="0" relativeHeight="251662336" behindDoc="0" locked="0" layoutInCell="1" allowOverlap="1">
+                  <wp:simplePos x="0" y="0"/>
+                  <wp:positionH relativeFrom="column">
+                    <wp:posOffset>763270</wp:posOffset>
+                  </wp:positionH>
+                  <wp:positionV relativeFrom="paragraph">
+                    <wp:posOffset>-84455</wp:posOffset>
+                  </wp:positionV>
+                  <wp:extent cx="495935" cy="280670"/>
+                  <wp:effectExtent l="0" t="0" r="0" b="9525"/>
+                  <wp:wrapNone/>
+                  <wp:docPr id="8" name="图片 8" descr="王建丽"/>
+                  <wp:cNvGraphicFramePr>
+                    <a:graphicFrameLocks xmlns:a="http://schemas.openxmlformats.org/drawingml/2006/main" noChangeAspect="1"/>
+                  </wp:cNvGraphicFramePr>
+                  <a:graphic xmlns:a="http://schemas.openxmlformats.org/drawingml/2006/main">
+                    <a:graphicData uri="http://schemas.openxmlformats.org/drawingml/2006/picture">
+                      <pic:pic xmlns:pic="http://schemas.openxmlformats.org/drawingml/2006/picture">
+                        <pic:nvPicPr>
+                          <pic:cNvPr id="8" name="图片 8" descr="王建丽"/>
+                          <pic:cNvPicPr>
+                            <a:picLocks noChangeAspect="1"/>
+                          </pic:cNvPicPr>
+                        </pic:nvPicPr>
+                        <pic:blipFill>
+                          <a:blip r:embed="rId12">
+                            <a:clrChange>
+                              <a:clrFrom>
+                                <a:srgbClr val="FFFFFF">
+                                  <a:alpha val="100000"/>
+                                </a:srgbClr>
+                              </a:clrFrom>
+                              <a:clrTo>
+                                <a:srgbClr val="FFFFFF">
+                                  <a:alpha val="100000"/>
+                                  <a:alpha val="0"/>
+                                </a:srgbClr>
+                              </a:clrTo>
+                            </a:clrChange>
+                          </a:blip>
+                          <a:stretch>
+                            <a:fillRect/>
+                          </a:stretch>
+                        </pic:blipFill>
+                        <pic:spPr>
+                          <a:xfrm>
+                            <a:off x="0" y="0"/>
+                            <a:ext cx="495935" cy="280670"/>
+                          </a:xfrm>
+                          <a:prstGeom prst="rect">
+                            <a:avLst/>
+                          </a:prstGeom>
+                        </pic:spPr>
+                      </pic:pic>
+                    </a:graphicData>
+                  </a:graphic>
+                </wp:anchor>
+              </w:drawing>
             </w:r>
           </w:p>
         </w:tc>
@@ -6923,7 +7010,7 @@
                     </pic:cNvPicPr>
                   </pic:nvPicPr>
                   <pic:blipFill>
-                    <a:blip r:embed="rId12">
+                    <a:blip r:embed="rId13">
                       <a:extLst>
                         <a:ext uri="{28A0092B-C50C-407E-A947-70E740481C1C}">
                           <a14:useLocalDpi xmlns:a14="http://schemas.microsoft.com/office/drawing/2010/main" val="0"/>

--- a/WebContent/docx/HER2基因扩增报告-苏州九院.docx
+++ b/WebContent/docx/HER2基因扩增报告-苏州九院.docx
@@ -244,12 +244,6 @@
             <w:insideH w:val="single" w:color="auto" w:sz="4" w:space="0"/>
             <w:insideV w:val="single" w:color="auto" w:sz="4" w:space="0"/>
           </w:tblBorders>
-          <w:tblCellMar>
-            <w:top w:w="0" w:type="dxa"/>
-            <w:left w:w="108" w:type="dxa"/>
-            <w:bottom w:w="0" w:type="dxa"/>
-            <w:right w:w="108" w:type="dxa"/>
-          </w:tblCellMar>
         </w:tblPrEx>
         <w:trPr>
           <w:trHeight w:val="667" w:hRule="atLeast"/>
@@ -1715,13 +1709,13 @@
         </w:rPr>
       </w:pPr>
       <w:bookmarkStart w:id="0" w:name="_Toc24397"/>
-      <w:bookmarkStart w:id="1" w:name="_Toc21009_WPSOffice_Level1"/>
-      <w:bookmarkStart w:id="2" w:name="_Toc32054"/>
-      <w:bookmarkStart w:id="3" w:name="_Toc13806"/>
-      <w:bookmarkStart w:id="4" w:name="_Toc30143_WPSOffice_Level1"/>
-      <w:bookmarkStart w:id="5" w:name="_Toc27500"/>
-      <w:bookmarkStart w:id="6" w:name="_Toc24178_WPSOffice_Level1"/>
-      <w:bookmarkStart w:id="7" w:name="_Toc21669"/>
+      <w:bookmarkStart w:id="1" w:name="_Toc30143_WPSOffice_Level1"/>
+      <w:bookmarkStart w:id="2" w:name="_Toc13806"/>
+      <w:bookmarkStart w:id="3" w:name="_Toc24178_WPSOffice_Level1"/>
+      <w:bookmarkStart w:id="4" w:name="_Toc21009_WPSOffice_Level1"/>
+      <w:bookmarkStart w:id="5" w:name="_Toc21669"/>
+      <w:bookmarkStart w:id="6" w:name="_Toc32054"/>
+      <w:bookmarkStart w:id="7" w:name="_Toc27500"/>
     </w:p>
     <w:p>
       <w:pPr>
@@ -2907,6 +2901,12 @@
             <w:insideH w:val="single" w:color="A4A4A4" w:sz="4" w:space="0"/>
             <w:insideV w:val="single" w:color="A4A4A4" w:sz="4" w:space="0"/>
           </w:tblBorders>
+          <w:tblCellMar>
+            <w:top w:w="0" w:type="dxa"/>
+            <w:left w:w="108" w:type="dxa"/>
+            <w:bottom w:w="0" w:type="dxa"/>
+            <w:right w:w="108" w:type="dxa"/>
+          </w:tblCellMar>
         </w:tblPrEx>
         <w:trPr>
           <w:trHeight w:val="632" w:hRule="atLeast"/>
@@ -3494,6 +3494,12 @@
             <w:insideH w:val="none" w:color="auto" w:sz="0" w:space="0"/>
             <w:insideV w:val="none" w:color="auto" w:sz="0" w:space="0"/>
           </w:tblBorders>
+          <w:tblCellMar>
+            <w:top w:w="0" w:type="dxa"/>
+            <w:left w:w="108" w:type="dxa"/>
+            <w:bottom w:w="0" w:type="dxa"/>
+            <w:right w:w="108" w:type="dxa"/>
+          </w:tblCellMar>
         </w:tblPrEx>
         <w:trPr>
           <w:trHeight w:val="498" w:hRule="atLeast"/>
@@ -6746,30 +6752,7 @@
                 <w:sz w:val="16"/>
               </w:rPr>
             </w:pPr>
-            <w:r>
-              <w:rPr>
-                <w:rFonts w:hint="eastAsia" w:eastAsia="微软雅黑"/>
-                <w:b/>
-                <w:bCs/>
-                <w:sz w:val="16"/>
-                <w:szCs w:val="16"/>
-                <w:lang w:eastAsia="zh-CN"/>
-              </w:rPr>
-              <w:t>临检所</w:t>
-            </w:r>
             <w:bookmarkStart w:id="31" w:name="_GoBack"/>
-            <w:bookmarkEnd w:id="31"/>
-            <w:r>
-              <w:rPr>
-                <w:rFonts w:hint="eastAsia" w:eastAsia="微软雅黑"/>
-                <w:b/>
-                <w:bCs/>
-                <w:sz w:val="16"/>
-                <w:szCs w:val="16"/>
-                <w:lang w:eastAsia="zh-CN"/>
-              </w:rPr>
-              <w:t>复核人，</w:t>
-            </w:r>
             <w:r>
               <w:rPr>
                 <w:rFonts w:hint="eastAsia" w:eastAsia="微软雅黑"/>
@@ -6779,10 +6762,10 @@
                 <wp:anchor distT="0" distB="0" distL="114300" distR="114300" simplePos="0" relativeHeight="251662336" behindDoc="0" locked="0" layoutInCell="1" allowOverlap="1">
                   <wp:simplePos x="0" y="0"/>
                   <wp:positionH relativeFrom="column">
-                    <wp:posOffset>763270</wp:posOffset>
+                    <wp:posOffset>16510</wp:posOffset>
                   </wp:positionH>
                   <wp:positionV relativeFrom="paragraph">
-                    <wp:posOffset>-84455</wp:posOffset>
+                    <wp:posOffset>-69215</wp:posOffset>
                   </wp:positionV>
                   <wp:extent cx="495935" cy="280670"/>
                   <wp:effectExtent l="0" t="0" r="0" b="9525"/>
@@ -6835,6 +6818,7 @@
                 </wp:anchor>
               </w:drawing>
             </w:r>
+            <w:bookmarkEnd w:id="31"/>
           </w:p>
         </w:tc>
         <w:tc>

--- a/WebContent/docx/HER2基因扩增报告-苏州九院.docx
+++ b/WebContent/docx/HER2基因扩增报告-苏州九院.docx
@@ -244,6 +244,12 @@
             <w:insideH w:val="single" w:color="auto" w:sz="4" w:space="0"/>
             <w:insideV w:val="single" w:color="auto" w:sz="4" w:space="0"/>
           </w:tblBorders>
+          <w:tblCellMar>
+            <w:top w:w="0" w:type="dxa"/>
+            <w:left w:w="108" w:type="dxa"/>
+            <w:bottom w:w="0" w:type="dxa"/>
+            <w:right w:w="108" w:type="dxa"/>
+          </w:tblCellMar>
         </w:tblPrEx>
         <w:trPr>
           <w:trHeight w:val="667" w:hRule="atLeast"/>
@@ -1709,13 +1715,13 @@
         </w:rPr>
       </w:pPr>
       <w:bookmarkStart w:id="0" w:name="_Toc24397"/>
-      <w:bookmarkStart w:id="1" w:name="_Toc30143_WPSOffice_Level1"/>
-      <w:bookmarkStart w:id="2" w:name="_Toc13806"/>
-      <w:bookmarkStart w:id="3" w:name="_Toc24178_WPSOffice_Level1"/>
-      <w:bookmarkStart w:id="4" w:name="_Toc21009_WPSOffice_Level1"/>
-      <w:bookmarkStart w:id="5" w:name="_Toc21669"/>
-      <w:bookmarkStart w:id="6" w:name="_Toc32054"/>
-      <w:bookmarkStart w:id="7" w:name="_Toc27500"/>
+      <w:bookmarkStart w:id="1" w:name="_Toc27500"/>
+      <w:bookmarkStart w:id="2" w:name="_Toc30143_WPSOffice_Level1"/>
+      <w:bookmarkStart w:id="3" w:name="_Toc21009_WPSOffice_Level1"/>
+      <w:bookmarkStart w:id="4" w:name="_Toc21669"/>
+      <w:bookmarkStart w:id="5" w:name="_Toc32054"/>
+      <w:bookmarkStart w:id="6" w:name="_Toc13806"/>
+      <w:bookmarkStart w:id="7" w:name="_Toc24178_WPSOffice_Level1"/>
     </w:p>
     <w:p>
       <w:pPr>
@@ -5726,6 +5732,503 @@
               <w:ind w:firstLine="440" w:firstLineChars="200"/>
               <w:jc w:val="center"/>
               <w:rPr>
+                <w:rFonts w:hint="eastAsia" w:ascii="Times New Roman" w:hAnsi="Times New Roman" w:eastAsia="微软雅黑" w:cs="Times New Roman"/>
+                <w:lang w:val="en-US" w:eastAsia="zh-CN"/>
+              </w:rPr>
+            </w:pPr>
+            <w:r>
+              <w:rPr>
+                <w:rFonts w:hint="eastAsia" w:ascii="Times New Roman" w:hAnsi="Times New Roman" w:eastAsia="微软雅黑" w:cs="Times New Roman"/>
+                <w:lang w:val="en-US" w:eastAsia="zh-CN"/>
+              </w:rPr>
+              <w:t xml:space="preserve">{%tr elif her2.interpretation_standard == </w:t>
+            </w:r>
+            <w:r>
+              <w:rPr>
+                <w:rFonts w:hint="default" w:ascii="Times New Roman" w:hAnsi="Times New Roman" w:eastAsia="微软雅黑" w:cs="Times New Roman"/>
+                <w:lang w:val="en-US" w:eastAsia="zh-CN"/>
+              </w:rPr>
+              <w:t>‘</w:t>
+            </w:r>
+            <w:r>
+              <w:rPr>
+                <w:rFonts w:hint="eastAsia" w:ascii="Times New Roman" w:hAnsi="Times New Roman" w:eastAsia="微软雅黑" w:cs="Times New Roman"/>
+                <w:lang w:val="en-US" w:eastAsia="zh-CN"/>
+              </w:rPr>
+              <w:t>胆管癌</w:t>
+            </w:r>
+            <w:r>
+              <w:rPr>
+                <w:rFonts w:hint="default" w:ascii="Times New Roman" w:hAnsi="Times New Roman" w:eastAsia="微软雅黑" w:cs="Times New Roman"/>
+                <w:lang w:val="en-US" w:eastAsia="zh-CN"/>
+              </w:rPr>
+              <w:t>’</w:t>
+            </w:r>
+            <w:r>
+              <w:rPr>
+                <w:rFonts w:hint="eastAsia" w:ascii="Times New Roman" w:hAnsi="Times New Roman" w:eastAsia="微软雅黑" w:cs="Times New Roman"/>
+                <w:lang w:val="en-US" w:eastAsia="zh-CN"/>
+              </w:rPr>
+              <w:t xml:space="preserve"> %}</w:t>
+            </w:r>
+          </w:p>
+        </w:tc>
+      </w:tr>
+      <w:tr>
+        <w:tblPrEx>
+          <w:tblBorders>
+            <w:top w:val="single" w:color="5A9D46" w:sz="24" w:space="0"/>
+            <w:left w:val="none" w:color="auto" w:sz="0" w:space="0"/>
+            <w:bottom w:val="single" w:color="A4A4A4" w:sz="4" w:space="0"/>
+            <w:right w:val="none" w:color="auto" w:sz="0" w:space="0"/>
+            <w:insideH w:val="single" w:color="A4A4A4" w:sz="4" w:space="0"/>
+            <w:insideV w:val="single" w:color="A4A4A4" w:sz="4" w:space="0"/>
+          </w:tblBorders>
+          <w:tblCellMar>
+            <w:top w:w="0" w:type="dxa"/>
+            <w:left w:w="108" w:type="dxa"/>
+            <w:bottom w:w="0" w:type="dxa"/>
+            <w:right w:w="108" w:type="dxa"/>
+          </w:tblCellMar>
+        </w:tblPrEx>
+        <w:trPr>
+          <w:trHeight w:val="623" w:hRule="atLeast"/>
+          <w:jc w:val="center"/>
+        </w:trPr>
+        <w:tc>
+          <w:tcPr>
+            <w:tcW w:w="1529" w:type="dxa"/>
+            <w:tcBorders>
+              <w:tl2br w:val="nil"/>
+              <w:tr2bl w:val="nil"/>
+            </w:tcBorders>
+            <w:shd w:val="clear" w:color="auto" w:fill="auto"/>
+            <w:vAlign w:val="center"/>
+          </w:tcPr>
+          <w:p>
+            <w:pPr>
+              <w:adjustRightInd w:val="0"/>
+              <w:snapToGrid w:val="0"/>
+              <w:rPr>
+                <w:rFonts w:hint="default" w:ascii="Times New Roman" w:hAnsi="Times New Roman" w:eastAsia="微软雅黑" w:cs="Times New Roman"/>
+                <w:b/>
+                <w:kern w:val="0"/>
+                <w:sz w:val="21"/>
+                <w:szCs w:val="21"/>
+              </w:rPr>
+            </w:pPr>
+            <w:r>
+              <w:rPr>
+                <w:rFonts w:hint="default" w:ascii="Times New Roman" w:hAnsi="Times New Roman" w:eastAsia="微软雅黑" w:cs="Times New Roman"/>
+                <w:b/>
+                <w:kern w:val="0"/>
+                <w:sz w:val="21"/>
+                <w:szCs w:val="21"/>
+              </w:rPr>
+              <w:t>判读标准：</w:t>
+            </w:r>
+          </w:p>
+          <w:p>
+            <w:pPr>
+              <w:adjustRightInd w:val="0"/>
+              <w:snapToGrid w:val="0"/>
+              <w:spacing w:line="204" w:lineRule="auto"/>
+              <w:ind w:left="640" w:leftChars="211" w:hanging="176" w:hangingChars="80"/>
+              <w:rPr>
+                <w:rFonts w:hint="eastAsia" w:ascii="Times New Roman" w:hAnsi="Times New Roman" w:eastAsia="微软雅黑" w:cs="Times New Roman"/>
+                <w:lang w:val="en-US" w:eastAsia="zh-CN"/>
+              </w:rPr>
+            </w:pPr>
+          </w:p>
+        </w:tc>
+        <w:tc>
+          <w:tcPr>
+            <w:tcW w:w="8987" w:type="dxa"/>
+            <w:gridSpan w:val="4"/>
+            <w:tcBorders>
+              <w:tl2br w:val="nil"/>
+              <w:tr2bl w:val="nil"/>
+            </w:tcBorders>
+            <w:shd w:val="clear" w:color="auto" w:fill="auto"/>
+            <w:vAlign w:val="center"/>
+          </w:tcPr>
+          <w:p>
+            <w:pPr>
+              <w:adjustRightInd w:val="0"/>
+              <w:snapToGrid w:val="0"/>
+              <w:spacing w:line="204" w:lineRule="auto"/>
+              <w:jc w:val="center"/>
+              <w:rPr>
+                <w:rFonts w:hint="eastAsia" w:eastAsia="宋体"/>
+                <w:lang w:eastAsia="zh-CN"/>
+              </w:rPr>
+            </w:pPr>
+          </w:p>
+          <w:p>
+            <w:pPr>
+              <w:adjustRightInd w:val="0"/>
+              <w:snapToGrid w:val="0"/>
+              <w:spacing w:line="204" w:lineRule="auto"/>
+              <w:jc w:val="center"/>
+              <w:rPr>
+                <w:rFonts w:hint="eastAsia" w:eastAsia="宋体"/>
+                <w:lang w:eastAsia="zh-CN"/>
+              </w:rPr>
+            </w:pPr>
+            <w:r>
+              <w:drawing>
+                <wp:inline distT="0" distB="0" distL="114300" distR="114300">
+                  <wp:extent cx="5238750" cy="1974850"/>
+                  <wp:effectExtent l="0" t="0" r="6350" b="6350"/>
+                  <wp:docPr id="3" name="图片 1"/>
+                  <wp:cNvGraphicFramePr>
+                    <a:graphicFrameLocks xmlns:a="http://schemas.openxmlformats.org/drawingml/2006/main" noChangeAspect="1"/>
+                  </wp:cNvGraphicFramePr>
+                  <a:graphic xmlns:a="http://schemas.openxmlformats.org/drawingml/2006/main">
+                    <a:graphicData uri="http://schemas.openxmlformats.org/drawingml/2006/picture">
+                      <pic:pic xmlns:pic="http://schemas.openxmlformats.org/drawingml/2006/picture">
+                        <pic:nvPicPr>
+                          <pic:cNvPr id="3" name="图片 1"/>
+                          <pic:cNvPicPr>
+                            <a:picLocks noChangeAspect="1"/>
+                          </pic:cNvPicPr>
+                        </pic:nvPicPr>
+                        <pic:blipFill>
+                          <a:blip r:embed="rId9"/>
+                          <a:stretch>
+                            <a:fillRect/>
+                          </a:stretch>
+                        </pic:blipFill>
+                        <pic:spPr>
+                          <a:xfrm>
+                            <a:off x="0" y="0"/>
+                            <a:ext cx="5238750" cy="1974850"/>
+                          </a:xfrm>
+                          <a:prstGeom prst="rect">
+                            <a:avLst/>
+                          </a:prstGeom>
+                          <a:noFill/>
+                          <a:ln>
+                            <a:noFill/>
+                          </a:ln>
+                        </pic:spPr>
+                      </pic:pic>
+                    </a:graphicData>
+                  </a:graphic>
+                </wp:inline>
+              </w:drawing>
+            </w:r>
+          </w:p>
+          <w:p>
+            <w:pPr>
+              <w:adjustRightInd w:val="0"/>
+              <w:snapToGrid w:val="0"/>
+              <w:spacing w:line="204" w:lineRule="auto"/>
+              <w:jc w:val="center"/>
+              <w:rPr>
+                <w:rFonts w:hint="eastAsia" w:ascii="Times New Roman" w:hAnsi="Times New Roman" w:eastAsia="微软雅黑" w:cs="Times New Roman"/>
+                <w:lang w:val="en-US" w:eastAsia="zh-CN"/>
+              </w:rPr>
+            </w:pPr>
+            <w:r>
+              <w:rPr>
+                <w:rFonts w:hint="eastAsia" w:ascii="微软雅黑" w:hAnsi="微软雅黑" w:eastAsia="微软雅黑" w:cs="微软雅黑"/>
+                <w:sz w:val="16"/>
+                <w:szCs w:val="16"/>
+                <w:lang w:val="en-US" w:eastAsia="zh-CN"/>
+              </w:rPr>
+              <w:t>注：来源于胆道恶性肿瘤 HER2 分子诊断与临床应用中国专家共识（2024 版）</w:t>
+            </w:r>
+          </w:p>
+        </w:tc>
+      </w:tr>
+      <w:tr>
+        <w:tblPrEx>
+          <w:tblBorders>
+            <w:top w:val="single" w:color="5A9D46" w:sz="24" w:space="0"/>
+            <w:left w:val="none" w:color="auto" w:sz="0" w:space="0"/>
+            <w:bottom w:val="single" w:color="A4A4A4" w:sz="4" w:space="0"/>
+            <w:right w:val="none" w:color="auto" w:sz="0" w:space="0"/>
+            <w:insideH w:val="single" w:color="A4A4A4" w:sz="4" w:space="0"/>
+            <w:insideV w:val="single" w:color="A4A4A4" w:sz="4" w:space="0"/>
+          </w:tblBorders>
+          <w:tblCellMar>
+            <w:top w:w="0" w:type="dxa"/>
+            <w:left w:w="108" w:type="dxa"/>
+            <w:bottom w:w="0" w:type="dxa"/>
+            <w:right w:w="108" w:type="dxa"/>
+          </w:tblCellMar>
+        </w:tblPrEx>
+        <w:trPr>
+          <w:trHeight w:val="623" w:hRule="atLeast"/>
+          <w:jc w:val="center"/>
+        </w:trPr>
+        <w:tc>
+          <w:tcPr>
+            <w:tcW w:w="10516" w:type="dxa"/>
+            <w:gridSpan w:val="5"/>
+            <w:tcBorders>
+              <w:tl2br w:val="nil"/>
+              <w:tr2bl w:val="nil"/>
+            </w:tcBorders>
+            <w:shd w:val="clear" w:color="auto" w:fill="auto"/>
+            <w:vAlign w:val="center"/>
+          </w:tcPr>
+          <w:p>
+            <w:pPr>
+              <w:adjustRightInd w:val="0"/>
+              <w:snapToGrid w:val="0"/>
+              <w:spacing w:line="204" w:lineRule="auto"/>
+              <w:ind w:firstLine="440" w:firstLineChars="200"/>
+              <w:jc w:val="center"/>
+              <w:rPr>
+                <w:rFonts w:hint="eastAsia" w:ascii="Times New Roman" w:hAnsi="Times New Roman" w:eastAsia="微软雅黑" w:cs="Times New Roman"/>
+                <w:lang w:val="en-US" w:eastAsia="zh-CN"/>
+              </w:rPr>
+            </w:pPr>
+            <w:r>
+              <w:rPr>
+                <w:rFonts w:hint="eastAsia" w:ascii="Times New Roman" w:hAnsi="Times New Roman" w:eastAsia="微软雅黑" w:cs="Times New Roman"/>
+                <w:lang w:val="en-US" w:eastAsia="zh-CN"/>
+              </w:rPr>
+              <w:t xml:space="preserve">{%tr elif her2.interpretation_standard == </w:t>
+            </w:r>
+            <w:r>
+              <w:rPr>
+                <w:rFonts w:hint="default" w:ascii="Times New Roman" w:hAnsi="Times New Roman" w:eastAsia="微软雅黑" w:cs="Times New Roman"/>
+                <w:lang w:val="en-US" w:eastAsia="zh-CN"/>
+              </w:rPr>
+              <w:t>‘</w:t>
+            </w:r>
+            <w:r>
+              <w:rPr>
+                <w:rFonts w:hint="eastAsia" w:ascii="Times New Roman" w:hAnsi="Times New Roman" w:eastAsia="微软雅黑" w:cs="Times New Roman"/>
+                <w:lang w:val="en-US" w:eastAsia="zh-CN"/>
+              </w:rPr>
+              <w:t>食管和食管胃交界处癌</w:t>
+            </w:r>
+            <w:r>
+              <w:rPr>
+                <w:rFonts w:hint="default" w:ascii="Times New Roman" w:hAnsi="Times New Roman" w:eastAsia="微软雅黑" w:cs="Times New Roman"/>
+                <w:lang w:val="en-US" w:eastAsia="zh-CN"/>
+              </w:rPr>
+              <w:t>’</w:t>
+            </w:r>
+            <w:r>
+              <w:rPr>
+                <w:rFonts w:hint="eastAsia" w:ascii="Times New Roman" w:hAnsi="Times New Roman" w:eastAsia="微软雅黑" w:cs="Times New Roman"/>
+                <w:lang w:val="en-US" w:eastAsia="zh-CN"/>
+              </w:rPr>
+              <w:t xml:space="preserve"> %}</w:t>
+            </w:r>
+          </w:p>
+        </w:tc>
+      </w:tr>
+      <w:tr>
+        <w:tblPrEx>
+          <w:tblBorders>
+            <w:top w:val="single" w:color="5A9D46" w:sz="24" w:space="0"/>
+            <w:left w:val="none" w:color="auto" w:sz="0" w:space="0"/>
+            <w:bottom w:val="single" w:color="A4A4A4" w:sz="4" w:space="0"/>
+            <w:right w:val="none" w:color="auto" w:sz="0" w:space="0"/>
+            <w:insideH w:val="single" w:color="A4A4A4" w:sz="4" w:space="0"/>
+            <w:insideV w:val="single" w:color="A4A4A4" w:sz="4" w:space="0"/>
+          </w:tblBorders>
+          <w:tblCellMar>
+            <w:top w:w="0" w:type="dxa"/>
+            <w:left w:w="108" w:type="dxa"/>
+            <w:bottom w:w="0" w:type="dxa"/>
+            <w:right w:w="108" w:type="dxa"/>
+          </w:tblCellMar>
+        </w:tblPrEx>
+        <w:trPr>
+          <w:trHeight w:val="623" w:hRule="atLeast"/>
+          <w:jc w:val="center"/>
+        </w:trPr>
+        <w:tc>
+          <w:tcPr>
+            <w:tcW w:w="1529" w:type="dxa"/>
+            <w:tcBorders>
+              <w:tl2br w:val="nil"/>
+              <w:tr2bl w:val="nil"/>
+            </w:tcBorders>
+            <w:shd w:val="clear" w:color="auto" w:fill="auto"/>
+            <w:vAlign w:val="center"/>
+          </w:tcPr>
+          <w:p>
+            <w:pPr>
+              <w:adjustRightInd w:val="0"/>
+              <w:snapToGrid w:val="0"/>
+              <w:rPr>
+                <w:rFonts w:hint="default" w:ascii="Times New Roman" w:hAnsi="Times New Roman" w:eastAsia="微软雅黑" w:cs="Times New Roman"/>
+                <w:b/>
+                <w:kern w:val="0"/>
+                <w:sz w:val="21"/>
+                <w:szCs w:val="21"/>
+              </w:rPr>
+            </w:pPr>
+            <w:r>
+              <w:rPr>
+                <w:rFonts w:hint="default" w:ascii="Times New Roman" w:hAnsi="Times New Roman" w:eastAsia="微软雅黑" w:cs="Times New Roman"/>
+                <w:b/>
+                <w:kern w:val="0"/>
+                <w:sz w:val="21"/>
+                <w:szCs w:val="21"/>
+              </w:rPr>
+              <w:t>判读标准：</w:t>
+            </w:r>
+          </w:p>
+          <w:p>
+            <w:pPr>
+              <w:adjustRightInd w:val="0"/>
+              <w:snapToGrid w:val="0"/>
+              <w:spacing w:line="204" w:lineRule="auto"/>
+              <w:ind w:firstLine="440" w:firstLineChars="200"/>
+              <w:jc w:val="center"/>
+              <w:rPr>
+                <w:rFonts w:hint="eastAsia" w:ascii="Times New Roman" w:hAnsi="Times New Roman" w:eastAsia="微软雅黑" w:cs="Times New Roman"/>
+                <w:lang w:val="en-US" w:eastAsia="zh-CN"/>
+              </w:rPr>
+            </w:pPr>
+          </w:p>
+        </w:tc>
+        <w:tc>
+          <w:tcPr>
+            <w:tcW w:w="8987" w:type="dxa"/>
+            <w:gridSpan w:val="4"/>
+            <w:tcBorders>
+              <w:tl2br w:val="nil"/>
+              <w:tr2bl w:val="nil"/>
+            </w:tcBorders>
+            <w:shd w:val="clear" w:color="auto" w:fill="auto"/>
+            <w:vAlign w:val="center"/>
+          </w:tcPr>
+          <w:p>
+            <w:pPr>
+              <w:adjustRightInd w:val="0"/>
+              <w:snapToGrid w:val="0"/>
+              <w:spacing w:line="204" w:lineRule="auto"/>
+              <w:ind w:firstLine="440" w:firstLineChars="200"/>
+              <w:jc w:val="center"/>
+            </w:pPr>
+          </w:p>
+          <w:p>
+            <w:pPr>
+              <w:adjustRightInd w:val="0"/>
+              <w:snapToGrid w:val="0"/>
+              <w:spacing w:line="204" w:lineRule="auto"/>
+              <w:ind w:firstLine="440" w:firstLineChars="200"/>
+              <w:jc w:val="center"/>
+            </w:pPr>
+            <w:r>
+              <w:drawing>
+                <wp:inline distT="0" distB="0" distL="114300" distR="114300">
+                  <wp:extent cx="3860800" cy="1409700"/>
+                  <wp:effectExtent l="0" t="0" r="0" b="0"/>
+                  <wp:docPr id="9" name="图片 9"/>
+                  <wp:cNvGraphicFramePr>
+                    <a:graphicFrameLocks xmlns:a="http://schemas.openxmlformats.org/drawingml/2006/main" noChangeAspect="1"/>
+                  </wp:cNvGraphicFramePr>
+                  <a:graphic xmlns:a="http://schemas.openxmlformats.org/drawingml/2006/main">
+                    <a:graphicData uri="http://schemas.openxmlformats.org/drawingml/2006/picture">
+                      <pic:pic xmlns:pic="http://schemas.openxmlformats.org/drawingml/2006/picture">
+                        <pic:nvPicPr>
+                          <pic:cNvPr id="9" name="图片 9"/>
+                          <pic:cNvPicPr>
+                            <a:picLocks noChangeAspect="1"/>
+                          </pic:cNvPicPr>
+                        </pic:nvPicPr>
+                        <pic:blipFill>
+                          <a:blip r:embed="rId10"/>
+                          <a:stretch>
+                            <a:fillRect/>
+                          </a:stretch>
+                        </pic:blipFill>
+                        <pic:spPr>
+                          <a:xfrm>
+                            <a:off x="0" y="0"/>
+                            <a:ext cx="3860800" cy="1409700"/>
+                          </a:xfrm>
+                          <a:prstGeom prst="rect">
+                            <a:avLst/>
+                          </a:prstGeom>
+                          <a:noFill/>
+                          <a:ln>
+                            <a:noFill/>
+                          </a:ln>
+                        </pic:spPr>
+                      </pic:pic>
+                    </a:graphicData>
+                  </a:graphic>
+                </wp:inline>
+              </w:drawing>
+            </w:r>
+          </w:p>
+          <w:p>
+            <w:pPr>
+              <w:adjustRightInd w:val="0"/>
+              <w:snapToGrid w:val="0"/>
+              <w:spacing w:line="204" w:lineRule="auto"/>
+              <w:jc w:val="center"/>
+              <w:rPr>
+                <w:rFonts w:hint="eastAsia" w:ascii="Times New Roman" w:hAnsi="Times New Roman" w:eastAsia="微软雅黑" w:cs="Times New Roman"/>
+                <w:lang w:val="en-US" w:eastAsia="zh-CN"/>
+              </w:rPr>
+            </w:pPr>
+            <w:r>
+              <w:rPr>
+                <w:rFonts w:hint="eastAsia" w:ascii="微软雅黑" w:hAnsi="微软雅黑" w:eastAsia="微软雅黑" w:cs="微软雅黑"/>
+                <w:sz w:val="16"/>
+                <w:szCs w:val="16"/>
+                <w:lang w:val="en-US" w:eastAsia="zh-CN"/>
+              </w:rPr>
+              <w:t>注：Esophageal and Esophagogastric Junction Cancers NCCN 2025.V1</w:t>
+            </w:r>
+            <w:bookmarkStart w:id="31" w:name="_GoBack"/>
+            <w:bookmarkEnd w:id="31"/>
+          </w:p>
+        </w:tc>
+      </w:tr>
+      <w:tr>
+        <w:tblPrEx>
+          <w:tblBorders>
+            <w:top w:val="single" w:color="5A9D46" w:sz="24" w:space="0"/>
+            <w:left w:val="none" w:color="auto" w:sz="0" w:space="0"/>
+            <w:bottom w:val="single" w:color="A4A4A4" w:sz="4" w:space="0"/>
+            <w:right w:val="none" w:color="auto" w:sz="0" w:space="0"/>
+            <w:insideH w:val="single" w:color="A4A4A4" w:sz="4" w:space="0"/>
+            <w:insideV w:val="single" w:color="A4A4A4" w:sz="4" w:space="0"/>
+          </w:tblBorders>
+          <w:tblCellMar>
+            <w:top w:w="0" w:type="dxa"/>
+            <w:left w:w="108" w:type="dxa"/>
+            <w:bottom w:w="0" w:type="dxa"/>
+            <w:right w:w="108" w:type="dxa"/>
+          </w:tblCellMar>
+        </w:tblPrEx>
+        <w:trPr>
+          <w:trHeight w:val="623" w:hRule="atLeast"/>
+          <w:jc w:val="center"/>
+        </w:trPr>
+        <w:tc>
+          <w:tcPr>
+            <w:tcW w:w="10516" w:type="dxa"/>
+            <w:gridSpan w:val="5"/>
+            <w:tcBorders>
+              <w:tl2br w:val="nil"/>
+              <w:tr2bl w:val="nil"/>
+            </w:tcBorders>
+            <w:shd w:val="clear" w:color="auto" w:fill="auto"/>
+            <w:vAlign w:val="center"/>
+          </w:tcPr>
+          <w:p>
+            <w:pPr>
+              <w:adjustRightInd w:val="0"/>
+              <w:snapToGrid w:val="0"/>
+              <w:spacing w:line="204" w:lineRule="auto"/>
+              <w:ind w:firstLine="440" w:firstLineChars="200"/>
+              <w:jc w:val="center"/>
+              <w:rPr>
                 <w:rFonts w:hint="default" w:ascii="Times New Roman" w:hAnsi="Times New Roman" w:eastAsia="微软雅黑" w:cs="Times New Roman"/>
                 <w:color w:val="000000"/>
                 <w:sz w:val="16"/>
@@ -5884,7 +6387,7 @@
                           </pic:cNvPicPr>
                         </pic:nvPicPr>
                         <pic:blipFill>
-                          <a:blip r:embed="rId9"/>
+                          <a:blip r:embed="rId11"/>
                           <a:srcRect r="303"/>
                           <a:stretch>
                             <a:fillRect/>
@@ -5930,7 +6433,7 @@
                 <w:szCs w:val="16"/>
                 <w:lang w:val="en-US" w:eastAsia="zh-CN"/>
               </w:rPr>
-              <w:t>注：来源于胃癌胃镜活检标本HER-2检测中国专家共识（2023版）</w:t>
+              <w:t>注：来源于胃癌胃镜活检标本HER-2检测中国专家共识（2023版）&amp;胃癌HER2检测指南（2016版）</w:t>
             </w:r>
           </w:p>
         </w:tc>
@@ -6127,7 +6630,7 @@
                           </pic:cNvPicPr>
                         </pic:nvPicPr>
                         <pic:blipFill>
-                          <a:blip r:embed="rId10"/>
+                          <a:blip r:embed="rId12"/>
                           <a:stretch>
                             <a:fillRect/>
                           </a:stretch>
@@ -6398,7 +6901,7 @@
                           </pic:cNvPicPr>
                         </pic:nvPicPr>
                         <pic:blipFill>
-                          <a:blip r:embed="rId11"/>
+                          <a:blip r:embed="rId13"/>
                           <a:stretch>
                             <a:fillRect/>
                           </a:stretch>
@@ -6447,14 +6950,6 @@
       </w:tr>
       <w:tr>
         <w:tblPrEx>
-          <w:tblBorders>
-            <w:top w:val="single" w:color="5A9D46" w:sz="24" w:space="0"/>
-            <w:left w:val="none" w:color="auto" w:sz="0" w:space="0"/>
-            <w:bottom w:val="single" w:color="A4A4A4" w:sz="4" w:space="0"/>
-            <w:right w:val="none" w:color="auto" w:sz="0" w:space="0"/>
-            <w:insideH w:val="single" w:color="A4A4A4" w:sz="4" w:space="0"/>
-            <w:insideV w:val="single" w:color="A4A4A4" w:sz="4" w:space="0"/>
-          </w:tblBorders>
           <w:tblCellMar>
             <w:top w:w="0" w:type="dxa"/>
             <w:left w:w="108" w:type="dxa"/>
@@ -6752,7 +7247,6 @@
                 <w:sz w:val="16"/>
               </w:rPr>
             </w:pPr>
-            <w:bookmarkStart w:id="31" w:name="_GoBack"/>
             <w:r>
               <w:rPr>
                 <w:rFonts w:hint="eastAsia" w:eastAsia="微软雅黑"/>
@@ -6784,7 +7278,7 @@
                           </pic:cNvPicPr>
                         </pic:nvPicPr>
                         <pic:blipFill>
-                          <a:blip r:embed="rId12">
+                          <a:blip r:embed="rId14">
                             <a:clrChange>
                               <a:clrFrom>
                                 <a:srgbClr val="FFFFFF">
@@ -6818,7 +7312,6 @@
                 </wp:anchor>
               </w:drawing>
             </w:r>
-            <w:bookmarkEnd w:id="31"/>
           </w:p>
         </w:tc>
         <w:tc>
@@ -6994,7 +7487,7 @@
                     </pic:cNvPicPr>
                   </pic:nvPicPr>
                   <pic:blipFill>
-                    <a:blip r:embed="rId13">
+                    <a:blip r:embed="rId15">
                       <a:extLst>
                         <a:ext uri="{28A0092B-C50C-407E-A947-70E740481C1C}">
                           <a14:useLocalDpi xmlns:a14="http://schemas.microsoft.com/office/drawing/2010/main" val="0"/>

--- a/WebContent/docx/HER2基因扩增报告-苏州九院.docx
+++ b/WebContent/docx/HER2基因扩增报告-苏州九院.docx
@@ -1714,14 +1714,14 @@
           </w14:shadow>
         </w:rPr>
       </w:pPr>
-      <w:bookmarkStart w:id="0" w:name="_Toc24397"/>
-      <w:bookmarkStart w:id="1" w:name="_Toc27500"/>
-      <w:bookmarkStart w:id="2" w:name="_Toc30143_WPSOffice_Level1"/>
-      <w:bookmarkStart w:id="3" w:name="_Toc21009_WPSOffice_Level1"/>
+      <w:bookmarkStart w:id="0" w:name="_Toc30143_WPSOffice_Level1"/>
+      <w:bookmarkStart w:id="1" w:name="_Toc32054"/>
+      <w:bookmarkStart w:id="2" w:name="_Toc27500"/>
+      <w:bookmarkStart w:id="3" w:name="_Toc24397"/>
       <w:bookmarkStart w:id="4" w:name="_Toc21669"/>
-      <w:bookmarkStart w:id="5" w:name="_Toc32054"/>
-      <w:bookmarkStart w:id="6" w:name="_Toc13806"/>
-      <w:bookmarkStart w:id="7" w:name="_Toc24178_WPSOffice_Level1"/>
+      <w:bookmarkStart w:id="5" w:name="_Toc13806"/>
+      <w:bookmarkStart w:id="6" w:name="_Toc24178_WPSOffice_Level1"/>
+      <w:bookmarkStart w:id="7" w:name="_Toc21009_WPSOffice_Level1"/>
     </w:p>
     <w:p>
       <w:pPr>
@@ -3165,130 +3165,6 @@
               <w:rPr>
                 <w:rFonts w:hint="default" w:ascii="Times New Roman" w:hAnsi="Times New Roman" w:eastAsia="微软雅黑" w:cs="Times New Roman"/>
                 <w:b w:val="0"/>
-                <w:bCs/>
-                <w:sz w:val="21"/>
-                <w:szCs w:val="21"/>
-              </w:rPr>
-              <w:t>肿瘤细胞占比：</w:t>
-            </w:r>
-            <w:r>
-              <w:rPr>
-                <w:rFonts w:hint="eastAsia" w:ascii="Times New Roman" w:hAnsi="Times New Roman" w:eastAsia="微软雅黑" w:cs="Times New Roman"/>
-                <w:b w:val="0"/>
-                <w:bCs/>
-                <w:sz w:val="21"/>
-                <w:szCs w:val="21"/>
-              </w:rPr>
-              <w:t>{{</w:t>
-            </w:r>
-            <w:r>
-              <w:rPr>
-                <w:rFonts w:hint="default" w:ascii="Times New Roman" w:hAnsi="Times New Roman" w:eastAsia="微软雅黑" w:cs="Times New Roman"/>
-                <w:b w:val="0"/>
-                <w:bCs/>
-                <w:sz w:val="21"/>
-                <w:szCs w:val="21"/>
-              </w:rPr>
-              <w:t xml:space="preserve"> </w:t>
-            </w:r>
-            <w:r>
-              <w:rPr>
-                <w:rFonts w:hint="eastAsia" w:ascii="Times New Roman" w:hAnsi="Times New Roman" w:eastAsia="微软雅黑" w:cs="Times New Roman"/>
-                <w:b w:val="0"/>
-                <w:bCs/>
-                <w:sz w:val="21"/>
-                <w:szCs w:val="21"/>
-                <w:lang w:val="en-US" w:eastAsia="zh-CN"/>
-              </w:rPr>
-              <w:t>her2</w:t>
-            </w:r>
-            <w:r>
-              <w:rPr>
-                <w:rFonts w:hint="eastAsia" w:ascii="Times New Roman" w:hAnsi="Times New Roman" w:eastAsia="微软雅黑" w:cs="Times New Roman"/>
-                <w:b w:val="0"/>
-                <w:bCs/>
-                <w:sz w:val="21"/>
-                <w:szCs w:val="21"/>
-              </w:rPr>
-              <w:t>.Tumor_cel_content }}</w:t>
-            </w:r>
-          </w:p>
-        </w:tc>
-      </w:tr>
-      <w:tr>
-        <w:tblPrEx>
-          <w:tblBorders>
-            <w:top w:val="single" w:color="5A9D46" w:sz="24" w:space="0"/>
-            <w:left w:val="none" w:color="auto" w:sz="0" w:space="0"/>
-            <w:bottom w:val="single" w:color="A4A4A4" w:sz="4" w:space="0"/>
-            <w:right w:val="none" w:color="auto" w:sz="0" w:space="0"/>
-            <w:insideH w:val="single" w:color="A4A4A4" w:sz="4" w:space="0"/>
-            <w:insideV w:val="single" w:color="A4A4A4" w:sz="4" w:space="0"/>
-          </w:tblBorders>
-          <w:tblCellMar>
-            <w:top w:w="0" w:type="dxa"/>
-            <w:left w:w="108" w:type="dxa"/>
-            <w:bottom w:w="0" w:type="dxa"/>
-            <w:right w:w="108" w:type="dxa"/>
-          </w:tblCellMar>
-        </w:tblPrEx>
-        <w:trPr>
-          <w:trHeight w:val="567" w:hRule="atLeast"/>
-          <w:jc w:val="center"/>
-        </w:trPr>
-        <w:tc>
-          <w:tcPr>
-            <w:tcW w:w="3612" w:type="dxa"/>
-            <w:vMerge w:val="continue"/>
-            <w:tcBorders>
-              <w:tl2br w:val="nil"/>
-              <w:tr2bl w:val="nil"/>
-            </w:tcBorders>
-            <w:shd w:val="clear" w:color="auto" w:fill="auto"/>
-            <w:vAlign w:val="bottom"/>
-          </w:tcPr>
-          <w:p>
-            <w:pPr>
-              <w:pStyle w:val="27"/>
-              <w:ind w:firstLine="0" w:firstLineChars="0"/>
-              <w:jc w:val="both"/>
-              <w:rPr>
-                <w:rFonts w:hint="default" w:ascii="Times New Roman" w:hAnsi="Times New Roman" w:eastAsia="微软雅黑" w:cs="Times New Roman"/>
-                <w:bCs/>
-                <w:color w:val="000000"/>
-                <w:sz w:val="21"/>
-                <w:szCs w:val="21"/>
-                <w:lang w:eastAsia="zh-CN"/>
-              </w:rPr>
-            </w:pPr>
-          </w:p>
-        </w:tc>
-        <w:tc>
-          <w:tcPr>
-            <w:tcW w:w="6639" w:type="dxa"/>
-            <w:tcBorders>
-              <w:tl2br w:val="nil"/>
-              <w:tr2bl w:val="nil"/>
-            </w:tcBorders>
-            <w:shd w:val="clear" w:color="auto" w:fill="auto"/>
-            <w:vAlign w:val="bottom"/>
-          </w:tcPr>
-          <w:p>
-            <w:pPr>
-              <w:jc w:val="both"/>
-              <w:rPr>
-                <w:rFonts w:hint="default" w:ascii="Times New Roman" w:hAnsi="Times New Roman" w:eastAsia="微软雅黑" w:cs="Times New Roman"/>
-                <w:bCs/>
-                <w:color w:val="000000"/>
-                <w:sz w:val="21"/>
-                <w:szCs w:val="21"/>
-                <w:lang w:eastAsia="zh-CN"/>
-              </w:rPr>
-            </w:pPr>
-            <w:r>
-              <w:rPr>
-                <w:rFonts w:hint="default" w:ascii="Times New Roman" w:hAnsi="Times New Roman" w:eastAsia="微软雅黑" w:cs="Times New Roman"/>
-                <w:b w:val="0"/>
                 <w:sz w:val="21"/>
                 <w:szCs w:val="21"/>
               </w:rPr>
@@ -4392,6 +4268,19 @@
             </w:pPr>
             <w:r>
               <w:rPr>
+                <w:rFonts w:hint="default" w:ascii="Times New Roman" w:hAnsi="Times New Roman" w:eastAsia="微软雅黑" w:cs="Times New Roman"/>
+                <w:b w:val="0"/>
+                <w:bCs/>
+                <w:color w:val="auto"/>
+                <w:kern w:val="0"/>
+                <w:sz w:val="21"/>
+                <w:szCs w:val="21"/>
+                <w:lang w:val="en-US" w:eastAsia="zh-CN" w:bidi="ar-SA"/>
+              </w:rPr>
+              <w:t xml:space="preserve">{% if </w:t>
+            </w:r>
+            <w:r>
+              <w:rPr>
                 <w:rFonts w:hint="eastAsia" w:ascii="Times New Roman" w:hAnsi="Times New Roman" w:eastAsia="微软雅黑" w:cs="Times New Roman"/>
                 <w:b w:val="0"/>
                 <w:bCs/>
@@ -4401,7 +4290,7 @@
                 <w:szCs w:val="21"/>
                 <w:lang w:val="en-US" w:eastAsia="zh-CN" w:bidi="ar-SA"/>
               </w:rPr>
-              <w:t>{{</w:t>
+              <w:t>her2</w:t>
             </w:r>
             <w:r>
               <w:rPr>
@@ -4414,7 +4303,7 @@
                 <w:szCs w:val="21"/>
                 <w:lang w:val="en-US" w:eastAsia="zh-CN" w:bidi="ar-SA"/>
               </w:rPr>
-              <w:t xml:space="preserve"> </w:t>
+              <w:t>.</w:t>
             </w:r>
             <w:r>
               <w:rPr>
@@ -4427,7 +4316,98 @@
                 <w:szCs w:val="21"/>
                 <w:lang w:val="en-US" w:eastAsia="zh-CN" w:bidi="ar-SA"/>
               </w:rPr>
-              <w:t>her2.cep17_cell }}</w:t>
+              <w:t xml:space="preserve">cep17_cell </w:t>
+            </w:r>
+            <w:r>
+              <w:rPr>
+                <w:rFonts w:hint="default" w:ascii="Times New Roman" w:hAnsi="Times New Roman" w:eastAsia="微软雅黑" w:cs="Times New Roman"/>
+                <w:b w:val="0"/>
+                <w:bCs/>
+                <w:color w:val="auto"/>
+                <w:kern w:val="0"/>
+                <w:sz w:val="21"/>
+                <w:szCs w:val="21"/>
+                <w:lang w:val="en-US" w:eastAsia="zh-CN" w:bidi="ar-SA"/>
+              </w:rPr>
+              <w:t>== ‘</w:t>
+            </w:r>
+            <w:r>
+              <w:rPr>
+                <w:rFonts w:hint="eastAsia" w:ascii="Times New Roman" w:hAnsi="Times New Roman" w:eastAsia="微软雅黑" w:cs="Times New Roman"/>
+                <w:b w:val="0"/>
+                <w:bCs/>
+                <w:color w:val="auto"/>
+                <w:kern w:val="0"/>
+                <w:sz w:val="21"/>
+                <w:szCs w:val="21"/>
+                <w:lang w:val="en-US" w:eastAsia="zh-CN" w:bidi="ar-SA"/>
+              </w:rPr>
+              <w:t>阳性</w:t>
+            </w:r>
+            <w:r>
+              <w:rPr>
+                <w:rFonts w:hint="default" w:ascii="Times New Roman" w:hAnsi="Times New Roman" w:eastAsia="微软雅黑" w:cs="Times New Roman"/>
+                <w:b w:val="0"/>
+                <w:bCs/>
+                <w:color w:val="auto"/>
+                <w:kern w:val="0"/>
+                <w:sz w:val="21"/>
+                <w:szCs w:val="21"/>
+                <w:lang w:val="en-US" w:eastAsia="zh-CN" w:bidi="ar-SA"/>
+              </w:rPr>
+              <w:t>’%}</w:t>
+            </w:r>
+            <w:r>
+              <w:rPr>
+                <w:rFonts w:hint="eastAsia" w:ascii="微软雅黑" w:hAnsi="微软雅黑" w:eastAsia="微软雅黑" w:cs="微软雅黑"/>
+                <w:b w:val="0"/>
+                <w:bCs/>
+                <w:color w:val="FF0000"/>
+                <w:kern w:val="0"/>
+                <w:sz w:val="21"/>
+                <w:szCs w:val="21"/>
+                <w:lang w:val="en-US" w:eastAsia="zh-CN" w:bidi="ar"/>
+              </w:rPr>
+              <w:t>阳性</w:t>
+            </w:r>
+            <w:r>
+              <w:rPr>
+                <w:rFonts w:hint="default" w:ascii="Times New Roman" w:hAnsi="Times New Roman" w:eastAsia="微软雅黑" w:cs="Times New Roman"/>
+                <w:b w:val="0"/>
+                <w:bCs/>
+                <w:color w:val="auto"/>
+                <w:kern w:val="0"/>
+                <w:sz w:val="21"/>
+                <w:szCs w:val="21"/>
+                <w:lang w:val="en-US" w:eastAsia="zh-CN" w:bidi="ar-SA"/>
+              </w:rPr>
+              <w:t>{% else %}</w:t>
+            </w:r>
+            <w:r>
+              <w:rPr>
+                <w:rFonts w:hint="eastAsia" w:ascii="微软雅黑" w:hAnsi="微软雅黑" w:eastAsia="微软雅黑" w:cs="微软雅黑"/>
+                <w:b w:val="0"/>
+                <w:bCs/>
+                <w:color w:val="00B050"/>
+                <w:kern w:val="0"/>
+                <w:sz w:val="21"/>
+                <w:szCs w:val="21"/>
+                <w:lang w:val="en-US" w:eastAsia="zh-CN" w:bidi="ar"/>
+              </w:rPr>
+              <w:t>阴性</w:t>
+            </w:r>
+            <w:r>
+              <w:rPr>
+                <w:rFonts w:hint="default" w:ascii="Times New Roman" w:hAnsi="Times New Roman" w:eastAsia="微软雅黑" w:cs="Times New Roman"/>
+                <w:b w:val="0"/>
+                <w:bCs/>
+                <w:color w:val="auto"/>
+                <w:kern w:val="0"/>
+                <w:sz w:val="21"/>
+                <w:szCs w:val="21"/>
+                <w:lang w:val="en-US" w:eastAsia="zh-CN" w:bidi="ar-SA"/>
+              </w:rPr>
+              <w:t>{% endif %}</w:t>
             </w:r>
           </w:p>
         </w:tc>
@@ -4466,7 +4446,7 @@
                 <w:szCs w:val="21"/>
                 <w:lang w:val="en-US" w:eastAsia="zh-CN" w:bidi="ar-SA"/>
               </w:rPr>
-              <w:t>{{</w:t>
+              <w:t>{{her2</w:t>
             </w:r>
             <w:r>
               <w:rPr>
@@ -4479,7 +4459,7 @@
                 <w:szCs w:val="21"/>
                 <w:lang w:val="en-US" w:eastAsia="zh-CN" w:bidi="ar-SA"/>
               </w:rPr>
-              <w:t xml:space="preserve"> </w:t>
+              <w:t>.detection</w:t>
             </w:r>
             <w:r>
               <w:rPr>
@@ -4492,8 +4472,10 @@
                 <w:szCs w:val="21"/>
                 <w:lang w:val="en-US" w:eastAsia="zh-CN" w:bidi="ar-SA"/>
               </w:rPr>
-              <w:t>her2.detection }}</w:t>
-            </w:r>
+              <w:t>}}</w:t>
+            </w:r>
+            <w:bookmarkStart w:id="31" w:name="_GoBack"/>
+            <w:bookmarkEnd w:id="31"/>
           </w:p>
         </w:tc>
       </w:tr>
@@ -4894,6 +4876,19 @@
             </w:pPr>
             <w:r>
               <w:rPr>
+                <w:rFonts w:hint="default" w:ascii="Times New Roman" w:hAnsi="Times New Roman" w:eastAsia="微软雅黑" w:cs="Times New Roman"/>
+                <w:b w:val="0"/>
+                <w:bCs/>
+                <w:color w:val="auto"/>
+                <w:kern w:val="0"/>
+                <w:sz w:val="21"/>
+                <w:szCs w:val="21"/>
+                <w:lang w:val="en-US" w:eastAsia="zh-CN" w:bidi="ar-SA"/>
+              </w:rPr>
+              <w:t xml:space="preserve">{% if </w:t>
+            </w:r>
+            <w:r>
+              <w:rPr>
                 <w:rFonts w:hint="eastAsia" w:ascii="Times New Roman" w:hAnsi="Times New Roman" w:eastAsia="微软雅黑" w:cs="Times New Roman"/>
                 <w:b w:val="0"/>
                 <w:bCs/>
@@ -4903,7 +4898,7 @@
                 <w:szCs w:val="21"/>
                 <w:lang w:val="en-US" w:eastAsia="zh-CN" w:bidi="ar-SA"/>
               </w:rPr>
-              <w:t>{{</w:t>
+              <w:t>her2</w:t>
             </w:r>
             <w:r>
               <w:rPr>
@@ -4916,7 +4911,7 @@
                 <w:szCs w:val="21"/>
                 <w:lang w:val="en-US" w:eastAsia="zh-CN" w:bidi="ar-SA"/>
               </w:rPr>
-              <w:t xml:space="preserve"> </w:t>
+              <w:t>.detection == ‘</w:t>
             </w:r>
             <w:r>
               <w:rPr>
@@ -4929,7 +4924,72 @@
                 <w:szCs w:val="21"/>
                 <w:lang w:val="en-US" w:eastAsia="zh-CN" w:bidi="ar-SA"/>
               </w:rPr>
-              <w:t>her2.detection }}</w:t>
+              <w:t>阳性</w:t>
+            </w:r>
+            <w:r>
+              <w:rPr>
+                <w:rFonts w:hint="default" w:ascii="Times New Roman" w:hAnsi="Times New Roman" w:eastAsia="微软雅黑" w:cs="Times New Roman"/>
+                <w:b w:val="0"/>
+                <w:bCs/>
+                <w:color w:val="auto"/>
+                <w:kern w:val="0"/>
+                <w:sz w:val="21"/>
+                <w:szCs w:val="21"/>
+                <w:lang w:val="en-US" w:eastAsia="zh-CN" w:bidi="ar-SA"/>
+              </w:rPr>
+              <w:t>’%}</w:t>
+            </w:r>
+            <w:r>
+              <w:rPr>
+                <w:rFonts w:hint="eastAsia" w:ascii="微软雅黑" w:hAnsi="微软雅黑" w:eastAsia="微软雅黑" w:cs="微软雅黑"/>
+                <w:b w:val="0"/>
+                <w:bCs/>
+                <w:color w:val="FF0000"/>
+                <w:kern w:val="0"/>
+                <w:sz w:val="21"/>
+                <w:szCs w:val="21"/>
+                <w:lang w:val="en-US" w:eastAsia="zh-CN" w:bidi="ar"/>
+              </w:rPr>
+              <w:t>阳性</w:t>
+            </w:r>
+            <w:r>
+              <w:rPr>
+                <w:rFonts w:hint="default" w:ascii="Times New Roman" w:hAnsi="Times New Roman" w:eastAsia="微软雅黑" w:cs="Times New Roman"/>
+                <w:b w:val="0"/>
+                <w:bCs/>
+                <w:color w:val="auto"/>
+                <w:kern w:val="0"/>
+                <w:sz w:val="21"/>
+                <w:szCs w:val="21"/>
+                <w:lang w:val="en-US" w:eastAsia="zh-CN" w:bidi="ar-SA"/>
+              </w:rPr>
+              <w:t>{% else %}</w:t>
+            </w:r>
+            <w:r>
+              <w:rPr>
+                <w:rFonts w:hint="eastAsia" w:ascii="微软雅黑" w:hAnsi="微软雅黑" w:eastAsia="微软雅黑" w:cs="微软雅黑"/>
+                <w:b w:val="0"/>
+                <w:bCs/>
+                <w:color w:val="00B050"/>
+                <w:kern w:val="0"/>
+                <w:sz w:val="21"/>
+                <w:szCs w:val="21"/>
+                <w:lang w:val="en-US" w:eastAsia="zh-CN" w:bidi="ar"/>
+              </w:rPr>
+              <w:t>阴性</w:t>
+            </w:r>
+            <w:r>
+              <w:rPr>
+                <w:rFonts w:hint="default" w:ascii="Times New Roman" w:hAnsi="Times New Roman" w:eastAsia="微软雅黑" w:cs="Times New Roman"/>
+                <w:b w:val="0"/>
+                <w:bCs/>
+                <w:color w:val="auto"/>
+                <w:kern w:val="0"/>
+                <w:sz w:val="21"/>
+                <w:szCs w:val="21"/>
+                <w:lang w:val="en-US" w:eastAsia="zh-CN" w:bidi="ar-SA"/>
+              </w:rPr>
+              <w:t>{% endif %}</w:t>
             </w:r>
           </w:p>
         </w:tc>
@@ -5374,12 +5434,6 @@
             <w:insideH w:val="single" w:color="A4A4A4" w:sz="4" w:space="0"/>
             <w:insideV w:val="single" w:color="A4A4A4" w:sz="4" w:space="0"/>
           </w:tblBorders>
-          <w:tblCellMar>
-            <w:top w:w="0" w:type="dxa"/>
-            <w:left w:w="108" w:type="dxa"/>
-            <w:bottom w:w="0" w:type="dxa"/>
-            <w:right w:w="108" w:type="dxa"/>
-          </w:tblCellMar>
         </w:tblPrEx>
         <w:trPr>
           <w:trHeight w:val="477" w:hRule="atLeast"/>
@@ -6184,8 +6238,6 @@
               </w:rPr>
               <w:t>注：Esophageal and Esophagogastric Junction Cancers NCCN 2025.V1</w:t>
             </w:r>
-            <w:bookmarkStart w:id="31" w:name="_GoBack"/>
-            <w:bookmarkEnd w:id="31"/>
           </w:p>
         </w:tc>
       </w:tr>
@@ -6950,6 +7002,14 @@
       </w:tr>
       <w:tr>
         <w:tblPrEx>
+          <w:tblBorders>
+            <w:top w:val="single" w:color="5A9D46" w:sz="24" w:space="0"/>
+            <w:left w:val="none" w:color="auto" w:sz="0" w:space="0"/>
+            <w:bottom w:val="single" w:color="A4A4A4" w:sz="4" w:space="0"/>
+            <w:right w:val="none" w:color="auto" w:sz="0" w:space="0"/>
+            <w:insideH w:val="single" w:color="A4A4A4" w:sz="4" w:space="0"/>
+            <w:insideV w:val="single" w:color="A4A4A4" w:sz="4" w:space="0"/>
+          </w:tblBorders>
           <w:tblCellMar>
             <w:top w:w="0" w:type="dxa"/>
             <w:left w:w="108" w:type="dxa"/>
@@ -7249,68 +7309,45 @@
             </w:pPr>
             <w:r>
               <w:rPr>
-                <w:rFonts w:hint="eastAsia" w:eastAsia="微软雅黑"/>
-                <w:lang w:eastAsia="zh-CN"/>
-              </w:rPr>
-              <w:drawing>
-                <wp:anchor distT="0" distB="0" distL="114300" distR="114300" simplePos="0" relativeHeight="251662336" behindDoc="0" locked="0" layoutInCell="1" allowOverlap="1">
-                  <wp:simplePos x="0" y="0"/>
-                  <wp:positionH relativeFrom="column">
-                    <wp:posOffset>16510</wp:posOffset>
-                  </wp:positionH>
-                  <wp:positionV relativeFrom="paragraph">
-                    <wp:posOffset>-69215</wp:posOffset>
-                  </wp:positionV>
-                  <wp:extent cx="495935" cy="280670"/>
-                  <wp:effectExtent l="0" t="0" r="0" b="9525"/>
-                  <wp:wrapNone/>
-                  <wp:docPr id="8" name="图片 8" descr="王建丽"/>
-                  <wp:cNvGraphicFramePr>
-                    <a:graphicFrameLocks xmlns:a="http://schemas.openxmlformats.org/drawingml/2006/main" noChangeAspect="1"/>
-                  </wp:cNvGraphicFramePr>
-                  <a:graphic xmlns:a="http://schemas.openxmlformats.org/drawingml/2006/main">
-                    <a:graphicData uri="http://schemas.openxmlformats.org/drawingml/2006/picture">
-                      <pic:pic xmlns:pic="http://schemas.openxmlformats.org/drawingml/2006/picture">
-                        <pic:nvPicPr>
-                          <pic:cNvPr id="8" name="图片 8" descr="王建丽"/>
-                          <pic:cNvPicPr>
-                            <a:picLocks noChangeAspect="1"/>
-                          </pic:cNvPicPr>
-                        </pic:nvPicPr>
-                        <pic:blipFill>
-                          <a:blip r:embed="rId14">
-                            <a:clrChange>
-                              <a:clrFrom>
-                                <a:srgbClr val="FFFFFF">
-                                  <a:alpha val="100000"/>
-                                </a:srgbClr>
-                              </a:clrFrom>
-                              <a:clrTo>
-                                <a:srgbClr val="FFFFFF">
-                                  <a:alpha val="100000"/>
-                                  <a:alpha val="0"/>
-                                </a:srgbClr>
-                              </a:clrTo>
-                            </a:clrChange>
-                          </a:blip>
-                          <a:stretch>
-                            <a:fillRect/>
-                          </a:stretch>
-                        </pic:blipFill>
-                        <pic:spPr>
-                          <a:xfrm>
-                            <a:off x="0" y="0"/>
-                            <a:ext cx="495935" cy="280670"/>
-                          </a:xfrm>
-                          <a:prstGeom prst="rect">
-                            <a:avLst/>
-                          </a:prstGeom>
-                        </pic:spPr>
-                      </pic:pic>
-                    </a:graphicData>
-                  </a:graphic>
-                </wp:anchor>
-              </w:drawing>
+                <w:rFonts w:hint="default" w:ascii="Times New Roman" w:hAnsi="Times New Roman" w:cs="Times New Roman"/>
+                <w:sz w:val="16"/>
+                <w:szCs w:val="16"/>
+              </w:rPr>
+              <w:t>{{"ty_tianjin2"|sign(</w:t>
+            </w:r>
+            <w:r>
+              <w:rPr>
+                <w:rFonts w:hint="eastAsia" w:ascii="Times New Roman" w:hAnsi="Times New Roman" w:cs="Times New Roman"/>
+                <w:sz w:val="16"/>
+                <w:szCs w:val="16"/>
+                <w:lang w:val="en-US" w:eastAsia="zh-CN"/>
+              </w:rPr>
+              <w:t>39</w:t>
+            </w:r>
+            <w:r>
+              <w:rPr>
+                <w:rFonts w:hint="default" w:ascii="Times New Roman" w:hAnsi="Times New Roman" w:cs="Times New Roman"/>
+                <w:sz w:val="16"/>
+                <w:szCs w:val="16"/>
+              </w:rPr>
+              <w:t>,</w:t>
+            </w:r>
+            <w:r>
+              <w:rPr>
+                <w:rFonts w:hint="eastAsia" w:ascii="Times New Roman" w:hAnsi="Times New Roman" w:cs="Times New Roman"/>
+                <w:sz w:val="16"/>
+                <w:szCs w:val="16"/>
+                <w:lang w:val="en-US" w:eastAsia="zh-CN"/>
+              </w:rPr>
+              <w:t>22</w:t>
+            </w:r>
+            <w:r>
+              <w:rPr>
+                <w:rFonts w:hint="default" w:ascii="Times New Roman" w:hAnsi="Times New Roman" w:cs="Times New Roman"/>
+                <w:sz w:val="16"/>
+                <w:szCs w:val="16"/>
+              </w:rPr>
+              <w:t>)}}</w:t>
             </w:r>
           </w:p>
         </w:tc>
@@ -7487,7 +7524,7 @@
                     </pic:cNvPicPr>
                   </pic:nvPicPr>
                   <pic:blipFill>
-                    <a:blip r:embed="rId15">
+                    <a:blip r:embed="rId14">
                       <a:extLst>
                         <a:ext uri="{28A0092B-C50C-407E-A947-70E740481C1C}">
                           <a14:useLocalDpi xmlns:a14="http://schemas.microsoft.com/office/drawing/2010/main" val="0"/>
@@ -9636,12 +9673,6 @@
             <w:insideH w:val="single" w:color="auto" w:sz="4" w:space="0"/>
             <w:insideV w:val="single" w:color="auto" w:sz="4" w:space="0"/>
           </w:tblBorders>
-          <w:tblCellMar>
-            <w:top w:w="0" w:type="dxa"/>
-            <w:left w:w="108" w:type="dxa"/>
-            <w:bottom w:w="0" w:type="dxa"/>
-            <w:right w:w="108" w:type="dxa"/>
-          </w:tblCellMar>
         </w:tblPrEx>
         <w:trPr>
           <w:trHeight w:val="90" w:hRule="atLeast"/>
